--- a/pr-preview/pr-274/model-validation-handout.docx
+++ b/pr-preview/pr-274/model-validation-handout.docx
@@ -15,7 +15,7 @@
         <w:pStyle w:val="Date"/>
       </w:pPr>
       <w:r>
-        <w:t xml:space="preserve">Last modified: 2026-10-16 23:34:54 (PDT)</w:t>
+        <w:t xml:space="preserve">Last modified: 2026-10-17 00:31:06 (PDT)</w:t>
       </w:r>
     </w:p>
     <w:bookmarkStart w:id="17" w:name="sec-data-sets"/>
@@ -13682,7 +13682,7 @@
           <w:b/>
           <w:bCs/>
         </w:rPr>
-        <w:t xml:space="preserve">Definition 25 (Average fit)</w:t>
+        <w:t xml:space="preserve">Definition 25 (Expected prediction)</w:t>
       </w:r>
       <w:r>
         <w:t xml:space="preserve"> </w:t>
@@ -13783,7 +13783,7 @@
           <w:b/>
           <w:bCs/>
         </w:rPr>
-        <w:t xml:space="preserve">average fit</w:t>
+        <w:t xml:space="preserve">expected prediction</w:t>
       </w:r>
       <w:r>
         <w:t xml:space="preserve"> </w:t>
@@ -13886,7 +13886,57 @@
         <w:t xml:space="preserve"> </w:t>
       </w:r>
       <w:r>
-        <w:t xml:space="preserve">averaged over every training set it might have been fitted to:</w:t>
+        <w:t xml:space="preserve">of the fitted model</w:t>
+      </w:r>
+      <w:r>
+        <w:t xml:space="preserve"> </w:t>
+      </w:r>
+      <m:oMath>
+        <m:r>
+          <m:t>g</m:t>
+        </m:r>
+        <m:r>
+          <m:t>​</m:t>
+        </m:r>
+        <m:d>
+          <m:dPr>
+            <m:begChr m:val="("/>
+            <m:sepChr m:val=""/>
+            <m:endChr m:val=")"/>
+            <m:grow/>
+          </m:dPr>
+          <m:e>
+            <m:sSub>
+              <m:e>
+                <m:r>
+                  <m:rPr>
+                    <m:scr m:val="script"/>
+                    <m:sty m:val="p"/>
+                  </m:rPr>
+                  <m:t>D</m:t>
+                </m:r>
+              </m:e>
+              <m:sub>
+                <m:r>
+                  <m:rPr>
+                    <m:nor/>
+                    <m:sty m:val="p"/>
+                  </m:rPr>
+                  <m:t>train</m:t>
+                </m:r>
+              </m:sub>
+            </m:sSub>
+          </m:e>
+        </m:d>
+        <m:r>
+          <m:t>​</m:t>
+        </m:r>
+      </m:oMath>
+      <w:r>
+        <w:t xml:space="preserve"> </w:t>
+      </w:r>
+      <w:r>
+        <w:t xml:space="preserve">averaged over the population distribution of all training sets that might have been collected:</w:t>
       </w:r>
     </w:p>
     <w:p>
@@ -14073,7 +14123,7 @@
         <w:t xml:space="preserve">. </w:t>
       </w:r>
       <w:r>
-        <w:t xml:space="preserve">The average fit is not a prediction anyone ever holds,</w:t>
+        <w:t xml:space="preserve">The expected prediction is not the prediction of any one analysis,</w:t>
       </w:r>
       <w:r>
         <w:t xml:space="preserve"> </w:t>
@@ -14121,7 +14171,7 @@
           <w:b/>
           <w:bCs/>
         </w:rPr>
-        <w:t xml:space="preserve">Example 12 (Computing the average fit)</w:t>
+        <w:t xml:space="preserve">Example 12 (Computing the expected prediction)</w:t>
       </w:r>
       <w:r>
         <w:t xml:space="preserve"> </w:t>
@@ -20339,7 +20389,7 @@
           <w:rPr>
             <w:rStyle w:val="Hyperlink"/>
           </w:rPr>
-          <w:t xml:space="preserve">average fit</w:t>
+          <w:t xml:space="preserve">expected prediction</w:t>
         </w:r>
       </w:hyperlink>
       <w:r>
@@ -20378,7 +20428,7 @@
         <w:t xml:space="preserve"> </w:t>
       </w:r>
       <w:r>
-        <w:t xml:space="preserve">add and subtract the average fit</w:t>
+        <w:t xml:space="preserve">add and subtract the expected prediction</w:t>
       </w:r>
       <w:r>
         <w:t xml:space="preserve"> </w:t>
@@ -20471,7 +20521,7 @@
         <w:t xml:space="preserve">. </w:t>
       </w:r>
       <w:r>
-        <w:t xml:space="preserve">Insert the average fit:</w:t>
+        <w:t xml:space="preserve">Insert the expected prediction:</w:t>
       </w:r>
     </w:p>
     <w:p>
@@ -21943,7 +21993,7 @@
                   <m:nor/>
                   <m:sty m:val="p"/>
                 </m:rPr>
-                <m:t>(definitions of the average fit and of bias)</m:t>
+                <m:t>(definitions of the expected prediction and of bias)</m:t>
               </m:r>
             </m:e>
           </m:eqArr>
@@ -21961,7 +22011,7 @@
         <w:t xml:space="preserve"> </w:t>
       </w:r>
       <w:r>
-        <w:t xml:space="preserve">but by the definition of the average fit.</w:t>
+        <w:t xml:space="preserve">but by the definition of the expected prediction.</w:t>
       </w:r>
       <w:r>
         <w:t xml:space="preserve"> </w:t>
@@ -22812,7 +22862,7 @@
                   <m:nor/>
                   <m:sty m:val="p"/>
                 </m:rPr>
-                <m:t>(definition of the average fit)</m:t>
+                <m:t>(definition of the expected prediction)</m:t>
               </m:r>
             </m:e>
             <m:e>
@@ -23542,7 +23592,7 @@
                   <m:nor/>
                   <m:sty m:val="p"/>
                 </m:rPr>
-                <m:t>(definition of the average fit)</m:t>
+                <m:t>(definition of the expected prediction)</m:t>
               </m:r>
             </m:e>
             <m:e>
@@ -34486,7 +34536,7 @@
     </w:p>
     <w:bookmarkEnd w:id="135"/>
     <w:bookmarkEnd w:id="136"/>
-    <w:bookmarkStart w:id="183" w:name="sec-data-splits"/>
+    <w:bookmarkStart w:id="185" w:name="sec-data-splits"/>
     <w:p>
       <w:pPr>
         <w:pStyle w:val="Heading2"/>
@@ -36025,7 +36075,7 @@
       </w:r>
     </w:p>
     <w:bookmarkEnd w:id="144"/>
-    <w:bookmarkStart w:id="146" w:name="def-validation-set"/>
+    <w:bookmarkStart w:id="145" w:name="def-model-selection"/>
     <w:p>
       <w:pPr>
         <w:pStyle w:val="BodyText"/>
@@ -36035,7 +36085,220 @@
           <w:b/>
           <w:bCs/>
         </w:rPr>
-        <w:t xml:space="preserve">Definition 32 (Validation set)</w:t>
+        <w:t xml:space="preserve">Definition 32 (Model selection)</w:t>
+      </w:r>
+      <w:r>
+        <w:t xml:space="preserve"> </w:t>
+      </w:r>
+      <w:r>
+        <w:rPr>
+          <w:b/>
+          <w:bCs/>
+        </w:rPr>
+        <w:t xml:space="preserve">Model selection</w:t>
+      </w:r>
+      <w:r>
+        <w:t xml:space="preserve"> </w:t>
+      </w:r>
+      <w:r>
+        <w:t xml:space="preserve">is choosing one fitting procedure</w:t>
+      </w:r>
+      <w:r>
+        <w:t xml:space="preserve"> </w:t>
+      </w:r>
+      <w:r>
+        <w:t xml:space="preserve">from a set of candidate</w:t>
+      </w:r>
+      <w:r>
+        <w:t xml:space="preserve"> </w:t>
+      </w:r>
+      <w:hyperlink w:anchor="def-fitting-procedure">
+        <w:r>
+          <w:rPr>
+            <w:rStyle w:val="Hyperlink"/>
+          </w:rPr>
+          <w:t xml:space="preserve">fitting procedures</w:t>
+        </w:r>
+      </w:hyperlink>
+      <w:r>
+        <w:t xml:space="preserve"> </w:t>
+      </w:r>
+      <m:oMath>
+        <m:sSub>
+          <m:e>
+            <m:r>
+              <m:t>g</m:t>
+            </m:r>
+          </m:e>
+          <m:sub>
+            <m:r>
+              <m:t>1</m:t>
+            </m:r>
+          </m:sub>
+        </m:sSub>
+        <m:r>
+          <m:rPr>
+            <m:sty m:val="p"/>
+          </m:rPr>
+          <m:t>,</m:t>
+        </m:r>
+        <m:r>
+          <m:rPr>
+            <m:sty m:val="p"/>
+          </m:rPr>
+          <m:t>…</m:t>
+        </m:r>
+        <m:r>
+          <m:rPr>
+            <m:sty m:val="p"/>
+          </m:rPr>
+          <m:t>,</m:t>
+        </m:r>
+        <m:sSub>
+          <m:e>
+            <m:r>
+              <m:t>g</m:t>
+            </m:r>
+          </m:e>
+          <m:sub>
+            <m:r>
+              <m:t>L</m:t>
+            </m:r>
+          </m:sub>
+        </m:sSub>
+      </m:oMath>
+      <w:r>
+        <w:t xml:space="preserve">,</w:t>
+      </w:r>
+      <w:r>
+        <w:t xml:space="preserve"> </w:t>
+      </w:r>
+      <w:r>
+        <w:t xml:space="preserve">using observations that were</w:t>
+      </w:r>
+      <w:r>
+        <w:t xml:space="preserve"> </w:t>
+      </w:r>
+      <w:hyperlink w:anchor="def-held-out-set">
+        <w:r>
+          <w:rPr>
+            <w:rStyle w:val="Hyperlink"/>
+          </w:rPr>
+          <w:t xml:space="preserve">held out</w:t>
+        </w:r>
+      </w:hyperlink>
+      <w:r>
+        <w:t xml:space="preserve"> </w:t>
+      </w:r>
+      <w:r>
+        <w:t xml:space="preserve">from fitting.</w:t>
+      </w:r>
+    </w:p>
+    <w:bookmarkEnd w:id="145"/>
+    <w:bookmarkStart w:id="146" w:name="exm-model-selection"/>
+    <w:p>
+      <w:pPr>
+        <w:pStyle w:val="BodyText"/>
+      </w:pPr>
+      <w:r>
+        <w:rPr>
+          <w:b/>
+          <w:bCs/>
+        </w:rPr>
+        <w:t xml:space="preserve">Example 17 (Choosing a polynomial degree)</w:t>
+      </w:r>
+      <w:r>
+        <w:t xml:space="preserve"> </w:t>
+      </w:r>
+      <w:r>
+        <w:t xml:space="preserve">In</w:t>
+      </w:r>
+      <w:r>
+        <w:t xml:space="preserve"> </w:t>
+      </w:r>
+      <w:hyperlink w:anchor="exm-tuning-parameter">
+        <w:r>
+          <w:rPr>
+            <w:rStyle w:val="Hyperlink"/>
+          </w:rPr>
+          <w:t xml:space="preserve">Example 16</w:t>
+        </w:r>
+      </w:hyperlink>
+      <w:r>
+        <w:t xml:space="preserve">,</w:t>
+      </w:r>
+      <w:r>
+        <w:t xml:space="preserve"> </w:t>
+      </w:r>
+      <w:r>
+        <w:t xml:space="preserve">the candidates are least-squares polynomial fits of degree</w:t>
+      </w:r>
+      <w:r>
+        <w:t xml:space="preserve"> </w:t>
+      </w:r>
+      <m:oMath>
+        <m:r>
+          <m:t>1</m:t>
+        </m:r>
+        <m:r>
+          <m:rPr>
+            <m:sty m:val="p"/>
+          </m:rPr>
+          <m:t>,</m:t>
+        </m:r>
+        <m:r>
+          <m:t>2</m:t>
+        </m:r>
+        <m:r>
+          <m:rPr>
+            <m:sty m:val="p"/>
+          </m:rPr>
+          <m:t>,</m:t>
+        </m:r>
+        <m:r>
+          <m:t>3</m:t>
+        </m:r>
+        <m:r>
+          <m:rPr>
+            <m:sty m:val="p"/>
+          </m:rPr>
+          <m:t>,</m:t>
+        </m:r>
+        <m:r>
+          <m:t>4</m:t>
+        </m:r>
+      </m:oMath>
+      <w:r>
+        <w:t xml:space="preserve"> </w:t>
+      </w:r>
+      <w:r>
+        <w:t xml:space="preserve">to the training cars.</w:t>
+      </w:r>
+      <w:r>
+        <w:t xml:space="preserve"> </w:t>
+      </w:r>
+      <w:r>
+        <w:t xml:space="preserve">Choosing among these four degrees is model selection,</w:t>
+      </w:r>
+      <w:r>
+        <w:t xml:space="preserve"> </w:t>
+      </w:r>
+      <w:r>
+        <w:t xml:space="preserve">and the observations it uses are cars held out from fitting.</w:t>
+      </w:r>
+    </w:p>
+    <w:bookmarkEnd w:id="146"/>
+    <w:bookmarkStart w:id="148" w:name="def-validation-set"/>
+    <w:p>
+      <w:pPr>
+        <w:pStyle w:val="BodyText"/>
+      </w:pPr>
+      <w:r>
+        <w:rPr>
+          <w:b/>
+          <w:bCs/>
+        </w:rPr>
+        <w:t xml:space="preserve">Definition 33 (Validation set)</w:t>
       </w:r>
       <w:r>
         <w:t xml:space="preserve"> </w:t>
@@ -36145,7 +36408,7 @@
       <w:pPr>
         <w:pStyle w:val="BodyText"/>
       </w:pPr>
-      <w:bookmarkStart w:id="145" w:name="eq-validation-set"/>
+      <w:bookmarkStart w:id="147" w:name="eq-validation-set"/>
       <m:oMathPara>
         <m:oMathParaPr>
           <m:jc m:val="center"/>
@@ -36266,10 +36529,10 @@
           </m:r>
         </m:oMath>
       </m:oMathPara>
-      <w:bookmarkEnd w:id="145"/>
+      <w:bookmarkEnd w:id="147"/>
     </w:p>
-    <w:bookmarkEnd w:id="146"/>
-    <w:bookmarkStart w:id="148" w:name="def-validation-error"/>
+    <w:bookmarkEnd w:id="148"/>
+    <w:bookmarkStart w:id="150" w:name="def-validation-error"/>
     <w:p>
       <w:pPr>
         <w:pStyle w:val="FirstParagraph"/>
@@ -36279,7 +36542,7 @@
           <w:b/>
           <w:bCs/>
         </w:rPr>
-        <w:t xml:space="preserve">Definition 33 (Validation error)</w:t>
+        <w:t xml:space="preserve">Definition 34 (Validation error)</w:t>
       </w:r>
       <w:r>
         <w:t xml:space="preserve"> </w:t>
@@ -36454,7 +36717,7 @@
       <w:pPr>
         <w:pStyle w:val="BodyText"/>
       </w:pPr>
-      <w:bookmarkStart w:id="147" w:name="eq-validation-error"/>
+      <w:bookmarkStart w:id="149" w:name="eq-validation-error"/>
       <m:oMathPara>
         <m:oMathParaPr>
           <m:jc m:val="center"/>
@@ -36629,10 +36892,10 @@
           </m:r>
         </m:oMath>
       </m:oMathPara>
-      <w:bookmarkEnd w:id="147"/>
+      <w:bookmarkEnd w:id="149"/>
     </w:p>
-    <w:bookmarkEnd w:id="148"/>
-    <w:bookmarkStart w:id="150" w:name="def-validation-choice"/>
+    <w:bookmarkEnd w:id="150"/>
+    <w:bookmarkStart w:id="152" w:name="def-validation-choice"/>
     <w:p>
       <w:pPr>
         <w:pStyle w:val="FirstParagraph"/>
@@ -36642,7 +36905,7 @@
           <w:b/>
           <w:bCs/>
         </w:rPr>
-        <w:t xml:space="preserve">Definition 34 (Validation choice)</w:t>
+        <w:t xml:space="preserve">Definition 35 (Validation choice)</w:t>
       </w:r>
       <w:r>
         <w:t xml:space="preserve"> </w:t>
@@ -36821,7 +37084,7 @@
       <w:pPr>
         <w:pStyle w:val="BodyText"/>
       </w:pPr>
-      <w:bookmarkStart w:id="149" w:name="eq-validation-choice"/>
+      <w:bookmarkStart w:id="151" w:name="eq-validation-choice"/>
       <m:oMathPara>
         <m:oMathParaPr>
           <m:jc m:val="center"/>
@@ -37102,10 +37365,10 @@
           </m:r>
         </m:oMath>
       </m:oMathPara>
-      <w:bookmarkEnd w:id="149"/>
+      <w:bookmarkEnd w:id="151"/>
     </w:p>
-    <w:bookmarkEnd w:id="150"/>
-    <w:bookmarkStart w:id="152" w:name="def-test-set"/>
+    <w:bookmarkEnd w:id="152"/>
+    <w:bookmarkStart w:id="154" w:name="def-test-set"/>
     <w:p>
       <w:pPr>
         <w:pStyle w:val="FirstParagraph"/>
@@ -37115,7 +37378,7 @@
           <w:b/>
           <w:bCs/>
         </w:rPr>
-        <w:t xml:space="preserve">Definition 35 (Test set)</w:t>
+        <w:t xml:space="preserve">Definition 36 (Test set)</w:t>
       </w:r>
       <w:r>
         <w:t xml:space="preserve"> </w:t>
@@ -37249,7 +37512,7 @@
       <w:pPr>
         <w:pStyle w:val="BodyText"/>
       </w:pPr>
-      <w:bookmarkStart w:id="151" w:name="eq-test-set"/>
+      <w:bookmarkStart w:id="153" w:name="eq-test-set"/>
       <m:oMathPara>
         <m:oMathParaPr>
           <m:jc m:val="center"/>
@@ -37370,10 +37633,10 @@
           </m:r>
         </m:oMath>
       </m:oMathPara>
-      <w:bookmarkEnd w:id="151"/>
+      <w:bookmarkEnd w:id="153"/>
     </w:p>
-    <w:bookmarkEnd w:id="152"/>
-    <w:bookmarkStart w:id="154" w:name="def-test-error"/>
+    <w:bookmarkEnd w:id="154"/>
+    <w:bookmarkStart w:id="156" w:name="def-test-error"/>
     <w:p>
       <w:pPr>
         <w:pStyle w:val="FirstParagraph"/>
@@ -37383,7 +37646,7 @@
           <w:b/>
           <w:bCs/>
         </w:rPr>
-        <w:t xml:space="preserve">Definition 36 (Test error)</w:t>
+        <w:t xml:space="preserve">Definition 37 (Test error)</w:t>
       </w:r>
       <w:r>
         <w:t xml:space="preserve"> </w:t>
@@ -37558,7 +37821,7 @@
       <w:pPr>
         <w:pStyle w:val="BodyText"/>
       </w:pPr>
-      <w:bookmarkStart w:id="153" w:name="eq-test-error"/>
+      <w:bookmarkStart w:id="155" w:name="eq-test-error"/>
       <m:oMathPara>
         <m:oMathParaPr>
           <m:jc m:val="center"/>
@@ -37733,10 +37996,10 @@
           </m:r>
         </m:oMath>
       </m:oMathPara>
-      <w:bookmarkEnd w:id="153"/>
+      <w:bookmarkEnd w:id="155"/>
     </w:p>
-    <w:bookmarkEnd w:id="154"/>
-    <w:bookmarkStart w:id="158" w:name="rem-data-splits"/>
+    <w:bookmarkEnd w:id="156"/>
+    <w:bookmarkStart w:id="160" w:name="rem-data-splits"/>
     <w:p>
       <w:pPr>
         <w:pStyle w:val="FirstParagraph"/>
@@ -37911,7 +38174,7 @@
       <w:r>
         <w:t xml:space="preserve"> </w:t>
       </w:r>
-      <w:hyperlink r:id="rId155">
+      <w:hyperlink r:id="rId157">
         <w:r>
           <w:rPr>
             <w:rStyle w:val="Hyperlink"/>
@@ -37931,7 +38194,7 @@
       <w:r>
         <w:t xml:space="preserve"> </w:t>
       </w:r>
-      <w:hyperlink r:id="rId156">
+      <w:hyperlink r:id="rId158">
         <w:r>
           <w:rPr>
             <w:rStyle w:val="Hyperlink"/>
@@ -37951,7 +38214,7 @@
       <w:r>
         <w:t xml:space="preserve"> </w:t>
       </w:r>
-      <w:hyperlink r:id="rId157">
+      <w:hyperlink r:id="rId159">
         <w:r>
           <w:rPr>
             <w:rStyle w:val="Hyperlink"/>
@@ -37969,8 +38232,8 @@
         <w:t xml:space="preserve">They use a different symbol for the training set and a parenthesized observation index, but the same three-way split.</w:t>
       </w:r>
     </w:p>
-    <w:bookmarkEnd w:id="158"/>
-    <w:bookmarkStart w:id="159" w:name="rem-validation-test-error"/>
+    <w:bookmarkEnd w:id="160"/>
+    <w:bookmarkStart w:id="161" w:name="rem-validation-test-error"/>
     <w:p>
       <w:pPr>
         <w:pStyle w:val="BodyText"/>
@@ -38194,8 +38457,8 @@
         <w:t xml:space="preserve">under absolute-error loss, they are sample mean absolute errors.</w:t>
       </w:r>
     </w:p>
-    <w:bookmarkEnd w:id="159"/>
-    <w:bookmarkStart w:id="182" w:name="exm-train-validation-test-split"/>
+    <w:bookmarkEnd w:id="161"/>
+    <w:bookmarkStart w:id="184" w:name="exm-train-validation-test-split"/>
     <w:p>
       <w:pPr>
         <w:pStyle w:val="BodyText"/>
@@ -38205,7 +38468,7 @@
           <w:b/>
           <w:bCs/>
         </w:rPr>
-        <w:t xml:space="preserve">Example 17 (Numerical example)</w:t>
+        <w:t xml:space="preserve">Example 18 (Numerical example)</w:t>
       </w:r>
       <w:r>
         <w:t xml:space="preserve"> </w:t>
@@ -38218,7 +38481,7 @@
           <w:rPr>
             <w:rStyle w:val="Hyperlink"/>
           </w:rPr>
-          <w:t xml:space="preserve">Example 17</w:t>
+          <w:t xml:space="preserve">Example 18</w:t>
         </w:r>
       </w:hyperlink>
       <w:r>
@@ -38429,7 +38692,7 @@
       <w:tr>
         <w:tc>
           <w:tcPr/>
-          <w:bookmarkStart w:id="160" w:name="tbl-train-validation-test-split-sizes"/>
+          <w:bookmarkStart w:id="162" w:name="tbl-train-validation-test-split-sizes"/>
           <w:p>
             <w:pPr>
               <w:jc w:val="center"/>
@@ -39061,7 +39324,7 @@
               <w:t xml:space="preserve">#&gt; 3 test           7</w:t>
             </w:r>
           </w:p>
-          <w:bookmarkEnd w:id="160"/>
+          <w:bookmarkEnd w:id="162"/>
         </w:tc>
       </w:tr>
     </w:tbl>
@@ -42919,7 +43182,7 @@
       <w:tr>
         <w:tc>
           <w:tcPr/>
-          <w:bookmarkStart w:id="164" w:name="fig-linear-model-superimposed"/>
+          <w:bookmarkStart w:id="166" w:name="fig-linear-model-superimposed"/>
           <w:p>
             <w:pPr>
               <w:pStyle w:val="SourceCode"/>
@@ -42959,18 +43222,18 @@
                 <wp:inline>
                   <wp:extent cx="4620126" cy="3696101"/>
                   <wp:effectExtent b="0" l="0" r="0" t="0"/>
-                  <wp:docPr descr="" title="" id="162" name="Picture"/>
+                  <wp:docPr descr="" title="" id="164" name="Picture"/>
                   <a:graphic>
                     <a:graphicData uri="http://schemas.openxmlformats.org/drawingml/2006/picture">
                       <pic:pic>
                         <pic:nvPicPr>
-                          <pic:cNvPr descr="model-validation_files/figure-docx/unnamed-chunk-3-1.png" id="163" name="Picture"/>
+                          <pic:cNvPr descr="model-validation_files/figure-docx/unnamed-chunk-3-1.png" id="165" name="Picture"/>
                           <pic:cNvPicPr>
                             <a:picLocks noChangeArrowheads="1" noChangeAspect="1"/>
                           </pic:cNvPicPr>
                         </pic:nvPicPr>
                         <pic:blipFill>
-                          <a:blip r:embed="rId161"/>
+                          <a:blip r:embed="rId163"/>
                           <a:stretch>
                             <a:fillRect/>
                           </a:stretch>
@@ -43010,7 +43273,7 @@
               <w:t xml:space="preserve">Figure 2: Linear model fit superimposed on data partitions</w:t>
             </w:r>
           </w:p>
-          <w:bookmarkEnd w:id="164"/>
+          <w:bookmarkEnd w:id="166"/>
         </w:tc>
       </w:tr>
     </w:tbl>
@@ -43035,7 +43298,7 @@
       <w:tr>
         <w:tc>
           <w:tcPr/>
-          <w:bookmarkStart w:id="168" w:name="fig-quadratic-model-superimposed"/>
+          <w:bookmarkStart w:id="170" w:name="fig-quadratic-model-superimposed"/>
           <w:p>
             <w:pPr>
               <w:pStyle w:val="SourceCode"/>
@@ -43075,18 +43338,18 @@
                 <wp:inline>
                   <wp:extent cx="4620126" cy="3696101"/>
                   <wp:effectExtent b="0" l="0" r="0" t="0"/>
-                  <wp:docPr descr="" title="" id="166" name="Picture"/>
+                  <wp:docPr descr="" title="" id="168" name="Picture"/>
                   <a:graphic>
                     <a:graphicData uri="http://schemas.openxmlformats.org/drawingml/2006/picture">
                       <pic:pic>
                         <pic:nvPicPr>
-                          <pic:cNvPr descr="model-validation_files/figure-docx/unnamed-chunk-4-1.png" id="167" name="Picture"/>
+                          <pic:cNvPr descr="model-validation_files/figure-docx/unnamed-chunk-4-1.png" id="169" name="Picture"/>
                           <pic:cNvPicPr>
                             <a:picLocks noChangeArrowheads="1" noChangeAspect="1"/>
                           </pic:cNvPicPr>
                         </pic:nvPicPr>
                         <pic:blipFill>
-                          <a:blip r:embed="rId165"/>
+                          <a:blip r:embed="rId167"/>
                           <a:stretch>
                             <a:fillRect/>
                           </a:stretch>
@@ -43126,7 +43389,7 @@
               <w:t xml:space="preserve">Figure 3: Quadratic model fit superimposed on data partitions</w:t>
             </w:r>
           </w:p>
-          <w:bookmarkEnd w:id="168"/>
+          <w:bookmarkEnd w:id="170"/>
         </w:tc>
       </w:tr>
     </w:tbl>
@@ -43151,7 +43414,7 @@
       <w:tr>
         <w:tc>
           <w:tcPr/>
-          <w:bookmarkStart w:id="172" w:name="fig-cubic-model-superimposed"/>
+          <w:bookmarkStart w:id="174" w:name="fig-cubic-model-superimposed"/>
           <w:p>
             <w:pPr>
               <w:pStyle w:val="SourceCode"/>
@@ -43191,18 +43454,18 @@
                 <wp:inline>
                   <wp:extent cx="4620126" cy="3696101"/>
                   <wp:effectExtent b="0" l="0" r="0" t="0"/>
-                  <wp:docPr descr="" title="" id="170" name="Picture"/>
+                  <wp:docPr descr="" title="" id="172" name="Picture"/>
                   <a:graphic>
                     <a:graphicData uri="http://schemas.openxmlformats.org/drawingml/2006/picture">
                       <pic:pic>
                         <pic:nvPicPr>
-                          <pic:cNvPr descr="model-validation_files/figure-docx/unnamed-chunk-5-1.png" id="171" name="Picture"/>
+                          <pic:cNvPr descr="model-validation_files/figure-docx/unnamed-chunk-5-1.png" id="173" name="Picture"/>
                           <pic:cNvPicPr>
                             <a:picLocks noChangeArrowheads="1" noChangeAspect="1"/>
                           </pic:cNvPicPr>
                         </pic:nvPicPr>
                         <pic:blipFill>
-                          <a:blip r:embed="rId169"/>
+                          <a:blip r:embed="rId171"/>
                           <a:stretch>
                             <a:fillRect/>
                           </a:stretch>
@@ -43242,7 +43505,7 @@
               <w:t xml:space="preserve">Figure 4: Cubic model fit superimposed on data partitions</w:t>
             </w:r>
           </w:p>
-          <w:bookmarkEnd w:id="172"/>
+          <w:bookmarkEnd w:id="174"/>
         </w:tc>
       </w:tr>
     </w:tbl>
@@ -43267,7 +43530,7 @@
       <w:tr>
         <w:tc>
           <w:tcPr/>
-          <w:bookmarkStart w:id="176" w:name="fig-quartic-model-superimposed"/>
+          <w:bookmarkStart w:id="178" w:name="fig-quartic-model-superimposed"/>
           <w:p>
             <w:pPr>
               <w:pStyle w:val="SourceCode"/>
@@ -43307,18 +43570,18 @@
                 <wp:inline>
                   <wp:extent cx="4620126" cy="3696101"/>
                   <wp:effectExtent b="0" l="0" r="0" t="0"/>
-                  <wp:docPr descr="" title="" id="174" name="Picture"/>
+                  <wp:docPr descr="" title="" id="176" name="Picture"/>
                   <a:graphic>
                     <a:graphicData uri="http://schemas.openxmlformats.org/drawingml/2006/picture">
                       <pic:pic>
                         <pic:nvPicPr>
-                          <pic:cNvPr descr="model-validation_files/figure-docx/unnamed-chunk-6-1.png" id="175" name="Picture"/>
+                          <pic:cNvPr descr="model-validation_files/figure-docx/unnamed-chunk-6-1.png" id="177" name="Picture"/>
                           <pic:cNvPicPr>
                             <a:picLocks noChangeArrowheads="1" noChangeAspect="1"/>
                           </pic:cNvPicPr>
                         </pic:nvPicPr>
                         <pic:blipFill>
-                          <a:blip r:embed="rId173"/>
+                          <a:blip r:embed="rId175"/>
                           <a:stretch>
                             <a:fillRect/>
                           </a:stretch>
@@ -43358,7 +43621,7 @@
               <w:t xml:space="preserve">Figure 5: Quartic model fit superimposed on data partitions</w:t>
             </w:r>
           </w:p>
-          <w:bookmarkEnd w:id="176"/>
+          <w:bookmarkEnd w:id="178"/>
         </w:tc>
       </w:tr>
     </w:tbl>
@@ -43383,7 +43646,7 @@
       <w:tr>
         <w:tc>
           <w:tcPr/>
-          <w:bookmarkStart w:id="177" w:name="tbl-train-validation-results"/>
+          <w:bookmarkStart w:id="179" w:name="tbl-train-validation-results"/>
           <w:p>
             <w:pPr>
               <w:jc w:val="center"/>
@@ -43472,7 +43735,7 @@
               <w:t xml:space="preserve">#&gt; 4 quartic            1.90            3.97</w:t>
             </w:r>
           </w:p>
-          <w:bookmarkEnd w:id="177"/>
+          <w:bookmarkEnd w:id="179"/>
         </w:tc>
       </w:tr>
     </w:tbl>
@@ -43541,7 +43804,7 @@
       <w:tr>
         <w:tc>
           <w:tcPr/>
-          <w:bookmarkStart w:id="178" w:name="tbl-train-validation-test-rmse"/>
+          <w:bookmarkStart w:id="180" w:name="tbl-train-validation-test-rmse"/>
           <w:p>
             <w:pPr>
               <w:jc w:val="center"/>
@@ -43618,7 +43881,7 @@
               <w:t xml:space="preserve">#&gt; 2 test       linear  2.44</w:t>
             </w:r>
           </w:p>
-          <w:bookmarkEnd w:id="178"/>
+          <w:bookmarkEnd w:id="180"/>
         </w:tc>
       </w:tr>
     </w:tbl>
@@ -43671,18 +43934,18 @@
                 <wp:inline>
                   <wp:extent cx="152400" cy="152400"/>
                   <wp:effectExtent b="0" l="0" r="0" t="0"/>
-                  <wp:docPr descr="" title="" id="180" name="Picture"/>
+                  <wp:docPr descr="" title="" id="182" name="Picture"/>
                   <a:graphic>
                     <a:graphicData uri="http://schemas.openxmlformats.org/drawingml/2006/picture">
                       <pic:pic>
                         <pic:nvPicPr>
-                          <pic:cNvPr descr="/opt/quarto/share/formats/docx/note.png" id="181" name="Picture"/>
+                          <pic:cNvPr descr="/opt/quarto/share/formats/docx/note.png" id="183" name="Picture"/>
                           <pic:cNvPicPr>
                             <a:picLocks noChangeArrowheads="1" noChangeAspect="1"/>
                           </pic:cNvPicPr>
                         </pic:nvPicPr>
                         <pic:blipFill>
-                          <a:blip r:embed="rId179"/>
+                          <a:blip r:embed="rId181"/>
                           <a:stretch>
                             <a:fillRect/>
                           </a:stretch>
@@ -43755,9 +44018,9 @@
         </w:tc>
       </w:tr>
     </w:tbl>
-    <w:bookmarkEnd w:id="182"/>
-    <w:bookmarkEnd w:id="183"/>
-    <w:bookmarkStart w:id="219" w:name="sec-kfold"/>
+    <w:bookmarkEnd w:id="184"/>
+    <w:bookmarkEnd w:id="185"/>
+    <w:bookmarkStart w:id="221" w:name="sec-kfold"/>
     <w:p>
       <w:pPr>
         <w:pStyle w:val="Heading2"/>
@@ -43777,7 +44040,7 @@
         <w:t xml:space="preserve">-fold cross-validation</w:t>
       </w:r>
     </w:p>
-    <w:bookmarkStart w:id="184" w:name="exr-kfold"/>
+    <w:bookmarkStart w:id="186" w:name="exr-kfold"/>
     <w:p>
       <w:pPr>
         <w:pStyle w:val="FirstParagraph"/>
@@ -43928,8 +44191,8 @@
         <w:t xml:space="preserve">How many times is a given car used for fitting, and how many times for prediction?</w:t>
       </w:r>
     </w:p>
-    <w:bookmarkEnd w:id="184"/>
-    <w:bookmarkStart w:id="185" w:name="sol-kfold"/>
+    <w:bookmarkEnd w:id="186"/>
+    <w:bookmarkStart w:id="187" w:name="sol-kfold"/>
     <w:p>
       <w:pPr>
         <w:pStyle w:val="FirstParagraph"/>
@@ -44103,8 +44366,8 @@
         <w:t xml:space="preserve">fits.</w:t>
       </w:r>
     </w:p>
-    <w:bookmarkEnd w:id="185"/>
-    <w:bookmarkStart w:id="187" w:name="def-folds"/>
+    <w:bookmarkEnd w:id="187"/>
+    <w:bookmarkStart w:id="189" w:name="def-folds"/>
     <w:p>
       <w:pPr>
         <w:pStyle w:val="FirstParagraph"/>
@@ -44114,7 +44377,7 @@
           <w:b/>
           <w:bCs/>
         </w:rPr>
-        <w:t xml:space="preserve">Definition 37 (Folds)</w:t>
+        <w:t xml:space="preserve">Definition 38 (Folds)</w:t>
       </w:r>
       <w:r>
         <w:t xml:space="preserve"> </w:t>
@@ -44293,7 +44556,7 @@
       <w:pPr>
         <w:pStyle w:val="BodyText"/>
       </w:pPr>
-      <w:bookmarkStart w:id="186" w:name="eq-folds"/>
+      <w:bookmarkStart w:id="188" w:name="eq-folds"/>
       <m:oMathPara>
         <m:oMathParaPr>
           <m:jc m:val="center"/>
@@ -44384,10 +44647,10 @@
           </m:r>
         </m:oMath>
       </m:oMathPara>
-      <w:bookmarkEnd w:id="186"/>
+      <w:bookmarkEnd w:id="188"/>
     </w:p>
-    <w:bookmarkEnd w:id="187"/>
-    <w:bookmarkStart w:id="188" w:name="rem-source-folds"/>
+    <w:bookmarkEnd w:id="189"/>
+    <w:bookmarkStart w:id="190" w:name="rem-source-folds"/>
     <w:p>
       <w:pPr>
         <w:pStyle w:val="FirstParagraph"/>
@@ -44441,8 +44704,8 @@
         <w:t xml:space="preserve">roughly equal-sized parts.</w:t>
       </w:r>
     </w:p>
-    <w:bookmarkEnd w:id="188"/>
-    <w:bookmarkStart w:id="190" w:name="def-fold-size"/>
+    <w:bookmarkEnd w:id="190"/>
+    <w:bookmarkStart w:id="192" w:name="def-fold-size"/>
     <w:p>
       <w:pPr>
         <w:pStyle w:val="BodyText"/>
@@ -44452,7 +44715,7 @@
           <w:b/>
           <w:bCs/>
         </w:rPr>
-        <w:t xml:space="preserve">Definition 38 (Fold size)</w:t>
+        <w:t xml:space="preserve">Definition 39 (Fold size)</w:t>
       </w:r>
       <w:r>
         <w:t xml:space="preserve"> </w:t>
@@ -44536,7 +44799,7 @@
       <w:pPr>
         <w:pStyle w:val="BodyText"/>
       </w:pPr>
-      <w:bookmarkStart w:id="189" w:name="eq-fold-size"/>
+      <w:bookmarkStart w:id="191" w:name="eq-fold-size"/>
       <m:oMathPara>
         <m:oMathParaPr>
           <m:jc m:val="center"/>
@@ -44631,10 +44894,10 @@
           </m:r>
         </m:oMath>
       </m:oMathPara>
-      <w:bookmarkEnd w:id="189"/>
+      <w:bookmarkEnd w:id="191"/>
     </w:p>
-    <w:bookmarkEnd w:id="190"/>
-    <w:bookmarkStart w:id="192" w:name="def-fold-assignment"/>
+    <w:bookmarkEnd w:id="192"/>
+    <w:bookmarkStart w:id="194" w:name="def-fold-assignment"/>
     <w:p>
       <w:pPr>
         <w:pStyle w:val="FirstParagraph"/>
@@ -44644,7 +44907,7 @@
           <w:b/>
           <w:bCs/>
         </w:rPr>
-        <w:t xml:space="preserve">Definition 39 (Fold assignment)</w:t>
+        <w:t xml:space="preserve">Definition 40 (Fold assignment)</w:t>
       </w:r>
       <w:r>
         <w:t xml:space="preserve"> </w:t>
@@ -44789,7 +45052,7 @@
       <w:pPr>
         <w:pStyle w:val="BodyText"/>
       </w:pPr>
-      <w:bookmarkStart w:id="191" w:name="eq-fold-assignment"/>
+      <w:bookmarkStart w:id="193" w:name="eq-fold-assignment"/>
       <m:oMathPara>
         <m:oMathParaPr>
           <m:jc m:val="center"/>
@@ -44865,10 +45128,10 @@
           </m:r>
         </m:oMath>
       </m:oMathPara>
-      <w:bookmarkEnd w:id="191"/>
+      <w:bookmarkEnd w:id="193"/>
     </w:p>
-    <w:bookmarkEnd w:id="192"/>
-    <w:bookmarkStart w:id="193" w:name="rem-source-fold-assignment"/>
+    <w:bookmarkEnd w:id="194"/>
+    <w:bookmarkStart w:id="195" w:name="rem-source-fold-assignment"/>
     <w:p>
       <w:pPr>
         <w:pStyle w:val="FirstParagraph"/>
@@ -44929,8 +45192,8 @@
         <w:t xml:space="preserve">.</w:t>
       </w:r>
     </w:p>
-    <w:bookmarkEnd w:id="193"/>
-    <w:bookmarkStart w:id="195" w:name="def-fold-out-rule"/>
+    <w:bookmarkEnd w:id="195"/>
+    <w:bookmarkStart w:id="197" w:name="def-fold-out-rule"/>
     <w:p>
       <w:pPr>
         <w:pStyle w:val="BodyText"/>
@@ -44940,7 +45203,7 @@
           <w:b/>
           <w:bCs/>
         </w:rPr>
-        <w:t xml:space="preserve">Definition 40 (Fold-out rule)</w:t>
+        <w:t xml:space="preserve">Definition 41 (Fold-out rule)</w:t>
       </w:r>
       <w:r>
         <w:t xml:space="preserve"> </w:t>
@@ -45122,7 +45385,7 @@
       <w:pPr>
         <w:pStyle w:val="BodyText"/>
       </w:pPr>
-      <w:bookmarkStart w:id="194" w:name="eq-fold-out-rule"/>
+      <w:bookmarkStart w:id="196" w:name="eq-fold-out-rule"/>
       <m:oMathPara>
         <m:oMathParaPr>
           <m:jc m:val="center"/>
@@ -45365,10 +45628,10 @@
           </m:r>
         </m:oMath>
       </m:oMathPara>
-      <w:bookmarkEnd w:id="194"/>
+      <w:bookmarkEnd w:id="196"/>
     </w:p>
-    <w:bookmarkEnd w:id="195"/>
-    <w:bookmarkStart w:id="196" w:name="rem-source-fold-out-rule"/>
+    <w:bookmarkEnd w:id="197"/>
+    <w:bookmarkStart w:id="198" w:name="rem-source-fold-out-rule"/>
     <w:p>
       <w:pPr>
         <w:pStyle w:val="FirstParagraph"/>
@@ -45440,8 +45703,8 @@
         <w:t xml:space="preserve">.</w:t>
       </w:r>
     </w:p>
-    <w:bookmarkEnd w:id="196"/>
-    <w:bookmarkStart w:id="197" w:name="def-kfold"/>
+    <w:bookmarkEnd w:id="198"/>
+    <w:bookmarkStart w:id="199" w:name="def-kfold"/>
     <w:p>
       <w:pPr>
         <w:pStyle w:val="BodyText"/>
@@ -45451,7 +45714,7 @@
           <w:b/>
           <w:bCs/>
         </w:rPr>
-        <w:t xml:space="preserve">Definition 41 (</w:t>
+        <w:t xml:space="preserve">Definition 42 (</w:t>
       </w:r>
       <m:oMath>
         <m:r>
@@ -45788,8 +46051,8 @@
         <w:t xml:space="preserve">Compute a summary prediction-error measure across all folds.</w:t>
       </w:r>
     </w:p>
-    <w:bookmarkEnd w:id="197"/>
-    <w:bookmarkStart w:id="198" w:name="rem-kfold-vs-validation-set"/>
+    <w:bookmarkEnd w:id="199"/>
+    <w:bookmarkStart w:id="200" w:name="rem-kfold-vs-validation-set"/>
     <w:p>
       <w:pPr>
         <w:pStyle w:val="FirstParagraph"/>
@@ -45891,8 +46154,8 @@
         <w:t xml:space="preserve">give 4 fits on 24 cars each.</w:t>
       </w:r>
     </w:p>
-    <w:bookmarkEnd w:id="198"/>
-    <w:bookmarkStart w:id="200" w:name="def-cv-estimate"/>
+    <w:bookmarkEnd w:id="200"/>
+    <w:bookmarkStart w:id="202" w:name="def-cv-estimate"/>
     <w:p>
       <w:pPr>
         <w:pStyle w:val="BodyText"/>
@@ -45902,7 +46165,7 @@
           <w:b/>
           <w:bCs/>
         </w:rPr>
-        <w:t xml:space="preserve">Definition 42 (Cross-validation estimate)</w:t>
+        <w:t xml:space="preserve">Definition 43 (Cross-validation estimate)</w:t>
       </w:r>
       <w:r>
         <w:t xml:space="preserve"> </w:t>
@@ -46108,7 +46371,7 @@
       <w:pPr>
         <w:pStyle w:val="BodyText"/>
       </w:pPr>
-      <w:bookmarkStart w:id="199" w:name="eq-cv-estimate"/>
+      <w:bookmarkStart w:id="201" w:name="eq-cv-estimate"/>
       <m:oMathPara>
         <m:oMathParaPr>
           <m:jc m:val="center"/>
@@ -46371,10 +46634,10 @@
           </m:r>
         </m:oMath>
       </m:oMathPara>
-      <w:bookmarkEnd w:id="199"/>
+      <w:bookmarkEnd w:id="201"/>
     </w:p>
-    <w:bookmarkEnd w:id="200"/>
-    <w:bookmarkStart w:id="201" w:name="rem-source-cv-estimate"/>
+    <w:bookmarkEnd w:id="202"/>
+    <w:bookmarkStart w:id="203" w:name="rem-source-cv-estimate"/>
     <w:p>
       <w:pPr>
         <w:pStyle w:val="FirstParagraph"/>
@@ -46426,8 +46689,8 @@
         <w:t xml:space="preserve">.</w:t>
       </w:r>
     </w:p>
-    <w:bookmarkEnd w:id="201"/>
-    <w:bookmarkStart w:id="202" w:name="exr-cv-estimate-by-fold"/>
+    <w:bookmarkEnd w:id="203"/>
+    <w:bookmarkStart w:id="204" w:name="exr-cv-estimate-by-fold"/>
     <w:p>
       <w:pPr>
         <w:pStyle w:val="BodyText"/>
@@ -46632,8 +46895,8 @@
         <w:t xml:space="preserve">.</w:t>
       </w:r>
     </w:p>
-    <w:bookmarkEnd w:id="202"/>
-    <w:bookmarkStart w:id="203" w:name="sol-cv-estimate-by-fold"/>
+    <w:bookmarkEnd w:id="204"/>
+    <w:bookmarkStart w:id="205" w:name="sol-cv-estimate-by-fold"/>
     <w:p>
       <w:pPr>
         <w:pStyle w:val="BodyText"/>
@@ -46731,7 +46994,7 @@
           <w:rPr>
             <w:rStyle w:val="Hyperlink"/>
           </w:rPr>
-          <w:t xml:space="preserve">Definition 37</w:t>
+          <w:t xml:space="preserve">Definition 38</w:t>
         </w:r>
       </w:hyperlink>
       <w:r>
@@ -47794,8 +48057,8 @@
         <w:t xml:space="preserve">so each inner sum uses a single fitted rule.</w:t>
       </w:r>
     </w:p>
-    <w:bookmarkEnd w:id="203"/>
-    <w:bookmarkStart w:id="205" w:name="thm-cv-estimate-by-fold"/>
+    <w:bookmarkEnd w:id="205"/>
+    <w:bookmarkStart w:id="207" w:name="thm-cv-estimate-by-fold"/>
     <w:p>
       <w:pPr>
         <w:pStyle w:val="BodyText"/>
@@ -47884,7 +48147,7 @@
       <w:pPr>
         <w:pStyle w:val="BodyText"/>
       </w:pPr>
-      <w:bookmarkStart w:id="204" w:name="eq-cv-estimate-by-fold"/>
+      <w:bookmarkStart w:id="206" w:name="eq-cv-estimate-by-fold"/>
       <m:oMathPara>
         <m:oMathParaPr>
           <m:jc m:val="center"/>
@@ -48157,9 +48420,9 @@
           </m:r>
         </m:oMath>
       </m:oMathPara>
-      <w:bookmarkEnd w:id="204"/>
+      <w:bookmarkEnd w:id="206"/>
     </w:p>
-    <w:bookmarkEnd w:id="205"/>
+    <w:bookmarkEnd w:id="207"/>
     <w:p>
       <w:pPr>
         <w:pStyle w:val="FirstParagraph"/>
@@ -48192,7 +48455,7 @@
         <w:t xml:space="preserve">.</w:t>
       </w:r>
     </w:p>
-    <w:bookmarkStart w:id="207" w:name="def-fold-mse"/>
+    <w:bookmarkStart w:id="209" w:name="def-fold-mse"/>
     <w:p>
       <w:pPr>
         <w:pStyle w:val="BodyText"/>
@@ -48202,7 +48465,7 @@
           <w:b/>
           <w:bCs/>
         </w:rPr>
-        <w:t xml:space="preserve">Definition 43 (Fold mean squared error)</w:t>
+        <w:t xml:space="preserve">Definition 44 (Fold mean squared error)</w:t>
       </w:r>
       <w:r>
         <w:t xml:space="preserve"> </w:t>
@@ -48360,7 +48623,7 @@
       <w:pPr>
         <w:pStyle w:val="BodyText"/>
       </w:pPr>
-      <w:bookmarkStart w:id="206" w:name="eq-fold-mse"/>
+      <w:bookmarkStart w:id="208" w:name="eq-fold-mse"/>
       <m:oMathPara>
         <m:oMathParaPr>
           <m:jc m:val="center"/>
@@ -48600,10 +48863,10 @@
           </m:r>
         </m:oMath>
       </m:oMathPara>
-      <w:bookmarkEnd w:id="206"/>
+      <w:bookmarkEnd w:id="208"/>
     </w:p>
-    <w:bookmarkEnd w:id="207"/>
-    <w:bookmarkStart w:id="208" w:name="rem-source-fold-mse"/>
+    <w:bookmarkEnd w:id="209"/>
+    <w:bookmarkStart w:id="210" w:name="rem-source-fold-mse"/>
     <w:p>
       <w:pPr>
         <w:pStyle w:val="FirstParagraph"/>
@@ -48683,8 +48946,8 @@
         <w:t xml:space="preserve">.</w:t>
       </w:r>
     </w:p>
-    <w:bookmarkEnd w:id="208"/>
-    <w:bookmarkStart w:id="209" w:name="rem-cv-estimate"/>
+    <w:bookmarkEnd w:id="210"/>
+    <w:bookmarkStart w:id="211" w:name="rem-cv-estimate"/>
     <w:p>
       <w:pPr>
         <w:pStyle w:val="BodyText"/>
@@ -49363,8 +49626,8 @@
         <w:t xml:space="preserve">use.</w:t>
       </w:r>
     </w:p>
-    <w:bookmarkEnd w:id="209"/>
-    <w:bookmarkStart w:id="210" w:name="rem-choosing-k"/>
+    <w:bookmarkEnd w:id="211"/>
+    <w:bookmarkStart w:id="212" w:name="rem-choosing-k"/>
     <w:p>
       <w:pPr>
         <w:pStyle w:val="BodyText"/>
@@ -49771,8 +50034,8 @@
         <w:t xml:space="preserve">is the usual compromise.</w:t>
       </w:r>
     </w:p>
-    <w:bookmarkEnd w:id="210"/>
-    <w:bookmarkStart w:id="215" w:name="exm-kfold-simulated"/>
+    <w:bookmarkEnd w:id="212"/>
+    <w:bookmarkStart w:id="217" w:name="exm-kfold-simulated"/>
     <w:p>
       <w:pPr>
         <w:pStyle w:val="BodyText"/>
@@ -49782,7 +50045,7 @@
           <w:b/>
           <w:bCs/>
         </w:rPr>
-        <w:t xml:space="preserve">Example 18 (Cross-validation versus the generalization error)</w:t>
+        <w:t xml:space="preserve">Example 19 (Cross-validation versus the generalization error)</w:t>
       </w:r>
       <w:r>
         <w:t xml:space="preserve"> </w:t>
@@ -51004,7 +51267,7 @@
       <w:tr>
         <w:tc>
           <w:tcPr/>
-          <w:bookmarkStart w:id="214" w:name="fig-cv-simulated"/>
+          <w:bookmarkStart w:id="216" w:name="fig-cv-simulated"/>
           <w:p>
             <w:pPr>
               <w:pStyle w:val="SourceCode"/>
@@ -51950,18 +52213,18 @@
                 <wp:inline>
                   <wp:extent cx="4620126" cy="3696101"/>
                   <wp:effectExtent b="0" l="0" r="0" t="0"/>
-                  <wp:docPr descr="" title="" id="212" name="Picture"/>
+                  <wp:docPr descr="" title="" id="214" name="Picture"/>
                   <a:graphic>
                     <a:graphicData uri="http://schemas.openxmlformats.org/drawingml/2006/picture">
                       <pic:pic>
                         <pic:nvPicPr>
-                          <pic:cNvPr descr="model-validation_files/figure-docx/cv-simulated-plot-1.png" id="213" name="Picture"/>
+                          <pic:cNvPr descr="model-validation_files/figure-docx/cv-simulated-plot-1.png" id="215" name="Picture"/>
                           <pic:cNvPicPr>
                             <a:picLocks noChangeArrowheads="1" noChangeAspect="1"/>
                           </pic:cNvPicPr>
                         </pic:nvPicPr>
                         <pic:blipFill>
-                          <a:blip r:embed="rId211"/>
+                          <a:blip r:embed="rId213"/>
                           <a:stretch>
                             <a:fillRect/>
                           </a:stretch>
@@ -52030,7 +52293,7 @@
               <w:t xml:space="preserve">could be computed from real data.</w:t>
             </w:r>
           </w:p>
-          <w:bookmarkEnd w:id="214"/>
+          <w:bookmarkEnd w:id="216"/>
         </w:tc>
       </w:tr>
     </w:tbl>
@@ -53931,8 +54194,8 @@
         <w:t xml:space="preserve">new ones.</w:t>
       </w:r>
     </w:p>
-    <w:bookmarkEnd w:id="215"/>
-    <w:bookmarkStart w:id="218" w:name="exm-kfold-mtcars"/>
+    <w:bookmarkEnd w:id="217"/>
+    <w:bookmarkStart w:id="220" w:name="exm-kfold-mtcars"/>
     <w:p>
       <w:pPr>
         <w:pStyle w:val="BodyText"/>
@@ -53942,7 +54205,7 @@
           <w:b/>
           <w:bCs/>
         </w:rPr>
-        <w:t xml:space="preserve">Example 19 (Four-fold cross-validation of the</w:t>
+        <w:t xml:space="preserve">Example 20 (Four-fold cross-validation of the</w:t>
       </w:r>
       <w:r>
         <w:rPr>
@@ -54091,7 +54354,7 @@
           <w:rPr>
             <w:rStyle w:val="Hyperlink"/>
           </w:rPr>
-          <w:t xml:space="preserve">Example 18</w:t>
+          <w:t xml:space="preserve">Example 19</w:t>
         </w:r>
       </w:hyperlink>
       <w:r>
@@ -54135,7 +54398,7 @@
       <w:tr>
         <w:tc>
           <w:tcPr/>
-          <w:bookmarkStart w:id="216" w:name="tbl-cv-mtcars-repeats"/>
+          <w:bookmarkStart w:id="218" w:name="tbl-cv-mtcars-repeats"/>
           <w:p>
             <w:pPr>
               <w:jc w:val="center"/>
@@ -54791,7 +55054,7 @@
               <w:t xml:space="preserve">#&gt; 5         5     3.38     2.74     2.78     2.81</w:t>
             </w:r>
           </w:p>
-          <w:bookmarkEnd w:id="216"/>
+          <w:bookmarkEnd w:id="218"/>
         </w:tc>
       </w:tr>
     </w:tbl>
@@ -54816,7 +55079,7 @@
       <w:tr>
         <w:tc>
           <w:tcPr/>
-          <w:bookmarkStart w:id="217" w:name="tbl-cv-mtcars"/>
+          <w:bookmarkStart w:id="219" w:name="tbl-cv-mtcars"/>
           <w:p>
             <w:pPr>
               <w:jc w:val="center"/>
@@ -55172,7 +55435,7 @@
               <w:t xml:space="preserve">#&gt; 5         5 2       2.74</w:t>
             </w:r>
           </w:p>
-          <w:bookmarkEnd w:id="217"/>
+          <w:bookmarkEnd w:id="219"/>
         </w:tc>
       </w:tr>
     </w:tbl>
@@ -55862,9 +56125,9 @@
         <w:t xml:space="preserve">may not survive a different split.</w:t>
       </w:r>
     </w:p>
-    <w:bookmarkEnd w:id="218"/>
-    <w:bookmarkEnd w:id="219"/>
-    <w:bookmarkStart w:id="247" w:name="sec-loocv"/>
+    <w:bookmarkEnd w:id="220"/>
+    <w:bookmarkEnd w:id="221"/>
+    <w:bookmarkStart w:id="249" w:name="sec-loocv"/>
     <w:p>
       <w:pPr>
         <w:pStyle w:val="Heading2"/>
@@ -55873,7 +56136,7 @@
         <w:t xml:space="preserve">7 Leave-one-out cross-validation</w:t>
       </w:r>
     </w:p>
-    <w:bookmarkStart w:id="220" w:name="exr-loocv"/>
+    <w:bookmarkStart w:id="222" w:name="exr-loocv"/>
     <w:p>
       <w:pPr>
         <w:pStyle w:val="FirstParagraph"/>
@@ -56083,8 +56346,8 @@
         <w:t xml:space="preserve">) differ?</w:t>
       </w:r>
     </w:p>
-    <w:bookmarkEnd w:id="220"/>
-    <w:bookmarkStart w:id="221" w:name="sol-loocv"/>
+    <w:bookmarkEnd w:id="222"/>
+    <w:bookmarkStart w:id="223" w:name="sol-loocv"/>
     <w:p>
       <w:pPr>
         <w:pStyle w:val="FirstParagraph"/>
@@ -56268,7 +56531,7 @@
           <w:rPr>
             <w:rStyle w:val="Hyperlink"/>
           </w:rPr>
-          <w:t xml:space="preserve">Example 19</w:t>
+          <w:t xml:space="preserve">Example 20</w:t>
         </w:r>
       </w:hyperlink>
       <w:r>
@@ -56281,8 +56544,8 @@
         <w:t xml:space="preserve">the estimate is not random.</w:t>
       </w:r>
     </w:p>
-    <w:bookmarkEnd w:id="221"/>
-    <w:bookmarkStart w:id="223" w:name="def-loocv"/>
+    <w:bookmarkEnd w:id="223"/>
+    <w:bookmarkStart w:id="225" w:name="def-loocv"/>
     <w:p>
       <w:pPr>
         <w:pStyle w:val="FirstParagraph"/>
@@ -56292,7 +56555,7 @@
           <w:b/>
           <w:bCs/>
         </w:rPr>
-        <w:t xml:space="preserve">Definition 44 (Leave-one-out cross-validation)</w:t>
+        <w:t xml:space="preserve">Definition 45 (Leave-one-out cross-validation)</w:t>
       </w:r>
       <w:r>
         <w:t xml:space="preserve"> </w:t>
@@ -56590,7 +56853,7 @@
       <w:pPr>
         <w:pStyle w:val="BodyText"/>
       </w:pPr>
-      <w:bookmarkStart w:id="222" w:name="eq-loocv"/>
+      <w:bookmarkStart w:id="224" w:name="eq-loocv"/>
       <m:oMathPara>
         <m:oMathParaPr>
           <m:jc m:val="center"/>
@@ -56840,7 +57103,7 @@
           </m:r>
         </m:oMath>
       </m:oMathPara>
-      <w:bookmarkEnd w:id="222"/>
+      <w:bookmarkEnd w:id="224"/>
     </w:p>
     <w:p>
       <w:pPr>
@@ -56859,8 +57122,8 @@
         <w:t xml:space="preserve">.</w:t>
       </w:r>
     </w:p>
-    <w:bookmarkEnd w:id="223"/>
-    <w:bookmarkStart w:id="224" w:name="lem-loocv-not-random"/>
+    <w:bookmarkEnd w:id="225"/>
+    <w:bookmarkStart w:id="226" w:name="lem-loocv-not-random"/>
     <w:p>
       <w:pPr>
         <w:pStyle w:val="BodyText"/>
@@ -57209,7 +57472,7 @@
         <w:t xml:space="preserve">.</w:t>
       </w:r>
     </w:p>
-    <w:bookmarkEnd w:id="224"/>
+    <w:bookmarkEnd w:id="226"/>
     <w:p>
       <w:pPr>
         <w:pStyle w:val="BodyText"/>
@@ -58745,7 +59008,7 @@
         <w:t xml:space="preserve">fits, with the folds numbered differently.</w:t>
       </w:r>
     </w:p>
-    <w:bookmarkStart w:id="226" w:name="def-term-vector"/>
+    <w:bookmarkStart w:id="228" w:name="def-term-vector"/>
     <w:p>
       <w:pPr>
         <w:pStyle w:val="FirstParagraph"/>
@@ -58755,7 +59018,7 @@
           <w:b/>
           <w:bCs/>
         </w:rPr>
-        <w:t xml:space="preserve">Definition 45 (Term vector)</w:t>
+        <w:t xml:space="preserve">Definition 46 (Term vector)</w:t>
       </w:r>
       <w:r>
         <w:t xml:space="preserve"> </w:t>
@@ -58988,16 +59251,16 @@
       <w:pPr>
         <w:pStyle w:val="BodyText"/>
       </w:pPr>
-      <w:bookmarkStart w:id="225" w:name="eq-term-vector"/>
+      <w:bookmarkStart w:id="227" w:name="eq-term-vector"/>
       <w:r>
         <w:t xml:space="preserve">$$
     \mathord{\smash[b]{\underset{\raise.3ex\hbox{$\scriptstyle\sim$}}{t}}\vphantom{t}}_{i} \stackrel{\text{def}}{=}{\mathopen{}\left(t_{1}(x_{i}), \ldots, t_{p^{*}}(x_{i})\right)\mathclose{}}^{\top}.
      \qquad(41)$$</w:t>
       </w:r>
-      <w:bookmarkEnd w:id="225"/>
+      <w:bookmarkEnd w:id="227"/>
     </w:p>
-    <w:bookmarkEnd w:id="226"/>
-    <w:bookmarkStart w:id="228" w:name="rem-term-vector"/>
+    <w:bookmarkEnd w:id="228"/>
+    <w:bookmarkStart w:id="230" w:name="rem-term-vector"/>
     <w:p>
       <w:pPr>
         <w:pStyle w:val="FirstParagraph"/>
@@ -59072,7 +59335,7 @@
       <w:r>
         <w:t xml:space="preserve"> </w:t>
       </w:r>
-      <w:hyperlink r:id="rId227">
+      <w:hyperlink r:id="rId229">
         <w:r>
           <w:rPr>
             <w:rStyle w:val="Hyperlink"/>
@@ -59090,8 +59353,8 @@
         <w:t xml:space="preserve">.</w:t>
       </w:r>
     </w:p>
-    <w:bookmarkEnd w:id="228"/>
-    <w:bookmarkStart w:id="230" w:name="def-cross-product-matrix"/>
+    <w:bookmarkEnd w:id="230"/>
+    <w:bookmarkStart w:id="232" w:name="def-cross-product-matrix"/>
     <w:p>
       <w:pPr>
         <w:pStyle w:val="BodyText"/>
@@ -59101,7 +59364,7 @@
           <w:b/>
           <w:bCs/>
         </w:rPr>
-        <w:t xml:space="preserve">Definition 46 (Cross-product matrix (sum-of-squares and cross-products matrix))</w:t>
+        <w:t xml:space="preserve">Definition 47 (Cross-product matrix (sum-of-squares and cross-products matrix))</w:t>
       </w:r>
       <w:r>
         <w:t xml:space="preserve"> </w:t>
@@ -59195,16 +59458,16 @@
       <w:pPr>
         <w:pStyle w:val="BodyText"/>
       </w:pPr>
-      <w:bookmarkStart w:id="229" w:name="eq-cross-product-matrix"/>
+      <w:bookmarkStart w:id="231" w:name="eq-cross-product-matrix"/>
       <w:r>
         <w:t xml:space="preserve">$$
     A\stackrel{\text{def}}{=}\sum_{i\in I} \mathord{\smash[b]{\underset{\raise.3ex\hbox{$\scriptstyle\sim$}}{t}}\vphantom{t}}_{i} {\mathord{\smash[b]{\underset{\raise.3ex\hbox{$\scriptstyle\sim$}}{t}}\vphantom{t}}_{i}}^{\top}.
      \qquad(42)$$</w:t>
       </w:r>
-      <w:bookmarkEnd w:id="229"/>
+      <w:bookmarkEnd w:id="231"/>
     </w:p>
-    <w:bookmarkEnd w:id="230"/>
-    <w:bookmarkStart w:id="232" w:name="rem-source-cross-product-matrix"/>
+    <w:bookmarkEnd w:id="232"/>
+    <w:bookmarkStart w:id="234" w:name="rem-source-cross-product-matrix"/>
     <w:p>
       <w:pPr>
         <w:pStyle w:val="FirstParagraph"/>
@@ -59253,7 +59516,7 @@
       <w:r>
         <w:t xml:space="preserve"> </w:t>
       </w:r>
-      <w:hyperlink r:id="rId231">
+      <w:hyperlink r:id="rId233">
         <w:r>
           <w:rPr>
             <w:rStyle w:val="Hyperlink"/>
@@ -59265,8 +59528,8 @@
         <w:t xml:space="preserve">).</w:t>
       </w:r>
     </w:p>
-    <w:bookmarkEnd w:id="232"/>
-    <w:bookmarkStart w:id="235" w:name="rem-cross-product-matrix"/>
+    <w:bookmarkEnd w:id="234"/>
+    <w:bookmarkStart w:id="237" w:name="rem-cross-product-matrix"/>
     <w:p>
       <w:pPr>
         <w:pStyle w:val="BodyText"/>
@@ -59545,18 +59808,18 @@
                 <wp:inline>
                   <wp:extent cx="152400" cy="152400"/>
                   <wp:effectExtent b="0" l="0" r="0" t="0"/>
-                  <wp:docPr descr="" title="" id="233" name="Picture"/>
+                  <wp:docPr descr="" title="" id="235" name="Picture"/>
                   <a:graphic>
                     <a:graphicData uri="http://schemas.openxmlformats.org/drawingml/2006/picture">
                       <pic:pic>
                         <pic:nvPicPr>
-                          <pic:cNvPr descr="/opt/quarto/share/formats/docx/note.png" id="234" name="Picture"/>
+                          <pic:cNvPr descr="/opt/quarto/share/formats/docx/note.png" id="236" name="Picture"/>
                           <pic:cNvPicPr>
                             <a:picLocks noChangeArrowheads="1" noChangeAspect="1"/>
                           </pic:cNvPicPr>
                         </pic:nvPicPr>
                         <pic:blipFill>
-                          <a:blip r:embed="rId179"/>
+                          <a:blip r:embed="rId181"/>
                           <a:stretch>
                             <a:fillRect/>
                           </a:stretch>
@@ -59636,7 +59899,7 @@
             <w:r>
               <w:t xml:space="preserve"> </w:t>
             </w:r>
-            <w:hyperlink r:id="rId231">
+            <w:hyperlink r:id="rId233">
               <w:r>
                 <w:rPr>
                   <w:rStyle w:val="Hyperlink"/>
@@ -59664,8 +59927,8 @@
         </w:tc>
       </w:tr>
     </w:tbl>
-    <w:bookmarkEnd w:id="235"/>
-    <w:bookmarkStart w:id="238" w:name="def-leverage"/>
+    <w:bookmarkEnd w:id="237"/>
+    <w:bookmarkStart w:id="240" w:name="def-leverage"/>
     <w:p>
       <w:pPr>
         <w:pStyle w:val="BodyText"/>
@@ -59675,7 +59938,7 @@
           <w:b/>
           <w:bCs/>
         </w:rPr>
-        <w:t xml:space="preserve">Definition 47 (Leverage)</w:t>
+        <w:t xml:space="preserve">Definition 48 (Leverage)</w:t>
       </w:r>
       <w:r>
         <w:t xml:space="preserve"> </w:t>
@@ -59686,7 +59949,7 @@
       <w:r>
         <w:t xml:space="preserve"> </w:t>
       </w:r>
-      <w:hyperlink r:id="rId236">
+      <w:hyperlink r:id="rId238">
         <w:r>
           <w:rPr>
             <w:rStyle w:val="Hyperlink"/>
@@ -59812,16 +60075,16 @@
       <w:pPr>
         <w:pStyle w:val="BodyText"/>
       </w:pPr>
-      <w:bookmarkStart w:id="237" w:name="eq-leverage"/>
+      <w:bookmarkStart w:id="239" w:name="eq-leverage"/>
       <w:r>
         <w:t xml:space="preserve">$$
     h_{i} \stackrel{\text{def}}{=}{\mathord{\smash[b]{\underset{\raise.3ex\hbox{$\scriptstyle\sim$}}{t}}\vphantom{t}}_{i}}^{\top} A^{-1} \mathord{\smash[b]{\underset{\raise.3ex\hbox{$\scriptstyle\sim$}}{t}}\vphantom{t}}_{i}.
      \qquad(43)$$</w:t>
       </w:r>
-      <w:bookmarkEnd w:id="237"/>
+      <w:bookmarkEnd w:id="239"/>
     </w:p>
-    <w:bookmarkEnd w:id="238"/>
-    <w:bookmarkStart w:id="240" w:name="rem-source-leverage"/>
+    <w:bookmarkEnd w:id="240"/>
+    <w:bookmarkStart w:id="242" w:name="rem-source-leverage"/>
     <w:p>
       <w:pPr>
         <w:pStyle w:val="FirstParagraph"/>
@@ -59868,7 +60131,7 @@
       <w:r>
         <w:t xml:space="preserve"> </w:t>
       </w:r>
-      <w:hyperlink r:id="rId239">
+      <w:hyperlink r:id="rId241">
         <w:r>
           <w:rPr>
             <w:rStyle w:val="Hyperlink"/>
@@ -59880,8 +60143,8 @@
         <w:t xml:space="preserve">.</w:t>
       </w:r>
     </w:p>
-    <w:bookmarkEnd w:id="240"/>
-    <w:bookmarkStart w:id="243" w:name="thm-loocv-shortcut"/>
+    <w:bookmarkEnd w:id="242"/>
+    <w:bookmarkStart w:id="245" w:name="thm-loocv-shortcut"/>
     <w:p>
       <w:pPr>
         <w:pStyle w:val="BodyText"/>
@@ -59902,7 +60165,7 @@
       <w:r>
         <w:t xml:space="preserve"> </w:t>
       </w:r>
-      <w:hyperlink r:id="rId236">
+      <w:hyperlink r:id="rId238">
         <w:r>
           <w:rPr>
             <w:rStyle w:val="Hyperlink"/>
@@ -60002,7 +60265,7 @@
       <w:r>
         <w:t xml:space="preserve"> </w:t>
       </w:r>
-      <w:hyperlink r:id="rId241">
+      <w:hyperlink r:id="rId243">
         <w:r>
           <w:rPr>
             <w:rStyle w:val="Hyperlink"/>
@@ -60128,7 +60391,7 @@
       <w:pPr>
         <w:pStyle w:val="BodyText"/>
       </w:pPr>
-      <w:bookmarkStart w:id="242" w:name="eq-loocv-shortcut"/>
+      <w:bookmarkStart w:id="244" w:name="eq-loocv-shortcut"/>
       <m:oMathPara>
         <m:oMathParaPr>
           <m:jc m:val="center"/>
@@ -60318,9 +60581,9 @@
           </m:r>
         </m:oMath>
       </m:oMathPara>
-      <w:bookmarkEnd w:id="242"/>
+      <w:bookmarkEnd w:id="244"/>
     </w:p>
-    <w:bookmarkEnd w:id="243"/>
+    <w:bookmarkEnd w:id="245"/>
     <w:p>
       <w:pPr>
         <w:pStyle w:val="FirstParagraph"/>
@@ -60400,7 +60663,7 @@
         <w:t xml:space="preserve">which this page does not develop.</w:t>
       </w:r>
     </w:p>
-    <w:bookmarkStart w:id="244" w:name="rem-source-loocv-shortcut"/>
+    <w:bookmarkStart w:id="246" w:name="rem-source-loocv-shortcut"/>
     <w:p>
       <w:pPr>
         <w:pStyle w:val="BodyText"/>
@@ -60443,8 +60706,8 @@
         <w:t xml:space="preserve">for many linear fitting methods.</w:t>
       </w:r>
     </w:p>
-    <w:bookmarkEnd w:id="244"/>
-    <w:bookmarkStart w:id="245" w:name="exm-loocv-shortcut"/>
+    <w:bookmarkEnd w:id="246"/>
+    <w:bookmarkStart w:id="247" w:name="exm-loocv-shortcut"/>
     <w:p>
       <w:pPr>
         <w:pStyle w:val="BodyText"/>
@@ -60454,7 +60717,7 @@
           <w:b/>
           <w:bCs/>
         </w:rPr>
-        <w:t xml:space="preserve">Example 20 (Leave-one-out cross-validation of the</w:t>
+        <w:t xml:space="preserve">Example 21 (Leave-one-out cross-validation of the</w:t>
       </w:r>
       <w:r>
         <w:rPr>
@@ -61584,8 +61847,8 @@
         <w:t xml:space="preserve">rerunning it always gives the same choice.</w:t>
       </w:r>
     </w:p>
-    <w:bookmarkEnd w:id="245"/>
-    <w:bookmarkStart w:id="246" w:name="rem-loocv"/>
+    <w:bookmarkEnd w:id="247"/>
+    <w:bookmarkStart w:id="248" w:name="rem-loocv"/>
     <w:p>
       <w:pPr>
         <w:pStyle w:val="BodyText"/>
@@ -62057,9 +62320,9 @@
         <w:t xml:space="preserve">fits.</w:t>
       </w:r>
     </w:p>
-    <w:bookmarkEnd w:id="246"/>
-    <w:bookmarkEnd w:id="247"/>
-    <w:bookmarkStart w:id="277" w:name="sec-cv-model-choice"/>
+    <w:bookmarkEnd w:id="248"/>
+    <w:bookmarkEnd w:id="249"/>
+    <w:bookmarkStart w:id="279" w:name="sec-cv-model-choice"/>
     <w:p>
       <w:pPr>
         <w:pStyle w:val="Heading2"/>
@@ -62068,7 +62331,7 @@
         <w:t xml:space="preserve">8 Choosing a model by cross-validation</w:t>
       </w:r>
     </w:p>
-    <w:bookmarkStart w:id="249" w:name="def-cv-estimate-indexed"/>
+    <w:bookmarkStart w:id="251" w:name="def-cv-estimate-indexed"/>
     <w:p>
       <w:pPr>
         <w:pStyle w:val="FirstParagraph"/>
@@ -62078,7 +62341,7 @@
           <w:b/>
           <w:bCs/>
         </w:rPr>
-        <w:t xml:space="preserve">Definition 48 (Cross-validation estimate of a named procedure)</w:t>
+        <w:t xml:space="preserve">Definition 49 (Cross-validation estimate of a named procedure)</w:t>
       </w:r>
       <w:r>
         <w:t xml:space="preserve"> </w:t>
@@ -62446,7 +62709,7 @@
       <w:pPr>
         <w:pStyle w:val="BodyText"/>
       </w:pPr>
-      <w:bookmarkStart w:id="248" w:name="eq-cv-estimate-indexed"/>
+      <w:bookmarkStart w:id="250" w:name="eq-cv-estimate-indexed"/>
       <m:oMathPara>
         <m:oMathParaPr>
           <m:jc m:val="center"/>
@@ -62866,10 +63129,10 @@
           </m:r>
         </m:oMath>
       </m:oMathPara>
-      <w:bookmarkEnd w:id="248"/>
+      <w:bookmarkEnd w:id="250"/>
     </w:p>
-    <w:bookmarkEnd w:id="249"/>
-    <w:bookmarkStart w:id="251" w:name="def-cv-choice"/>
+    <w:bookmarkEnd w:id="251"/>
+    <w:bookmarkStart w:id="253" w:name="def-cv-choice"/>
     <w:p>
       <w:pPr>
         <w:pStyle w:val="FirstParagraph"/>
@@ -62879,7 +63142,7 @@
           <w:b/>
           <w:bCs/>
         </w:rPr>
-        <w:t xml:space="preserve">Definition 49 (Cross-validation choice procedure)</w:t>
+        <w:t xml:space="preserve">Definition 50 (Cross-validation choice procedure)</w:t>
       </w:r>
       <w:r>
         <w:t xml:space="preserve"> </w:t>
@@ -63211,7 +63474,7 @@
       <w:pPr>
         <w:pStyle w:val="BodyText"/>
       </w:pPr>
-      <w:bookmarkStart w:id="250" w:name="eq-cv-choice"/>
+      <w:bookmarkStart w:id="252" w:name="eq-cv-choice"/>
       <m:oMathPara>
         <m:oMathParaPr>
           <m:jc m:val="center"/>
@@ -63477,10 +63740,10 @@
           </m:r>
         </m:oMath>
       </m:oMathPara>
-      <w:bookmarkEnd w:id="250"/>
+      <w:bookmarkEnd w:id="252"/>
     </w:p>
-    <w:bookmarkEnd w:id="251"/>
-    <w:bookmarkStart w:id="252" w:name="exm-cv-choice-inputs"/>
+    <w:bookmarkEnd w:id="253"/>
+    <w:bookmarkStart w:id="254" w:name="exm-cv-choice-inputs"/>
     <w:p>
       <w:pPr>
         <w:pStyle w:val="FirstParagraph"/>
@@ -63490,7 +63753,7 @@
           <w:b/>
           <w:bCs/>
         </w:rPr>
-        <w:t xml:space="preserve">Example 21 (Inputs of the cross-validation choice procedure)</w:t>
+        <w:t xml:space="preserve">Example 22 (Inputs of the cross-validation choice procedure)</w:t>
       </w:r>
       <w:r>
         <w:t xml:space="preserve"> </w:t>
@@ -63801,8 +64064,8 @@
         <w:t xml:space="preserve">: none.</w:t>
       </w:r>
     </w:p>
-    <w:bookmarkEnd w:id="252"/>
-    <w:bookmarkStart w:id="254" w:name="def-nested-cv"/>
+    <w:bookmarkEnd w:id="254"/>
+    <w:bookmarkStart w:id="256" w:name="def-nested-cv"/>
     <w:p>
       <w:pPr>
         <w:pStyle w:val="FirstParagraph"/>
@@ -63812,7 +64075,7 @@
           <w:b/>
           <w:bCs/>
         </w:rPr>
-        <w:t xml:space="preserve">Definition 50 (Nested cross-validation)</w:t>
+        <w:t xml:space="preserve">Definition 51 (Nested cross-validation)</w:t>
       </w:r>
       <w:r>
         <w:t xml:space="preserve"> </w:t>
@@ -63929,7 +64192,7 @@
       <w:pPr>
         <w:pStyle w:val="BodyText"/>
       </w:pPr>
-      <w:bookmarkStart w:id="253" w:name="eq-nested-cv"/>
+      <w:bookmarkStart w:id="255" w:name="eq-nested-cv"/>
       <m:oMathPara>
         <m:oMathParaPr>
           <m:jc m:val="center"/>
@@ -64056,10 +64319,10 @@
           </m:r>
         </m:oMath>
       </m:oMathPara>
-      <w:bookmarkEnd w:id="253"/>
+      <w:bookmarkEnd w:id="255"/>
     </w:p>
-    <w:bookmarkEnd w:id="254"/>
-    <w:bookmarkStart w:id="255" w:name="rem-source-nested-cv"/>
+    <w:bookmarkEnd w:id="256"/>
+    <w:bookmarkStart w:id="257" w:name="rem-source-nested-cv"/>
     <w:p>
       <w:pPr>
         <w:pStyle w:val="FirstParagraph"/>
@@ -64090,8 +64353,8 @@
         <w:t xml:space="preserve">choices included.</w:t>
       </w:r>
     </w:p>
-    <w:bookmarkEnd w:id="255"/>
-    <w:bookmarkStart w:id="256" w:name="rem-nested-cv"/>
+    <w:bookmarkEnd w:id="257"/>
+    <w:bookmarkStart w:id="258" w:name="rem-nested-cv"/>
     <w:p>
       <w:pPr>
         <w:pStyle w:val="BodyText"/>
@@ -64247,8 +64510,8 @@
         <w:t xml:space="preserve">That inner cross-validation is the nested one.</w:t>
       </w:r>
     </w:p>
-    <w:bookmarkEnd w:id="256"/>
-    <w:bookmarkStart w:id="259" w:name="rem-cv-winner-optimistic"/>
+    <w:bookmarkEnd w:id="258"/>
+    <w:bookmarkStart w:id="261" w:name="rem-cv-winner-optimistic"/>
     <w:p>
       <w:pPr>
         <w:pStyle w:val="BodyText"/>
@@ -64441,18 +64704,18 @@
                 <wp:inline>
                   <wp:extent cx="152400" cy="152400"/>
                   <wp:effectExtent b="0" l="0" r="0" t="0"/>
-                  <wp:docPr descr="" title="" id="257" name="Picture"/>
+                  <wp:docPr descr="" title="" id="259" name="Picture"/>
                   <a:graphic>
                     <a:graphicData uri="http://schemas.openxmlformats.org/drawingml/2006/picture">
                       <pic:pic>
                         <pic:nvPicPr>
-                          <pic:cNvPr descr="/opt/quarto/share/formats/docx/note.png" id="258" name="Picture"/>
+                          <pic:cNvPr descr="/opt/quarto/share/formats/docx/note.png" id="260" name="Picture"/>
                           <pic:cNvPicPr>
                             <a:picLocks noChangeArrowheads="1" noChangeAspect="1"/>
                           </pic:cNvPicPr>
                         </pic:nvPicPr>
                         <pic:blipFill>
-                          <a:blip r:embed="rId179"/>
+                          <a:blip r:embed="rId181"/>
                           <a:stretch>
                             <a:fillRect/>
                           </a:stretch>
@@ -64516,8 +64779,8 @@
         </w:tc>
       </w:tr>
     </w:tbl>
-    <w:bookmarkEnd w:id="259"/>
-    <w:bookmarkStart w:id="262" w:name="def-cv-se"/>
+    <w:bookmarkEnd w:id="261"/>
+    <w:bookmarkStart w:id="264" w:name="def-cv-se"/>
     <w:p>
       <w:pPr>
         <w:pStyle w:val="BodyText"/>
@@ -64527,7 +64790,7 @@
           <w:b/>
           <w:bCs/>
         </w:rPr>
-        <w:t xml:space="preserve">Definition 51 (Fold-based standard error)</w:t>
+        <w:t xml:space="preserve">Definition 52 (Fold-based standard error)</w:t>
       </w:r>
       <w:r>
         <w:t xml:space="preserve"> </w:t>
@@ -64621,7 +64884,7 @@
       <w:r>
         <w:t xml:space="preserve"> </w:t>
       </w:r>
-      <w:hyperlink r:id="rId260">
+      <w:hyperlink r:id="rId262">
         <w:r>
           <w:rPr>
             <w:rStyle w:val="Hyperlink"/>
@@ -64687,7 +64950,7 @@
       <w:pPr>
         <w:pStyle w:val="BodyText"/>
       </w:pPr>
-      <w:bookmarkStart w:id="261" w:name="eq-cv-se"/>
+      <w:bookmarkStart w:id="263" w:name="eq-cv-se"/>
       <m:oMathPara>
         <m:oMathParaPr>
           <m:jc m:val="center"/>
@@ -64862,10 +65125,10 @@
           </m:r>
         </m:oMath>
       </m:oMathPara>
-      <w:bookmarkEnd w:id="261"/>
+      <w:bookmarkEnd w:id="263"/>
     </w:p>
-    <w:bookmarkEnd w:id="262"/>
-    <w:bookmarkStart w:id="263" w:name="rem-source-cv-se"/>
+    <w:bookmarkEnd w:id="264"/>
+    <w:bookmarkStart w:id="265" w:name="rem-source-cv-se"/>
     <w:p>
       <w:pPr>
         <w:pStyle w:val="FirstParagraph"/>
@@ -64887,8 +65150,8 @@
         <w:t xml:space="preserve">, who call the result a standard error.</w:t>
       </w:r>
     </w:p>
-    <w:bookmarkEnd w:id="263"/>
-    <w:bookmarkStart w:id="265" w:name="rem-cv-se"/>
+    <w:bookmarkEnd w:id="265"/>
+    <w:bookmarkStart w:id="267" w:name="rem-cv-se"/>
     <w:p>
       <w:pPr>
         <w:pStyle w:val="BodyText"/>
@@ -65111,7 +65374,7 @@
       <w:r>
         <w:t xml:space="preserve"> </w:t>
       </w:r>
-      <w:hyperlink r:id="rId264">
+      <w:hyperlink r:id="rId266">
         <w:r>
           <w:rPr>
             <w:rStyle w:val="Hyperlink"/>
@@ -65175,8 +65438,8 @@
         <w:t xml:space="preserve">.</w:t>
       </w:r>
     </w:p>
-    <w:bookmarkEnd w:id="265"/>
-    <w:bookmarkStart w:id="267" w:name="def-fold-mse-indexed"/>
+    <w:bookmarkEnd w:id="267"/>
+    <w:bookmarkStart w:id="269" w:name="def-fold-mse-indexed"/>
     <w:p>
       <w:pPr>
         <w:pStyle w:val="BodyText"/>
@@ -65186,7 +65449,7 @@
           <w:b/>
           <w:bCs/>
         </w:rPr>
-        <w:t xml:space="preserve">Definition 52 (Fold mean squared error of a named procedure)</w:t>
+        <w:t xml:space="preserve">Definition 53 (Fold mean squared error of a named procedure)</w:t>
       </w:r>
       <w:r>
         <w:t xml:space="preserve"> </w:t>
@@ -65354,7 +65617,7 @@
       <w:pPr>
         <w:pStyle w:val="BodyText"/>
       </w:pPr>
-      <w:bookmarkStart w:id="266" w:name="eq-fold-mse-indexed"/>
+      <w:bookmarkStart w:id="268" w:name="eq-fold-mse-indexed"/>
       <m:oMathPara>
         <m:oMathParaPr>
           <m:jc m:val="center"/>
@@ -65751,10 +66014,10 @@
           </m:r>
         </m:oMath>
       </m:oMathPara>
-      <w:bookmarkEnd w:id="266"/>
+      <w:bookmarkEnd w:id="268"/>
     </w:p>
-    <w:bookmarkEnd w:id="267"/>
-    <w:bookmarkStart w:id="269" w:name="def-cv-se-indexed"/>
+    <w:bookmarkEnd w:id="269"/>
+    <w:bookmarkStart w:id="271" w:name="def-cv-se-indexed"/>
     <w:p>
       <w:pPr>
         <w:pStyle w:val="FirstParagraph"/>
@@ -65764,7 +66027,7 @@
           <w:b/>
           <w:bCs/>
         </w:rPr>
-        <w:t xml:space="preserve">Definition 53 (Fold-based standard error of a named procedure)</w:t>
+        <w:t xml:space="preserve">Definition 54 (Fold-based standard error of a named procedure)</w:t>
       </w:r>
       <w:r>
         <w:t xml:space="preserve"> </w:t>
@@ -65960,7 +66223,7 @@
       <w:pPr>
         <w:pStyle w:val="BodyText"/>
       </w:pPr>
-      <w:bookmarkStart w:id="268" w:name="eq-cv-se-indexed"/>
+      <w:bookmarkStart w:id="270" w:name="eq-cv-se-indexed"/>
       <m:oMathPara>
         <m:oMathParaPr>
           <m:jc m:val="center"/>
@@ -66258,10 +66521,10 @@
           </m:r>
         </m:oMath>
       </m:oMathPara>
-      <w:bookmarkEnd w:id="268"/>
+      <w:bookmarkEnd w:id="270"/>
     </w:p>
-    <w:bookmarkEnd w:id="269"/>
-    <w:bookmarkStart w:id="271" w:name="def-one-se-rule"/>
+    <w:bookmarkEnd w:id="271"/>
+    <w:bookmarkStart w:id="273" w:name="def-one-se-rule"/>
     <w:p>
       <w:pPr>
         <w:pStyle w:val="FirstParagraph"/>
@@ -66271,7 +66534,7 @@
           <w:b/>
           <w:bCs/>
         </w:rPr>
-        <w:t xml:space="preserve">Definition 54 (One-standard-error rule)</w:t>
+        <w:t xml:space="preserve">Definition 55 (One-standard-error rule)</w:t>
       </w:r>
       <w:r>
         <w:t xml:space="preserve"> </w:t>
@@ -66519,7 +66782,7 @@
       <w:pPr>
         <w:pStyle w:val="BodyText"/>
       </w:pPr>
-      <w:bookmarkStart w:id="270" w:name="eq-one-se-rule"/>
+      <w:bookmarkStart w:id="272" w:name="eq-one-se-rule"/>
       <m:oMathPara>
         <m:oMathParaPr>
           <m:jc m:val="center"/>
@@ -66853,7 +67116,7 @@
           </m:r>
         </m:oMath>
       </m:oMathPara>
-      <w:bookmarkEnd w:id="270"/>
+      <w:bookmarkEnd w:id="272"/>
     </w:p>
     <w:p>
       <w:pPr>
@@ -66872,8 +67135,8 @@
         <w:t xml:space="preserve">.</w:t>
       </w:r>
     </w:p>
-    <w:bookmarkEnd w:id="271"/>
-    <w:bookmarkStart w:id="276" w:name="exm-one-se-rule"/>
+    <w:bookmarkEnd w:id="273"/>
+    <w:bookmarkStart w:id="278" w:name="exm-one-se-rule"/>
     <w:p>
       <w:pPr>
         <w:pStyle w:val="BodyText"/>
@@ -66883,7 +67146,7 @@
           <w:b/>
           <w:bCs/>
         </w:rPr>
-        <w:t xml:space="preserve">Example 22 (The one-standard-error rule for the simulated polynomials)</w:t>
+        <w:t xml:space="preserve">Example 23 (The one-standard-error rule for the simulated polynomials)</w:t>
       </w:r>
       <w:r>
         <w:t xml:space="preserve"> </w:t>
@@ -66931,7 +67194,7 @@
           <w:rPr>
             <w:rStyle w:val="Hyperlink"/>
           </w:rPr>
-          <w:t xml:space="preserve">Definition 54</w:t>
+          <w:t xml:space="preserve">Definition 55</w:t>
         </w:r>
       </w:hyperlink>
       <w:r>
@@ -67945,7 +68208,7 @@
       <w:tr>
         <w:tc>
           <w:tcPr/>
-          <w:bookmarkStart w:id="275" w:name="fig-one-se-rule"/>
+          <w:bookmarkStart w:id="277" w:name="fig-one-se-rule"/>
           <w:p>
             <w:pPr>
               <w:pStyle w:val="SourceCode"/>
@@ -68558,18 +68821,18 @@
                 <wp:inline>
                   <wp:extent cx="4620126" cy="3696101"/>
                   <wp:effectExtent b="0" l="0" r="0" t="0"/>
-                  <wp:docPr descr="" title="" id="273" name="Picture"/>
+                  <wp:docPr descr="" title="" id="275" name="Picture"/>
                   <a:graphic>
                     <a:graphicData uri="http://schemas.openxmlformats.org/drawingml/2006/picture">
                       <pic:pic>
                         <pic:nvPicPr>
-                          <pic:cNvPr descr="model-validation_files/figure-docx/one-se-rule-plot-1.png" id="274" name="Picture"/>
+                          <pic:cNvPr descr="model-validation_files/figure-docx/one-se-rule-plot-1.png" id="276" name="Picture"/>
                           <pic:cNvPicPr>
                             <a:picLocks noChangeArrowheads="1" noChangeAspect="1"/>
                           </pic:cNvPicPr>
                         </pic:nvPicPr>
                         <pic:blipFill>
-                          <a:blip r:embed="rId272"/>
+                          <a:blip r:embed="rId274"/>
                           <a:stretch>
                             <a:fillRect/>
                           </a:stretch>
@@ -68649,7 +68912,7 @@
               <w:t xml:space="preserve">The dashed line is one fold-based standard error above the smallest estimate.</w:t>
             </w:r>
           </w:p>
-          <w:bookmarkEnd w:id="275"/>
+          <w:bookmarkEnd w:id="277"/>
         </w:tc>
       </w:tr>
     </w:tbl>
@@ -68738,9 +69001,9 @@
         <w:t xml:space="preserve">and 0.315 for degree 3.</w:t>
       </w:r>
     </w:p>
-    <w:bookmarkEnd w:id="276"/>
-    <w:bookmarkEnd w:id="277"/>
-    <w:bookmarkStart w:id="283" w:name="sec-cv-whole-procedure"/>
+    <w:bookmarkEnd w:id="278"/>
+    <w:bookmarkEnd w:id="279"/>
+    <w:bookmarkStart w:id="285" w:name="sec-cv-whole-procedure"/>
     <w:p>
       <w:pPr>
         <w:pStyle w:val="Heading2"/>
@@ -68749,7 +69012,7 @@
         <w:t xml:space="preserve">9 Cross-validating the whole procedure</w:t>
       </w:r>
     </w:p>
-    <w:bookmarkStart w:id="280" w:name="exr-cv-screening"/>
+    <w:bookmarkStart w:id="282" w:name="exr-cv-screening"/>
     <w:p>
       <w:pPr>
         <w:pStyle w:val="FirstParagraph"/>
@@ -69049,18 +69312,18 @@
                 <wp:inline>
                   <wp:extent cx="152400" cy="152400"/>
                   <wp:effectExtent b="0" l="0" r="0" t="0"/>
-                  <wp:docPr descr="" title="" id="278" name="Picture"/>
+                  <wp:docPr descr="" title="" id="280" name="Picture"/>
                   <a:graphic>
                     <a:graphicData uri="http://schemas.openxmlformats.org/drawingml/2006/picture">
                       <pic:pic>
                         <pic:nvPicPr>
-                          <pic:cNvPr descr="/opt/quarto/share/formats/docx/note.png" id="279" name="Picture"/>
+                          <pic:cNvPr descr="/opt/quarto/share/formats/docx/note.png" id="281" name="Picture"/>
                           <pic:cNvPicPr>
                             <a:picLocks noChangeArrowheads="1" noChangeAspect="1"/>
                           </pic:cNvPicPr>
                         </pic:nvPicPr>
                         <pic:blipFill>
-                          <a:blip r:embed="rId179"/>
+                          <a:blip r:embed="rId181"/>
                           <a:stretch>
                             <a:fillRect/>
                           </a:stretch>
@@ -69142,8 +69405,8 @@
         </w:tc>
       </w:tr>
     </w:tbl>
-    <w:bookmarkEnd w:id="280"/>
-    <w:bookmarkStart w:id="281" w:name="sol-cv-screening"/>
+    <w:bookmarkEnd w:id="282"/>
+    <w:bookmarkStart w:id="283" w:name="sol-cv-screening"/>
     <w:p>
       <w:pPr>
         <w:pStyle w:val="BodyText"/>
@@ -71071,8 +71334,8 @@
         <w:t xml:space="preserve">needs fails.</w:t>
       </w:r>
     </w:p>
-    <w:bookmarkEnd w:id="281"/>
-    <w:bookmarkStart w:id="282" w:name="rem-cv-every-step"/>
+    <w:bookmarkEnd w:id="283"/>
+    <w:bookmarkStart w:id="284" w:name="rem-cv-every-step"/>
     <w:p>
       <w:pPr>
         <w:pStyle w:val="BodyText"/>
@@ -71252,9 +71515,9 @@
         <w:t xml:space="preserve">when they are computed without the outcome.</w:t>
       </w:r>
     </w:p>
-    <w:bookmarkEnd w:id="282"/>
-    <w:bookmarkEnd w:id="283"/>
-    <w:bookmarkStart w:id="284" w:name="further-reading"/>
+    <w:bookmarkEnd w:id="284"/>
+    <w:bookmarkEnd w:id="285"/>
+    <w:bookmarkStart w:id="286" w:name="further-reading"/>
     <w:p>
       <w:pPr>
         <w:pStyle w:val="Heading2"/>
@@ -71283,8 +71546,8 @@
         <w:t xml:space="preserve">including the covariance and correlation matrices that cross-products produce.</w:t>
       </w:r>
     </w:p>
-    <w:bookmarkEnd w:id="284"/>
-    <w:bookmarkStart w:id="292" w:name="references"/>
+    <w:bookmarkEnd w:id="286"/>
+    <w:bookmarkStart w:id="294" w:name="references"/>
     <w:p>
       <w:pPr>
         <w:pStyle w:val="Heading2"/>
@@ -71293,8 +71556,8 @@
         <w:t xml:space="preserve">References</w:t>
       </w:r>
     </w:p>
-    <w:bookmarkStart w:id="291" w:name="refs"/>
-    <w:bookmarkStart w:id="286" w:name="ref-hastie2009elements"/>
+    <w:bookmarkStart w:id="293" w:name="refs"/>
+    <w:bookmarkStart w:id="288" w:name="ref-hastie2009elements"/>
     <w:p>
       <w:pPr>
         <w:pStyle w:val="Bibliography"/>
@@ -71318,7 +71581,7 @@
       <w:r>
         <w:t xml:space="preserve"> </w:t>
       </w:r>
-      <w:hyperlink r:id="rId285">
+      <w:hyperlink r:id="rId287">
         <w:r>
           <w:rPr>
             <w:rStyle w:val="Hyperlink"/>
@@ -71330,8 +71593,8 @@
         <w:t xml:space="preserve">.</w:t>
       </w:r>
     </w:p>
-    <w:bookmarkEnd w:id="286"/>
-    <w:bookmarkStart w:id="288" w:name="ref-james2021islr2e"/>
+    <w:bookmarkEnd w:id="288"/>
+    <w:bookmarkStart w:id="290" w:name="ref-james2021islr2e"/>
     <w:p>
       <w:pPr>
         <w:pStyle w:val="Bibliography"/>
@@ -71369,7 +71632,7 @@
       <w:r>
         <w:t xml:space="preserve"> </w:t>
       </w:r>
-      <w:hyperlink r:id="rId287">
+      <w:hyperlink r:id="rId289">
         <w:r>
           <w:rPr>
             <w:rStyle w:val="Hyperlink"/>
@@ -71381,8 +71644,8 @@
         <w:t xml:space="preserve">.</w:t>
       </w:r>
     </w:p>
-    <w:bookmarkEnd w:id="288"/>
-    <w:bookmarkStart w:id="290" w:name="ref-sanchez2020matrix4sl"/>
+    <w:bookmarkEnd w:id="290"/>
+    <w:bookmarkStart w:id="292" w:name="ref-sanchez2020matrix4sl"/>
     <w:p>
       <w:pPr>
         <w:pStyle w:val="Bibliography"/>
@@ -71420,7 +71683,7 @@
       <w:r>
         <w:t xml:space="preserve"> </w:t>
       </w:r>
-      <w:hyperlink r:id="rId289">
+      <w:hyperlink r:id="rId291">
         <w:r>
           <w:rPr>
             <w:rStyle w:val="Hyperlink"/>
@@ -71432,9 +71695,9 @@
         <w:t xml:space="preserve">.</w:t>
       </w:r>
     </w:p>
-    <w:bookmarkEnd w:id="290"/>
-    <w:bookmarkEnd w:id="291"/>
     <w:bookmarkEnd w:id="292"/>
+    <w:bookmarkEnd w:id="293"/>
+    <w:bookmarkEnd w:id="294"/>
     <w:sectPr>
       <w:footnotePr>
         <w:numRestart w:val="eachSect"/>

--- a/pr-preview/pr-274/model-validation-handout.docx
+++ b/pr-preview/pr-274/model-validation-handout.docx
@@ -15,7 +15,7 @@
         <w:pStyle w:val="Date"/>
       </w:pPr>
       <w:r>
-        <w:t xml:space="preserve">Last modified: 2026-10-17 00:31:06 (PDT)</w:t>
+        <w:t xml:space="preserve">Last modified: 2026-10-17 01:16:55 (PDT)</w:t>
       </w:r>
     </w:p>
     <w:bookmarkStart w:id="17" w:name="sec-data-sets"/>
@@ -10523,45 +10523,16 @@
         <w:t xml:space="preserve"> </w:t>
       </w:r>
       <m:oMath>
-        <m:r>
-          <m:t>g</m:t>
-        </m:r>
-        <m:r>
-          <m:t>​</m:t>
-        </m:r>
-        <m:d>
-          <m:dPr>
-            <m:begChr m:val="("/>
-            <m:sepChr m:val=""/>
-            <m:endChr m:val=")"/>
-            <m:grow/>
-          </m:dPr>
+        <m:acc>
+          <m:accPr>
+            <m:chr m:val="̂"/>
+          </m:accPr>
           <m:e>
-            <m:sSub>
-              <m:e>
-                <m:r>
-                  <m:rPr>
-                    <m:scr m:val="script"/>
-                    <m:sty m:val="p"/>
-                  </m:rPr>
-                  <m:t>D</m:t>
-                </m:r>
-              </m:e>
-              <m:sub>
-                <m:r>
-                  <m:rPr>
-                    <m:nor/>
-                    <m:sty m:val="p"/>
-                  </m:rPr>
-                  <m:t>train</m:t>
-                </m:r>
-              </m:sub>
-            </m:sSub>
+            <m:r>
+              <m:t>y</m:t>
+            </m:r>
           </m:e>
-        </m:d>
-        <m:r>
-          <m:t>​</m:t>
-        </m:r>
+        </m:acc>
         <m:r>
           <m:t>​</m:t>
         </m:r>
@@ -11489,45 +11460,16 @@
         <w:t xml:space="preserve"> </w:t>
       </w:r>
       <m:oMath>
-        <m:r>
-          <m:t>g</m:t>
-        </m:r>
-        <m:r>
-          <m:t>​</m:t>
-        </m:r>
-        <m:d>
-          <m:dPr>
-            <m:begChr m:val="("/>
-            <m:sepChr m:val=""/>
-            <m:endChr m:val=")"/>
-            <m:grow/>
-          </m:dPr>
+        <m:acc>
+          <m:accPr>
+            <m:chr m:val="̂"/>
+          </m:accPr>
           <m:e>
-            <m:sSub>
-              <m:e>
-                <m:r>
-                  <m:rPr>
-                    <m:scr m:val="script"/>
-                    <m:sty m:val="p"/>
-                  </m:rPr>
-                  <m:t>D</m:t>
-                </m:r>
-              </m:e>
-              <m:sub>
-                <m:r>
-                  <m:rPr>
-                    <m:nor/>
-                    <m:sty m:val="p"/>
-                  </m:rPr>
-                  <m:t>train</m:t>
-                </m:r>
-              </m:sub>
-            </m:sSub>
+            <m:r>
+              <m:t>y</m:t>
+            </m:r>
           </m:e>
-        </m:d>
-        <m:r>
-          <m:t>​</m:t>
-        </m:r>
+        </m:acc>
         <m:r>
           <m:t>​</m:t>
         </m:r>
@@ -13817,15 +13759,22 @@
         <w:t xml:space="preserve"> </w:t>
       </w:r>
       <w:r>
-        <w:t xml:space="preserve">is the prediction</w:t>
+        <w:t xml:space="preserve">is the value</w:t>
       </w:r>
       <w:r>
         <w:t xml:space="preserve"> </w:t>
       </w:r>
       <m:oMath>
-        <m:r>
-          <m:t>g</m:t>
-        </m:r>
+        <m:acc>
+          <m:accPr>
+            <m:chr m:val="̂"/>
+          </m:accPr>
+          <m:e>
+            <m:r>
+              <m:t>y</m:t>
+            </m:r>
+          </m:e>
+        </m:acc>
         <m:r>
           <m:t>​</m:t>
         </m:r>
@@ -13837,101 +13786,64 @@
             <m:grow/>
           </m:dPr>
           <m:e>
-            <m:sSub>
-              <m:e>
-                <m:r>
-                  <m:rPr>
-                    <m:scr m:val="script"/>
-                    <m:sty m:val="p"/>
-                  </m:rPr>
-                  <m:t>D</m:t>
-                </m:r>
-              </m:e>
-              <m:sub>
-                <m:r>
-                  <m:rPr>
-                    <m:nor/>
-                    <m:sty m:val="p"/>
-                  </m:rPr>
-                  <m:t>train</m:t>
-                </m:r>
-              </m:sub>
-            </m:sSub>
+            <m:r>
+              <m:t>x</m:t>
+            </m:r>
           </m:e>
         </m:d>
         <m:r>
           <m:t>​</m:t>
         </m:r>
-        <m:r>
-          <m:t>​</m:t>
-        </m:r>
-        <m:d>
-          <m:dPr>
-            <m:begChr m:val="("/>
-            <m:sepChr m:val=""/>
-            <m:endChr m:val=")"/>
-            <m:grow/>
-          </m:dPr>
+      </m:oMath>
+      <w:r>
+        <w:t xml:space="preserve"> </w:t>
+      </w:r>
+      <w:r>
+        <w:t xml:space="preserve">of the</w:t>
+      </w:r>
+      <w:r>
+        <w:t xml:space="preserve"> </w:t>
+      </w:r>
+      <w:hyperlink w:anchor="def-prediction-rule">
+        <w:r>
+          <w:rPr>
+            <w:rStyle w:val="Hyperlink"/>
+          </w:rPr>
+          <w:t xml:space="preserve">prediction rule</w:t>
+        </w:r>
+      </w:hyperlink>
+      <w:r>
+        <w:t xml:space="preserve"> </w:t>
+      </w:r>
+      <m:oMath>
+        <m:acc>
+          <m:accPr>
+            <m:chr m:val="̂"/>
+          </m:accPr>
           <m:e>
             <m:r>
-              <m:t>x</m:t>
+              <m:t>y</m:t>
             </m:r>
           </m:e>
-        </m:d>
-        <m:r>
-          <m:t>​</m:t>
-        </m:r>
+        </m:acc>
       </m:oMath>
       <w:r>
         <w:t xml:space="preserve"> </w:t>
       </w:r>
       <w:r>
-        <w:t xml:space="preserve">of the fitted model</w:t>
+        <w:t xml:space="preserve">at</w:t>
       </w:r>
       <w:r>
         <w:t xml:space="preserve"> </w:t>
       </w:r>
       <m:oMath>
         <m:r>
-          <m:t>g</m:t>
-        </m:r>
-        <m:r>
-          <m:t>​</m:t>
-        </m:r>
-        <m:d>
-          <m:dPr>
-            <m:begChr m:val="("/>
-            <m:sepChr m:val=""/>
-            <m:endChr m:val=")"/>
-            <m:grow/>
-          </m:dPr>
-          <m:e>
-            <m:sSub>
-              <m:e>
-                <m:r>
-                  <m:rPr>
-                    <m:scr m:val="script"/>
-                    <m:sty m:val="p"/>
-                  </m:rPr>
-                  <m:t>D</m:t>
-                </m:r>
-              </m:e>
-              <m:sub>
-                <m:r>
-                  <m:rPr>
-                    <m:nor/>
-                    <m:sty m:val="p"/>
-                  </m:rPr>
-                  <m:t>train</m:t>
-                </m:r>
-              </m:sub>
-            </m:sSub>
-          </m:e>
-        </m:d>
-        <m:r>
-          <m:t>​</m:t>
+          <m:t>x</m:t>
         </m:r>
       </m:oMath>
+      <w:r>
+        <w:t xml:space="preserve">,</w:t>
+      </w:r>
       <w:r>
         <w:t xml:space="preserve"> </w:t>
       </w:r>
@@ -14016,45 +13928,16 @@
               <m:grow/>
             </m:dPr>
             <m:e>
-              <m:r>
-                <m:t>g</m:t>
-              </m:r>
-              <m:r>
-                <m:t>​</m:t>
-              </m:r>
-              <m:d>
-                <m:dPr>
-                  <m:begChr m:val="("/>
-                  <m:sepChr m:val=""/>
-                  <m:endChr m:val=")"/>
-                  <m:grow/>
-                </m:dPr>
+              <m:acc>
+                <m:accPr>
+                  <m:chr m:val="̂"/>
+                </m:accPr>
                 <m:e>
-                  <m:sSub>
-                    <m:e>
-                      <m:r>
-                        <m:rPr>
-                          <m:scr m:val="script"/>
-                          <m:sty m:val="p"/>
-                        </m:rPr>
-                        <m:t>D</m:t>
-                      </m:r>
-                    </m:e>
-                    <m:sub>
-                      <m:r>
-                        <m:rPr>
-                          <m:nor/>
-                          <m:sty m:val="p"/>
-                        </m:rPr>
-                        <m:t>train</m:t>
-                      </m:r>
-                    </m:sub>
-                  </m:sSub>
+                  <m:r>
+                    <m:t>y</m:t>
+                  </m:r>
                 </m:e>
-              </m:d>
-              <m:r>
-                <m:t>​</m:t>
-              </m:r>
+              </m:acc>
               <m:r>
                 <m:t>​</m:t>
               </m:r>
@@ -14183,45 +14066,16 @@
         <w:t xml:space="preserve"> </w:t>
       </w:r>
       <m:oMath>
-        <m:r>
-          <m:t>g</m:t>
-        </m:r>
-        <m:r>
-          <m:t>​</m:t>
-        </m:r>
-        <m:d>
-          <m:dPr>
-            <m:begChr m:val="("/>
-            <m:sepChr m:val=""/>
-            <m:endChr m:val=")"/>
-            <m:grow/>
-          </m:dPr>
+        <m:acc>
+          <m:accPr>
+            <m:chr m:val="̂"/>
+          </m:accPr>
           <m:e>
-            <m:sSub>
-              <m:e>
-                <m:r>
-                  <m:rPr>
-                    <m:scr m:val="script"/>
-                    <m:sty m:val="p"/>
-                  </m:rPr>
-                  <m:t>D</m:t>
-                </m:r>
-              </m:e>
-              <m:sub>
-                <m:r>
-                  <m:rPr>
-                    <m:nor/>
-                    <m:sty m:val="p"/>
-                  </m:rPr>
-                  <m:t>train</m:t>
-                </m:r>
-              </m:sub>
-            </m:sSub>
+            <m:r>
+              <m:t>y</m:t>
+            </m:r>
           </m:e>
-        </m:d>
-        <m:r>
-          <m:t>​</m:t>
-        </m:r>
+        </m:acc>
         <m:r>
           <m:t>​</m:t>
         </m:r>
@@ -14542,45 +14396,16 @@
         <w:t xml:space="preserve"> </w:t>
       </w:r>
       <m:oMath>
-        <m:r>
-          <m:t>g</m:t>
-        </m:r>
-        <m:r>
-          <m:t>​</m:t>
-        </m:r>
-        <m:d>
-          <m:dPr>
-            <m:begChr m:val="("/>
-            <m:sepChr m:val=""/>
-            <m:endChr m:val=")"/>
-            <m:grow/>
-          </m:dPr>
+        <m:acc>
+          <m:accPr>
+            <m:chr m:val="̂"/>
+          </m:accPr>
           <m:e>
-            <m:sSub>
-              <m:e>
-                <m:r>
-                  <m:rPr>
-                    <m:scr m:val="script"/>
-                    <m:sty m:val="p"/>
-                  </m:rPr>
-                  <m:t>D</m:t>
-                </m:r>
-              </m:e>
-              <m:sub>
-                <m:r>
-                  <m:rPr>
-                    <m:nor/>
-                    <m:sty m:val="p"/>
-                  </m:rPr>
-                  <m:t>train</m:t>
-                </m:r>
-              </m:sub>
-            </m:sSub>
+            <m:r>
+              <m:t>y</m:t>
+            </m:r>
           </m:e>
-        </m:d>
-        <m:r>
-          <m:t>​</m:t>
-        </m:r>
+        </m:acc>
         <m:r>
           <m:t>​</m:t>
         </m:r>
@@ -14758,45 +14583,16 @@
               <m:grow/>
             </m:dPr>
             <m:e>
-              <m:r>
-                <m:t>g</m:t>
-              </m:r>
-              <m:r>
-                <m:t>​</m:t>
-              </m:r>
-              <m:d>
-                <m:dPr>
-                  <m:begChr m:val="("/>
-                  <m:sepChr m:val=""/>
-                  <m:endChr m:val=")"/>
-                  <m:grow/>
-                </m:dPr>
+              <m:acc>
+                <m:accPr>
+                  <m:chr m:val="̂"/>
+                </m:accPr>
                 <m:e>
-                  <m:sSub>
-                    <m:e>
-                      <m:r>
-                        <m:rPr>
-                          <m:scr m:val="script"/>
-                          <m:sty m:val="p"/>
-                        </m:rPr>
-                        <m:t>D</m:t>
-                      </m:r>
-                    </m:e>
-                    <m:sub>
-                      <m:r>
-                        <m:rPr>
-                          <m:nor/>
-                          <m:sty m:val="p"/>
-                        </m:rPr>
-                        <m:t>train</m:t>
-                      </m:r>
-                    </m:sub>
-                  </m:sSub>
+                  <m:r>
+                    <m:t>y</m:t>
+                  </m:r>
                 </m:e>
-              </m:d>
-              <m:r>
-                <m:t>​</m:t>
-              </m:r>
+              </m:acc>
               <m:r>
                 <m:t>​</m:t>
               </m:r>
@@ -14858,45 +14654,16 @@
                   <m:grow/>
                 </m:dPr>
                 <m:e>
-                  <m:r>
-                    <m:t>g</m:t>
-                  </m:r>
-                  <m:r>
-                    <m:t>​</m:t>
-                  </m:r>
-                  <m:d>
-                    <m:dPr>
-                      <m:begChr m:val="("/>
-                      <m:sepChr m:val=""/>
-                      <m:endChr m:val=")"/>
-                      <m:grow/>
-                    </m:dPr>
+                  <m:acc>
+                    <m:accPr>
+                      <m:chr m:val="̂"/>
+                    </m:accPr>
                     <m:e>
-                      <m:sSub>
-                        <m:e>
-                          <m:r>
-                            <m:rPr>
-                              <m:scr m:val="script"/>
-                              <m:sty m:val="p"/>
-                            </m:rPr>
-                            <m:t>D</m:t>
-                          </m:r>
-                        </m:e>
-                        <m:sub>
-                          <m:r>
-                            <m:rPr>
-                              <m:nor/>
-                              <m:sty m:val="p"/>
-                            </m:rPr>
-                            <m:t>train</m:t>
-                          </m:r>
-                        </m:sub>
-                      </m:sSub>
+                      <m:r>
+                        <m:t>y</m:t>
+                      </m:r>
                     </m:e>
-                  </m:d>
-                  <m:r>
-                    <m:t>​</m:t>
-                  </m:r>
+                  </m:acc>
                   <m:r>
                     <m:t>​</m:t>
                   </m:r>
@@ -15051,45 +14818,16 @@
         <w:t xml:space="preserve"> </w:t>
       </w:r>
       <m:oMath>
-        <m:r>
-          <m:t>g</m:t>
-        </m:r>
-        <m:r>
-          <m:t>​</m:t>
-        </m:r>
-        <m:d>
-          <m:dPr>
-            <m:begChr m:val="("/>
-            <m:sepChr m:val=""/>
-            <m:endChr m:val=")"/>
-            <m:grow/>
-          </m:dPr>
+        <m:acc>
+          <m:accPr>
+            <m:chr m:val="̂"/>
+          </m:accPr>
           <m:e>
-            <m:sSub>
-              <m:e>
-                <m:r>
-                  <m:rPr>
-                    <m:scr m:val="script"/>
-                    <m:sty m:val="p"/>
-                  </m:rPr>
-                  <m:t>D</m:t>
-                </m:r>
-              </m:e>
-              <m:sub>
-                <m:r>
-                  <m:rPr>
-                    <m:nor/>
-                    <m:sty m:val="p"/>
-                  </m:rPr>
-                  <m:t>train</m:t>
-                </m:r>
-              </m:sub>
-            </m:sSub>
+            <m:r>
+              <m:t>y</m:t>
+            </m:r>
           </m:e>
-        </m:d>
-        <m:r>
-          <m:t>​</m:t>
-        </m:r>
+        </m:acc>
         <m:r>
           <m:t>​</m:t>
         </m:r>
@@ -15171,45 +14909,16 @@
                   <m:grow/>
                 </m:dPr>
                 <m:e>
-                  <m:r>
-                    <m:t>g</m:t>
-                  </m:r>
-                  <m:r>
-                    <m:t>​</m:t>
-                  </m:r>
-                  <m:d>
-                    <m:dPr>
-                      <m:begChr m:val="("/>
-                      <m:sepChr m:val=""/>
-                      <m:endChr m:val=")"/>
-                      <m:grow/>
-                    </m:dPr>
+                  <m:acc>
+                    <m:accPr>
+                      <m:chr m:val="̂"/>
+                    </m:accPr>
                     <m:e>
-                      <m:sSub>
-                        <m:e>
-                          <m:r>
-                            <m:rPr>
-                              <m:scr m:val="script"/>
-                              <m:sty m:val="p"/>
-                            </m:rPr>
-                            <m:t>D</m:t>
-                          </m:r>
-                        </m:e>
-                        <m:sub>
-                          <m:r>
-                            <m:rPr>
-                              <m:nor/>
-                              <m:sty m:val="p"/>
-                            </m:rPr>
-                            <m:t>train</m:t>
-                          </m:r>
-                        </m:sub>
-                      </m:sSub>
+                      <m:r>
+                        <m:t>y</m:t>
+                      </m:r>
                     </m:e>
-                  </m:d>
-                  <m:r>
-                    <m:t>​</m:t>
-                  </m:r>
+                  </m:acc>
                   <m:r>
                     <m:t>​</m:t>
                   </m:r>
@@ -15274,45 +14983,16 @@
                       <m:grow/>
                     </m:dPr>
                     <m:e>
-                      <m:r>
-                        <m:t>g</m:t>
-                      </m:r>
-                      <m:r>
-                        <m:t>​</m:t>
-                      </m:r>
-                      <m:d>
-                        <m:dPr>
-                          <m:begChr m:val="("/>
-                          <m:sepChr m:val=""/>
-                          <m:endChr m:val=")"/>
-                          <m:grow/>
-                        </m:dPr>
+                      <m:acc>
+                        <m:accPr>
+                          <m:chr m:val="̂"/>
+                        </m:accPr>
                         <m:e>
-                          <m:sSub>
-                            <m:e>
-                              <m:r>
-                                <m:rPr>
-                                  <m:scr m:val="script"/>
-                                  <m:sty m:val="p"/>
-                                </m:rPr>
-                                <m:t>D</m:t>
-                              </m:r>
-                            </m:e>
-                            <m:sub>
-                              <m:r>
-                                <m:rPr>
-                                  <m:nor/>
-                                  <m:sty m:val="p"/>
-                                </m:rPr>
-                                <m:t>train</m:t>
-                              </m:r>
-                            </m:sub>
-                          </m:sSub>
+                          <m:r>
+                            <m:t>y</m:t>
+                          </m:r>
                         </m:e>
-                      </m:d>
-                      <m:r>
-                        <m:t>​</m:t>
-                      </m:r>
+                      </m:acc>
                       <m:r>
                         <m:t>​</m:t>
                       </m:r>
@@ -15370,45 +15050,16 @@
                   <m:grow/>
                 </m:dPr>
                 <m:e>
-                  <m:r>
-                    <m:t>g</m:t>
-                  </m:r>
-                  <m:r>
-                    <m:t>​</m:t>
-                  </m:r>
-                  <m:d>
-                    <m:dPr>
-                      <m:begChr m:val="("/>
-                      <m:sepChr m:val=""/>
-                      <m:endChr m:val=")"/>
-                      <m:grow/>
-                    </m:dPr>
+                  <m:acc>
+                    <m:accPr>
+                      <m:chr m:val="̂"/>
+                    </m:accPr>
                     <m:e>
-                      <m:sSub>
-                        <m:e>
-                          <m:r>
-                            <m:rPr>
-                              <m:scr m:val="script"/>
-                              <m:sty m:val="p"/>
-                            </m:rPr>
-                            <m:t>D</m:t>
-                          </m:r>
-                        </m:e>
-                        <m:sub>
-                          <m:r>
-                            <m:rPr>
-                              <m:nor/>
-                              <m:sty m:val="p"/>
-                            </m:rPr>
-                            <m:t>train</m:t>
-                          </m:r>
-                        </m:sub>
-                      </m:sSub>
+                      <m:r>
+                        <m:t>y</m:t>
+                      </m:r>
                     </m:e>
-                  </m:d>
-                  <m:r>
-                    <m:t>​</m:t>
-                  </m:r>
+                  </m:acc>
                   <m:r>
                     <m:t>​</m:t>
                   </m:r>
@@ -15585,9 +15236,16 @@
         <w:t xml:space="preserve"> </w:t>
       </w:r>
       <m:oMath>
-        <m:r>
-          <m:t>g</m:t>
-        </m:r>
+        <m:acc>
+          <m:accPr>
+            <m:chr m:val="̂"/>
+          </m:accPr>
+          <m:e>
+            <m:r>
+              <m:t>y</m:t>
+            </m:r>
+          </m:e>
+        </m:acc>
         <m:r>
           <m:t>​</m:t>
         </m:r>
@@ -15599,30 +15257,56 @@
             <m:grow/>
           </m:dPr>
           <m:e>
-            <m:sSub>
-              <m:e>
-                <m:r>
-                  <m:rPr>
-                    <m:scr m:val="script"/>
-                    <m:sty m:val="p"/>
-                  </m:rPr>
-                  <m:t>D</m:t>
-                </m:r>
-              </m:e>
-              <m:sub>
-                <m:r>
-                  <m:rPr>
-                    <m:nor/>
-                    <m:sty m:val="p"/>
-                  </m:rPr>
-                  <m:t>train</m:t>
-                </m:r>
-              </m:sub>
-            </m:sSub>
+            <m:r>
+              <m:t>x</m:t>
+            </m:r>
           </m:e>
         </m:d>
         <m:r>
           <m:t>​</m:t>
+        </m:r>
+      </m:oMath>
+      <w:r>
+        <w:t xml:space="preserve"> </w:t>
+      </w:r>
+      <w:r>
+        <w:t xml:space="preserve">at a covariate value</w:t>
+      </w:r>
+      <w:r>
+        <w:t xml:space="preserve"> </w:t>
+      </w:r>
+      <m:oMath>
+        <m:r>
+          <m:t>x</m:t>
+        </m:r>
+      </m:oMath>
+      <w:r>
+        <w:t xml:space="preserve"> </w:t>
+      </w:r>
+      <w:r>
+        <w:t xml:space="preserve">has</w:t>
+      </w:r>
+      <w:r>
+        <w:t xml:space="preserve"> </w:t>
+      </w:r>
+      <w:r>
+        <w:t xml:space="preserve">squared bias</w:t>
+      </w:r>
+      <w:r>
+        <w:t xml:space="preserve"> </w:t>
+      </w:r>
+      <m:oMath>
+        <m:r>
+          <m:rPr>
+            <m:sty m:val="p"/>
+          </m:rPr>
+          <m:t>[</m:t>
+        </m:r>
+        <m:r>
+          <m:rPr>
+            <m:sty m:val="p"/>
+          </m:rPr>
+          <m:t>Bias</m:t>
         </m:r>
         <m:r>
           <m:t>​</m:t>
@@ -15635,107 +15319,16 @@
             <m:grow/>
           </m:dPr>
           <m:e>
-            <m:r>
-              <m:t>x</m:t>
-            </m:r>
-          </m:e>
-        </m:d>
-        <m:r>
-          <m:t>​</m:t>
-        </m:r>
-      </m:oMath>
-      <w:r>
-        <w:t xml:space="preserve"> </w:t>
-      </w:r>
-      <w:r>
-        <w:t xml:space="preserve">at a covariate value</w:t>
-      </w:r>
-      <w:r>
-        <w:t xml:space="preserve"> </w:t>
-      </w:r>
-      <m:oMath>
-        <m:r>
-          <m:t>x</m:t>
-        </m:r>
-      </m:oMath>
-      <w:r>
-        <w:t xml:space="preserve"> </w:t>
-      </w:r>
-      <w:r>
-        <w:t xml:space="preserve">has</w:t>
-      </w:r>
-      <w:r>
-        <w:t xml:space="preserve"> </w:t>
-      </w:r>
-      <w:r>
-        <w:t xml:space="preserve">squared bias</w:t>
-      </w:r>
-      <w:r>
-        <w:t xml:space="preserve"> </w:t>
-      </w:r>
-      <m:oMath>
-        <m:r>
-          <m:rPr>
-            <m:sty m:val="p"/>
-          </m:rPr>
-          <m:t>[</m:t>
-        </m:r>
-        <m:r>
-          <m:rPr>
-            <m:sty m:val="p"/>
-          </m:rPr>
-          <m:t>Bias</m:t>
-        </m:r>
-        <m:r>
-          <m:t>​</m:t>
-        </m:r>
-        <m:d>
-          <m:dPr>
-            <m:begChr m:val="("/>
-            <m:sepChr m:val=""/>
-            <m:endChr m:val=")"/>
-            <m:grow/>
-          </m:dPr>
-          <m:e>
-            <m:r>
-              <m:t>g</m:t>
-            </m:r>
-            <m:r>
-              <m:t>​</m:t>
-            </m:r>
-            <m:d>
-              <m:dPr>
-                <m:begChr m:val="("/>
-                <m:sepChr m:val=""/>
-                <m:endChr m:val=")"/>
-                <m:grow/>
-              </m:dPr>
+            <m:acc>
+              <m:accPr>
+                <m:chr m:val="̂"/>
+              </m:accPr>
               <m:e>
-                <m:sSub>
-                  <m:e>
-                    <m:r>
-                      <m:rPr>
-                        <m:scr m:val="script"/>
-                        <m:sty m:val="p"/>
-                      </m:rPr>
-                      <m:t>D</m:t>
-                    </m:r>
-                  </m:e>
-                  <m:sub>
-                    <m:r>
-                      <m:rPr>
-                        <m:nor/>
-                        <m:sty m:val="p"/>
-                      </m:rPr>
-                      <m:t>train</m:t>
-                    </m:r>
-                  </m:sub>
-                </m:sSub>
+                <m:r>
+                  <m:t>y</m:t>
+                </m:r>
               </m:e>
-            </m:d>
-            <m:r>
-              <m:t>​</m:t>
-            </m:r>
+            </m:acc>
             <m:r>
               <m:t>​</m:t>
             </m:r>
@@ -15812,45 +15405,16 @@
             <m:grow/>
           </m:dPr>
           <m:e>
-            <m:r>
-              <m:t>g</m:t>
-            </m:r>
-            <m:r>
-              <m:t>​</m:t>
-            </m:r>
-            <m:d>
-              <m:dPr>
-                <m:begChr m:val="("/>
-                <m:sepChr m:val=""/>
-                <m:endChr m:val=")"/>
-                <m:grow/>
-              </m:dPr>
+            <m:acc>
+              <m:accPr>
+                <m:chr m:val="̂"/>
+              </m:accPr>
               <m:e>
-                <m:sSub>
-                  <m:e>
-                    <m:r>
-                      <m:rPr>
-                        <m:scr m:val="script"/>
-                        <m:sty m:val="p"/>
-                      </m:rPr>
-                      <m:t>D</m:t>
-                    </m:r>
-                  </m:e>
-                  <m:sub>
-                    <m:r>
-                      <m:rPr>
-                        <m:nor/>
-                        <m:sty m:val="p"/>
-                      </m:rPr>
-                      <m:t>train</m:t>
-                    </m:r>
-                  </m:sub>
-                </m:sSub>
+                <m:r>
+                  <m:t>y</m:t>
+                </m:r>
               </m:e>
-            </m:d>
-            <m:r>
-              <m:t>​</m:t>
-            </m:r>
+            </m:acc>
             <m:r>
               <m:t>​</m:t>
             </m:r>
@@ -16020,45 +15584,16 @@
         <w:t xml:space="preserve"> </w:t>
       </w:r>
       <m:oMath>
-        <m:r>
-          <m:t>g</m:t>
-        </m:r>
-        <m:r>
-          <m:t>​</m:t>
-        </m:r>
-        <m:d>
-          <m:dPr>
-            <m:begChr m:val="("/>
-            <m:sepChr m:val=""/>
-            <m:endChr m:val=")"/>
-            <m:grow/>
-          </m:dPr>
+        <m:acc>
+          <m:accPr>
+            <m:chr m:val="̂"/>
+          </m:accPr>
           <m:e>
-            <m:sSub>
-              <m:e>
-                <m:r>
-                  <m:rPr>
-                    <m:scr m:val="script"/>
-                    <m:sty m:val="p"/>
-                  </m:rPr>
-                  <m:t>D</m:t>
-                </m:r>
-              </m:e>
-              <m:sub>
-                <m:r>
-                  <m:rPr>
-                    <m:nor/>
-                    <m:sty m:val="p"/>
-                  </m:rPr>
-                  <m:t>train</m:t>
-                </m:r>
-              </m:sub>
-            </m:sSub>
+            <m:r>
+              <m:t>y</m:t>
+            </m:r>
           </m:e>
-        </m:d>
-        <m:r>
-          <m:t>​</m:t>
-        </m:r>
+        </m:acc>
         <m:r>
           <m:t>​</m:t>
         </m:r>
@@ -16142,45 +15677,16 @@
               </m:rPr>
               <m:t>−</m:t>
             </m:r>
-            <m:r>
-              <m:t>g</m:t>
-            </m:r>
-            <m:r>
-              <m:t>​</m:t>
-            </m:r>
-            <m:d>
-              <m:dPr>
-                <m:begChr m:val="("/>
-                <m:sepChr m:val=""/>
-                <m:endChr m:val=")"/>
-                <m:grow/>
-              </m:dPr>
+            <m:acc>
+              <m:accPr>
+                <m:chr m:val="̂"/>
+              </m:accPr>
               <m:e>
-                <m:sSub>
-                  <m:e>
-                    <m:r>
-                      <m:rPr>
-                        <m:scr m:val="script"/>
-                        <m:sty m:val="p"/>
-                      </m:rPr>
-                      <m:t>D</m:t>
-                    </m:r>
-                  </m:e>
-                  <m:sub>
-                    <m:r>
-                      <m:rPr>
-                        <m:nor/>
-                        <m:sty m:val="p"/>
-                      </m:rPr>
-                      <m:t>train</m:t>
-                    </m:r>
-                  </m:sub>
-                </m:sSub>
+                <m:r>
+                  <m:t>y</m:t>
+                </m:r>
               </m:e>
-            </m:d>
-            <m:r>
-              <m:t>​</m:t>
-            </m:r>
+            </m:acc>
             <m:r>
               <m:t>​</m:t>
             </m:r>
@@ -16240,45 +15746,16 @@
         <w:t xml:space="preserve"> </w:t>
       </w:r>
       <m:oMath>
-        <m:r>
-          <m:t>g</m:t>
-        </m:r>
-        <m:r>
-          <m:t>​</m:t>
-        </m:r>
-        <m:d>
-          <m:dPr>
-            <m:begChr m:val="("/>
-            <m:sepChr m:val=""/>
-            <m:endChr m:val=")"/>
-            <m:grow/>
-          </m:dPr>
+        <m:acc>
+          <m:accPr>
+            <m:chr m:val="̂"/>
+          </m:accPr>
           <m:e>
-            <m:sSub>
-              <m:e>
-                <m:r>
-                  <m:rPr>
-                    <m:scr m:val="script"/>
-                    <m:sty m:val="p"/>
-                  </m:rPr>
-                  <m:t>D</m:t>
-                </m:r>
-              </m:e>
-              <m:sub>
-                <m:r>
-                  <m:rPr>
-                    <m:nor/>
-                    <m:sty m:val="p"/>
-                  </m:rPr>
-                  <m:t>train</m:t>
-                </m:r>
-              </m:sub>
-            </m:sSub>
+            <m:r>
+              <m:t>y</m:t>
+            </m:r>
           </m:e>
-        </m:d>
-        <m:r>
-          <m:t>​</m:t>
-        </m:r>
+        </m:acc>
         <m:r>
           <m:t>​</m:t>
         </m:r>
@@ -16330,45 +15807,16 @@
         <w:t xml:space="preserve"> </w:t>
       </w:r>
       <m:oMath>
-        <m:r>
-          <m:t>g</m:t>
-        </m:r>
-        <m:r>
-          <m:t>​</m:t>
-        </m:r>
-        <m:d>
-          <m:dPr>
-            <m:begChr m:val="("/>
-            <m:sepChr m:val=""/>
-            <m:endChr m:val=")"/>
-            <m:grow/>
-          </m:dPr>
+        <m:acc>
+          <m:accPr>
+            <m:chr m:val="̂"/>
+          </m:accPr>
           <m:e>
-            <m:sSub>
-              <m:e>
-                <m:r>
-                  <m:rPr>
-                    <m:scr m:val="script"/>
-                    <m:sty m:val="p"/>
-                  </m:rPr>
-                  <m:t>D</m:t>
-                </m:r>
-              </m:e>
-              <m:sub>
-                <m:r>
-                  <m:rPr>
-                    <m:nor/>
-                    <m:sty m:val="p"/>
-                  </m:rPr>
-                  <m:t>train</m:t>
-                </m:r>
-              </m:sub>
-            </m:sSub>
+            <m:r>
+              <m:t>y</m:t>
+            </m:r>
           </m:e>
-        </m:d>
-        <m:r>
-          <m:t>​</m:t>
-        </m:r>
+        </m:acc>
         <m:r>
           <m:t>​</m:t>
         </m:r>
@@ -16606,45 +16054,16 @@
         <w:t xml:space="preserve"> </w:t>
       </w:r>
       <m:oMath>
-        <m:r>
-          <m:t>g</m:t>
-        </m:r>
-        <m:r>
-          <m:t>​</m:t>
-        </m:r>
-        <m:d>
-          <m:dPr>
-            <m:begChr m:val="("/>
-            <m:sepChr m:val=""/>
-            <m:endChr m:val=")"/>
-            <m:grow/>
-          </m:dPr>
+        <m:acc>
+          <m:accPr>
+            <m:chr m:val="̂"/>
+          </m:accPr>
           <m:e>
-            <m:sSub>
-              <m:e>
-                <m:r>
-                  <m:rPr>
-                    <m:scr m:val="script"/>
-                    <m:sty m:val="p"/>
-                  </m:rPr>
-                  <m:t>D</m:t>
-                </m:r>
-              </m:e>
-              <m:sub>
-                <m:r>
-                  <m:rPr>
-                    <m:nor/>
-                    <m:sty m:val="p"/>
-                  </m:rPr>
-                  <m:t>train</m:t>
-                </m:r>
-              </m:sub>
-            </m:sSub>
+            <m:r>
+              <m:t>y</m:t>
+            </m:r>
           </m:e>
-        </m:d>
-        <m:r>
-          <m:t>​</m:t>
-        </m:r>
+        </m:acc>
         <m:r>
           <m:t>​</m:t>
         </m:r>
@@ -17121,45 +16540,16 @@
                         </m:rPr>
                         <m:t>−</m:t>
                       </m:r>
-                      <m:r>
-                        <m:t>g</m:t>
-                      </m:r>
-                      <m:r>
-                        <m:t>​</m:t>
-                      </m:r>
-                      <m:d>
-                        <m:dPr>
-                          <m:begChr m:val="("/>
-                          <m:sepChr m:val=""/>
-                          <m:endChr m:val=")"/>
-                          <m:grow/>
-                        </m:dPr>
+                      <m:acc>
+                        <m:accPr>
+                          <m:chr m:val="̂"/>
+                        </m:accPr>
                         <m:e>
-                          <m:sSub>
-                            <m:e>
-                              <m:r>
-                                <m:rPr>
-                                  <m:scr m:val="script"/>
-                                  <m:sty m:val="p"/>
-                                </m:rPr>
-                                <m:t>D</m:t>
-                              </m:r>
-                            </m:e>
-                            <m:sub>
-                              <m:r>
-                                <m:rPr>
-                                  <m:nor/>
-                                  <m:sty m:val="p"/>
-                                </m:rPr>
-                                <m:t>train</m:t>
-                              </m:r>
-                            </m:sub>
-                          </m:sSub>
+                          <m:r>
+                            <m:t>y</m:t>
+                          </m:r>
                         </m:e>
-                      </m:d>
-                      <m:r>
-                        <m:t>​</m:t>
-                      </m:r>
+                      </m:acc>
                       <m:r>
                         <m:t>​</m:t>
                       </m:r>
@@ -17345,45 +16735,16 @@
                 </m:rPr>
                 <m:t>−</m:t>
               </m:r>
-              <m:r>
-                <m:t>g</m:t>
-              </m:r>
-              <m:r>
-                <m:t>​</m:t>
-              </m:r>
-              <m:d>
-                <m:dPr>
-                  <m:begChr m:val="("/>
-                  <m:sepChr m:val=""/>
-                  <m:endChr m:val=")"/>
-                  <m:grow/>
-                </m:dPr>
+              <m:acc>
+                <m:accPr>
+                  <m:chr m:val="̂"/>
+                </m:accPr>
                 <m:e>
-                  <m:sSub>
-                    <m:e>
-                      <m:r>
-                        <m:rPr>
-                          <m:scr m:val="script"/>
-                          <m:sty m:val="p"/>
-                        </m:rPr>
-                        <m:t>D</m:t>
-                      </m:r>
-                    </m:e>
-                    <m:sub>
-                      <m:r>
-                        <m:rPr>
-                          <m:nor/>
-                          <m:sty m:val="p"/>
-                        </m:rPr>
-                        <m:t>train</m:t>
-                      </m:r>
-                    </m:sub>
-                  </m:sSub>
+                  <m:r>
+                    <m:t>y</m:t>
+                  </m:r>
                 </m:e>
-              </m:d>
-              <m:r>
-                <m:t>​</m:t>
-              </m:r>
+              </m:acc>
               <m:r>
                 <m:t>​</m:t>
               </m:r>
@@ -17508,45 +16869,16 @@
                     </m:rPr>
                     <m:t>−</m:t>
                   </m:r>
-                  <m:r>
-                    <m:t>g</m:t>
-                  </m:r>
-                  <m:r>
-                    <m:t>​</m:t>
-                  </m:r>
-                  <m:d>
-                    <m:dPr>
-                      <m:begChr m:val="("/>
-                      <m:sepChr m:val=""/>
-                      <m:endChr m:val=")"/>
-                      <m:grow/>
-                    </m:dPr>
+                  <m:acc>
+                    <m:accPr>
+                      <m:chr m:val="̂"/>
+                    </m:accPr>
                     <m:e>
-                      <m:sSub>
-                        <m:e>
-                          <m:r>
-                            <m:rPr>
-                              <m:scr m:val="script"/>
-                              <m:sty m:val="p"/>
-                            </m:rPr>
-                            <m:t>D</m:t>
-                          </m:r>
-                        </m:e>
-                        <m:sub>
-                          <m:r>
-                            <m:rPr>
-                              <m:nor/>
-                              <m:sty m:val="p"/>
-                            </m:rPr>
-                            <m:t>train</m:t>
-                          </m:r>
-                        </m:sub>
-                      </m:sSub>
+                      <m:r>
+                        <m:t>y</m:t>
+                      </m:r>
                     </m:e>
-                  </m:d>
-                  <m:r>
-                    <m:t>​</m:t>
-                  </m:r>
+                  </m:acc>
                   <m:r>
                     <m:t>​</m:t>
                   </m:r>
@@ -17664,45 +16996,16 @@
                     </m:rPr>
                     <m:t>−</m:t>
                   </m:r>
-                  <m:r>
-                    <m:t>g</m:t>
-                  </m:r>
-                  <m:r>
-                    <m:t>​</m:t>
-                  </m:r>
-                  <m:d>
-                    <m:dPr>
-                      <m:begChr m:val="("/>
-                      <m:sepChr m:val=""/>
-                      <m:endChr m:val=")"/>
-                      <m:grow/>
-                    </m:dPr>
+                  <m:acc>
+                    <m:accPr>
+                      <m:chr m:val="̂"/>
+                    </m:accPr>
                     <m:e>
-                      <m:sSub>
-                        <m:e>
-                          <m:r>
-                            <m:rPr>
-                              <m:scr m:val="script"/>
-                              <m:sty m:val="p"/>
-                            </m:rPr>
-                            <m:t>D</m:t>
-                          </m:r>
-                        </m:e>
-                        <m:sub>
-                          <m:r>
-                            <m:rPr>
-                              <m:nor/>
-                              <m:sty m:val="p"/>
-                            </m:rPr>
-                            <m:t>train</m:t>
-                          </m:r>
-                        </m:sub>
-                      </m:sSub>
+                      <m:r>
+                        <m:t>y</m:t>
+                      </m:r>
                     </m:e>
-                  </m:d>
-                  <m:r>
-                    <m:t>​</m:t>
-                  </m:r>
+                  </m:acc>
                   <m:r>
                     <m:t>​</m:t>
                   </m:r>
@@ -17820,45 +17123,16 @@
                         </m:rPr>
                         <m:t>−</m:t>
                       </m:r>
-                      <m:r>
-                        <m:t>g</m:t>
-                      </m:r>
-                      <m:r>
-                        <m:t>​</m:t>
-                      </m:r>
-                      <m:d>
-                        <m:dPr>
-                          <m:begChr m:val="("/>
-                          <m:sepChr m:val=""/>
-                          <m:endChr m:val=")"/>
-                          <m:grow/>
-                        </m:dPr>
+                      <m:acc>
+                        <m:accPr>
+                          <m:chr m:val="̂"/>
+                        </m:accPr>
                         <m:e>
-                          <m:sSub>
-                            <m:e>
-                              <m:r>
-                                <m:rPr>
-                                  <m:scr m:val="script"/>
-                                  <m:sty m:val="p"/>
-                                </m:rPr>
-                                <m:t>D</m:t>
-                              </m:r>
-                            </m:e>
-                            <m:sub>
-                              <m:r>
-                                <m:rPr>
-                                  <m:nor/>
-                                  <m:sty m:val="p"/>
-                                </m:rPr>
-                                <m:t>train</m:t>
-                              </m:r>
-                            </m:sub>
-                          </m:sSub>
+                          <m:r>
+                            <m:t>y</m:t>
+                          </m:r>
                         </m:e>
-                      </m:d>
-                      <m:r>
-                        <m:t>​</m:t>
-                      </m:r>
+                      </m:acc>
                       <m:r>
                         <m:t>​</m:t>
                       </m:r>
@@ -17958,45 +17232,16 @@
                     </m:rPr>
                     <m:t>−</m:t>
                   </m:r>
-                  <m:r>
-                    <m:t>g</m:t>
-                  </m:r>
-                  <m:r>
-                    <m:t>​</m:t>
-                  </m:r>
-                  <m:d>
-                    <m:dPr>
-                      <m:begChr m:val="("/>
-                      <m:sepChr m:val=""/>
-                      <m:endChr m:val=")"/>
-                      <m:grow/>
-                    </m:dPr>
+                  <m:acc>
+                    <m:accPr>
+                      <m:chr m:val="̂"/>
+                    </m:accPr>
                     <m:e>
-                      <m:sSub>
-                        <m:e>
-                          <m:r>
-                            <m:rPr>
-                              <m:scr m:val="script"/>
-                              <m:sty m:val="p"/>
-                            </m:rPr>
-                            <m:t>D</m:t>
-                          </m:r>
-                        </m:e>
-                        <m:sub>
-                          <m:r>
-                            <m:rPr>
-                              <m:nor/>
-                              <m:sty m:val="p"/>
-                            </m:rPr>
-                            <m:t>train</m:t>
-                          </m:r>
-                        </m:sub>
-                      </m:sSub>
+                      <m:r>
+                        <m:t>y</m:t>
+                      </m:r>
                     </m:e>
-                  </m:d>
-                  <m:r>
-                    <m:t>​</m:t>
-                  </m:r>
+                  </m:acc>
                   <m:r>
                     <m:t>​</m:t>
                   </m:r>
@@ -18064,45 +17309,16 @@
                         </m:rPr>
                         <m:t>−</m:t>
                       </m:r>
-                      <m:r>
-                        <m:t>g</m:t>
-                      </m:r>
-                      <m:r>
-                        <m:t>​</m:t>
-                      </m:r>
-                      <m:d>
-                        <m:dPr>
-                          <m:begChr m:val="("/>
-                          <m:sepChr m:val=""/>
-                          <m:endChr m:val=")"/>
-                          <m:grow/>
-                        </m:dPr>
+                      <m:acc>
+                        <m:accPr>
+                          <m:chr m:val="̂"/>
+                        </m:accPr>
                         <m:e>
-                          <m:sSub>
-                            <m:e>
-                              <m:r>
-                                <m:rPr>
-                                  <m:scr m:val="script"/>
-                                  <m:sty m:val="p"/>
-                                </m:rPr>
-                                <m:t>D</m:t>
-                              </m:r>
-                            </m:e>
-                            <m:sub>
-                              <m:r>
-                                <m:rPr>
-                                  <m:nor/>
-                                  <m:sty m:val="p"/>
-                                </m:rPr>
-                                <m:t>train</m:t>
-                              </m:r>
-                            </m:sub>
-                          </m:sSub>
+                          <m:r>
+                            <m:t>y</m:t>
+                          </m:r>
                         </m:e>
-                      </m:d>
-                      <m:r>
-                        <m:t>​</m:t>
-                      </m:r>
+                      </m:acc>
                       <m:r>
                         <m:t>​</m:t>
                       </m:r>
@@ -18848,9 +18064,16 @@
         <w:t xml:space="preserve"> </w:t>
       </w:r>
       <m:oMath>
-        <m:r>
-          <m:t>g</m:t>
-        </m:r>
+        <m:acc>
+          <m:accPr>
+            <m:chr m:val="̂"/>
+          </m:accPr>
+          <m:e>
+            <m:r>
+              <m:t>y</m:t>
+            </m:r>
+          </m:e>
+        </m:acc>
         <m:r>
           <m:t>​</m:t>
         </m:r>
@@ -18862,42 +18085,6 @@
             <m:grow/>
           </m:dPr>
           <m:e>
-            <m:sSub>
-              <m:e>
-                <m:r>
-                  <m:rPr>
-                    <m:scr m:val="script"/>
-                    <m:sty m:val="p"/>
-                  </m:rPr>
-                  <m:t>D</m:t>
-                </m:r>
-              </m:e>
-              <m:sub>
-                <m:r>
-                  <m:rPr>
-                    <m:nor/>
-                    <m:sty m:val="p"/>
-                  </m:rPr>
-                  <m:t>train</m:t>
-                </m:r>
-              </m:sub>
-            </m:sSub>
-          </m:e>
-        </m:d>
-        <m:r>
-          <m:t>​</m:t>
-        </m:r>
-        <m:r>
-          <m:t>​</m:t>
-        </m:r>
-        <m:d>
-          <m:dPr>
-            <m:begChr m:val="("/>
-            <m:sepChr m:val=""/>
-            <m:endChr m:val=")"/>
-            <m:grow/>
-          </m:dPr>
-          <m:e>
             <m:r>
               <m:t>x</m:t>
             </m:r>
@@ -18941,45 +18128,16 @@
           </m:rPr>
           <m:t>−</m:t>
         </m:r>
-        <m:r>
-          <m:t>g</m:t>
-        </m:r>
-        <m:r>
-          <m:t>​</m:t>
-        </m:r>
-        <m:d>
-          <m:dPr>
-            <m:begChr m:val="("/>
-            <m:sepChr m:val=""/>
-            <m:endChr m:val=")"/>
-            <m:grow/>
-          </m:dPr>
+        <m:acc>
+          <m:accPr>
+            <m:chr m:val="̂"/>
+          </m:accPr>
           <m:e>
-            <m:sSub>
-              <m:e>
-                <m:r>
-                  <m:rPr>
-                    <m:scr m:val="script"/>
-                    <m:sty m:val="p"/>
-                  </m:rPr>
-                  <m:t>D</m:t>
-                </m:r>
-              </m:e>
-              <m:sub>
-                <m:r>
-                  <m:rPr>
-                    <m:nor/>
-                    <m:sty m:val="p"/>
-                  </m:rPr>
-                  <m:t>train</m:t>
-                </m:r>
-              </m:sub>
-            </m:sSub>
+            <m:r>
+              <m:t>y</m:t>
+            </m:r>
           </m:e>
-        </m:d>
-        <m:r>
-          <m:t>​</m:t>
-        </m:r>
+        </m:acc>
         <m:r>
           <m:t>​</m:t>
         </m:r>
@@ -19079,45 +18237,16 @@
                         </m:rPr>
                         <m:t>−</m:t>
                       </m:r>
-                      <m:r>
-                        <m:t>g</m:t>
-                      </m:r>
-                      <m:r>
-                        <m:t>​</m:t>
-                      </m:r>
-                      <m:d>
-                        <m:dPr>
-                          <m:begChr m:val="("/>
-                          <m:sepChr m:val=""/>
-                          <m:endChr m:val=")"/>
-                          <m:grow/>
-                        </m:dPr>
+                      <m:acc>
+                        <m:accPr>
+                          <m:chr m:val="̂"/>
+                        </m:accPr>
                         <m:e>
-                          <m:sSub>
-                            <m:e>
-                              <m:r>
-                                <m:rPr>
-                                  <m:scr m:val="script"/>
-                                  <m:sty m:val="p"/>
-                                </m:rPr>
-                                <m:t>D</m:t>
-                              </m:r>
-                            </m:e>
-                            <m:sub>
-                              <m:r>
-                                <m:rPr>
-                                  <m:nor/>
-                                  <m:sty m:val="p"/>
-                                </m:rPr>
-                                <m:t>train</m:t>
-                              </m:r>
-                            </m:sub>
-                          </m:sSub>
+                          <m:r>
+                            <m:t>y</m:t>
+                          </m:r>
                         </m:e>
-                      </m:d>
-                      <m:r>
-                        <m:t>​</m:t>
-                      </m:r>
+                      </m:acc>
                       <m:r>
                         <m:t>​</m:t>
                       </m:r>
@@ -19214,45 +18343,16 @@
                         </m:rPr>
                         <m:t>−</m:t>
                       </m:r>
-                      <m:r>
-                        <m:t>g</m:t>
-                      </m:r>
-                      <m:r>
-                        <m:t>​</m:t>
-                      </m:r>
-                      <m:d>
-                        <m:dPr>
-                          <m:begChr m:val="("/>
-                          <m:sepChr m:val=""/>
-                          <m:endChr m:val=")"/>
-                          <m:grow/>
-                        </m:dPr>
+                      <m:acc>
+                        <m:accPr>
+                          <m:chr m:val="̂"/>
+                        </m:accPr>
                         <m:e>
-                          <m:sSub>
-                            <m:e>
-                              <m:r>
-                                <m:rPr>
-                                  <m:scr m:val="script"/>
-                                  <m:sty m:val="p"/>
-                                </m:rPr>
-                                <m:t>D</m:t>
-                              </m:r>
-                            </m:e>
-                            <m:sub>
-                              <m:r>
-                                <m:rPr>
-                                  <m:nor/>
-                                  <m:sty m:val="p"/>
-                                </m:rPr>
-                                <m:t>train</m:t>
-                              </m:r>
-                            </m:sub>
-                          </m:sSub>
+                          <m:r>
+                            <m:t>y</m:t>
+                          </m:r>
                         </m:e>
-                      </m:d>
-                      <m:r>
-                        <m:t>​</m:t>
-                      </m:r>
+                      </m:acc>
                       <m:r>
                         <m:t>​</m:t>
                       </m:r>
@@ -19375,45 +18475,16 @@
                     </m:rPr>
                     <m:t>−</m:t>
                   </m:r>
-                  <m:r>
-                    <m:t>g</m:t>
-                  </m:r>
-                  <m:r>
-                    <m:t>​</m:t>
-                  </m:r>
-                  <m:d>
-                    <m:dPr>
-                      <m:begChr m:val="("/>
-                      <m:sepChr m:val=""/>
-                      <m:endChr m:val=")"/>
-                      <m:grow/>
-                    </m:dPr>
+                  <m:acc>
+                    <m:accPr>
+                      <m:chr m:val="̂"/>
+                    </m:accPr>
                     <m:e>
-                      <m:sSub>
-                        <m:e>
-                          <m:r>
-                            <m:rPr>
-                              <m:scr m:val="script"/>
-                              <m:sty m:val="p"/>
-                            </m:rPr>
-                            <m:t>D</m:t>
-                          </m:r>
-                        </m:e>
-                        <m:sub>
-                          <m:r>
-                            <m:rPr>
-                              <m:nor/>
-                              <m:sty m:val="p"/>
-                            </m:rPr>
-                            <m:t>train</m:t>
-                          </m:r>
-                        </m:sub>
-                      </m:sSub>
+                      <m:r>
+                        <m:t>y</m:t>
+                      </m:r>
                     </m:e>
-                  </m:d>
-                  <m:r>
-                    <m:t>​</m:t>
-                  </m:r>
+                  </m:acc>
                   <m:r>
                     <m:t>​</m:t>
                   </m:r>
@@ -19521,45 +18592,16 @@
                     </m:rPr>
                     <m:t>−</m:t>
                   </m:r>
-                  <m:r>
-                    <m:t>g</m:t>
-                  </m:r>
-                  <m:r>
-                    <m:t>​</m:t>
-                  </m:r>
-                  <m:d>
-                    <m:dPr>
-                      <m:begChr m:val="("/>
-                      <m:sepChr m:val=""/>
-                      <m:endChr m:val=")"/>
-                      <m:grow/>
-                    </m:dPr>
+                  <m:acc>
+                    <m:accPr>
+                      <m:chr m:val="̂"/>
+                    </m:accPr>
                     <m:e>
-                      <m:sSub>
-                        <m:e>
-                          <m:r>
-                            <m:rPr>
-                              <m:scr m:val="script"/>
-                              <m:sty m:val="p"/>
-                            </m:rPr>
-                            <m:t>D</m:t>
-                          </m:r>
-                        </m:e>
-                        <m:sub>
-                          <m:r>
-                            <m:rPr>
-                              <m:nor/>
-                              <m:sty m:val="p"/>
-                            </m:rPr>
-                            <m:t>train</m:t>
-                          </m:r>
-                        </m:sub>
-                      </m:sSub>
+                      <m:r>
+                        <m:t>y</m:t>
+                      </m:r>
                     </m:e>
-                  </m:d>
-                  <m:r>
-                    <m:t>​</m:t>
-                  </m:r>
+                  </m:acc>
                   <m:r>
                     <m:t>​</m:t>
                   </m:r>
@@ -19708,45 +18750,16 @@
                         </m:rPr>
                         <m:t>−</m:t>
                       </m:r>
-                      <m:r>
-                        <m:t>g</m:t>
-                      </m:r>
-                      <m:r>
-                        <m:t>​</m:t>
-                      </m:r>
-                      <m:d>
-                        <m:dPr>
-                          <m:begChr m:val="("/>
-                          <m:sepChr m:val=""/>
-                          <m:endChr m:val=")"/>
-                          <m:grow/>
-                        </m:dPr>
+                      <m:acc>
+                        <m:accPr>
+                          <m:chr m:val="̂"/>
+                        </m:accPr>
                         <m:e>
-                          <m:sSub>
-                            <m:e>
-                              <m:r>
-                                <m:rPr>
-                                  <m:scr m:val="script"/>
-                                  <m:sty m:val="p"/>
-                                </m:rPr>
-                                <m:t>D</m:t>
-                              </m:r>
-                            </m:e>
-                            <m:sub>
-                              <m:r>
-                                <m:rPr>
-                                  <m:nor/>
-                                  <m:sty m:val="p"/>
-                                </m:rPr>
-                                <m:t>train</m:t>
-                              </m:r>
-                            </m:sub>
-                          </m:sSub>
+                          <m:r>
+                            <m:t>y</m:t>
+                          </m:r>
                         </m:e>
-                      </m:d>
-                      <m:r>
-                        <m:t>​</m:t>
-                      </m:r>
+                      </m:acc>
                       <m:r>
                         <m:t>​</m:t>
                       </m:r>
@@ -19861,45 +18874,16 @@
                         </m:rPr>
                         <m:t>−</m:t>
                       </m:r>
-                      <m:r>
-                        <m:t>g</m:t>
-                      </m:r>
-                      <m:r>
-                        <m:t>​</m:t>
-                      </m:r>
-                      <m:d>
-                        <m:dPr>
-                          <m:begChr m:val="("/>
-                          <m:sepChr m:val=""/>
-                          <m:endChr m:val=")"/>
-                          <m:grow/>
-                        </m:dPr>
+                      <m:acc>
+                        <m:accPr>
+                          <m:chr m:val="̂"/>
+                        </m:accPr>
                         <m:e>
-                          <m:sSub>
-                            <m:e>
-                              <m:r>
-                                <m:rPr>
-                                  <m:scr m:val="script"/>
-                                  <m:sty m:val="p"/>
-                                </m:rPr>
-                                <m:t>D</m:t>
-                              </m:r>
-                            </m:e>
-                            <m:sub>
-                              <m:r>
-                                <m:rPr>
-                                  <m:nor/>
-                                  <m:sty m:val="p"/>
-                                </m:rPr>
-                                <m:t>train</m:t>
-                              </m:r>
-                            </m:sub>
-                          </m:sSub>
+                          <m:r>
+                            <m:t>y</m:t>
+                          </m:r>
                         </m:e>
-                      </m:d>
-                      <m:r>
-                        <m:t>​</m:t>
-                      </m:r>
+                      </m:acc>
                       <m:r>
                         <m:t>​</m:t>
                       </m:r>
@@ -20081,45 +19065,16 @@
               </m:rPr>
               <m:t>−</m:t>
             </m:r>
-            <m:r>
-              <m:t>g</m:t>
-            </m:r>
-            <m:r>
-              <m:t>​</m:t>
-            </m:r>
-            <m:d>
-              <m:dPr>
-                <m:begChr m:val="("/>
-                <m:sepChr m:val=""/>
-                <m:endChr m:val=")"/>
-                <m:grow/>
-              </m:dPr>
+            <m:acc>
+              <m:accPr>
+                <m:chr m:val="̂"/>
+              </m:accPr>
               <m:e>
-                <m:sSub>
-                  <m:e>
-                    <m:r>
-                      <m:rPr>
-                        <m:scr m:val="script"/>
-                        <m:sty m:val="p"/>
-                      </m:rPr>
-                      <m:t>D</m:t>
-                    </m:r>
-                  </m:e>
-                  <m:sub>
-                    <m:r>
-                      <m:rPr>
-                        <m:nor/>
-                        <m:sty m:val="p"/>
-                      </m:rPr>
-                      <m:t>train</m:t>
-                    </m:r>
-                  </m:sub>
-                </m:sSub>
+                <m:r>
+                  <m:t>y</m:t>
+                </m:r>
               </m:e>
-            </m:d>
-            <m:r>
-              <m:t>​</m:t>
-            </m:r>
+            </m:acc>
             <m:r>
               <m:t>​</m:t>
             </m:r>
@@ -20261,45 +19216,16 @@
                         </m:rPr>
                         <m:t>−</m:t>
                       </m:r>
-                      <m:r>
-                        <m:t>g</m:t>
-                      </m:r>
-                      <m:r>
-                        <m:t>​</m:t>
-                      </m:r>
-                      <m:d>
-                        <m:dPr>
-                          <m:begChr m:val="("/>
-                          <m:sepChr m:val=""/>
-                          <m:endChr m:val=")"/>
-                          <m:grow/>
-                        </m:dPr>
+                      <m:acc>
+                        <m:accPr>
+                          <m:chr m:val="̂"/>
+                        </m:accPr>
                         <m:e>
-                          <m:sSub>
-                            <m:e>
-                              <m:r>
-                                <m:rPr>
-                                  <m:scr m:val="script"/>
-                                  <m:sty m:val="p"/>
-                                </m:rPr>
-                                <m:t>D</m:t>
-                              </m:r>
-                            </m:e>
-                            <m:sub>
-                              <m:r>
-                                <m:rPr>
-                                  <m:nor/>
-                                  <m:sty m:val="p"/>
-                                </m:rPr>
-                                <m:t>train</m:t>
-                              </m:r>
-                            </m:sub>
-                          </m:sSub>
+                          <m:r>
+                            <m:t>y</m:t>
+                          </m:r>
                         </m:e>
-                      </m:d>
-                      <m:r>
-                        <m:t>​</m:t>
-                      </m:r>
+                      </m:acc>
                       <m:r>
                         <m:t>​</m:t>
                       </m:r>
@@ -20559,45 +19485,16 @@
                 </m:rPr>
                 <m:t>−</m:t>
               </m:r>
-              <m:r>
-                <m:t>g</m:t>
-              </m:r>
-              <m:r>
-                <m:t>​</m:t>
-              </m:r>
-              <m:d>
-                <m:dPr>
-                  <m:begChr m:val="("/>
-                  <m:sepChr m:val=""/>
-                  <m:endChr m:val=")"/>
-                  <m:grow/>
-                </m:dPr>
+              <m:acc>
+                <m:accPr>
+                  <m:chr m:val="̂"/>
+                </m:accPr>
                 <m:e>
-                  <m:sSub>
-                    <m:e>
-                      <m:r>
-                        <m:rPr>
-                          <m:scr m:val="script"/>
-                          <m:sty m:val="p"/>
-                        </m:rPr>
-                        <m:t>D</m:t>
-                      </m:r>
-                    </m:e>
-                    <m:sub>
-                      <m:r>
-                        <m:rPr>
-                          <m:nor/>
-                          <m:sty m:val="p"/>
-                        </m:rPr>
-                        <m:t>train</m:t>
-                      </m:r>
-                    </m:sub>
-                  </m:sSub>
+                  <m:r>
+                    <m:t>y</m:t>
+                  </m:r>
                 </m:e>
-              </m:d>
-              <m:r>
-                <m:t>​</m:t>
-              </m:r>
+              </m:acc>
               <m:r>
                 <m:t>​</m:t>
               </m:r>
@@ -20751,45 +19648,16 @@
                     </m:rPr>
                     <m:t>−</m:t>
                   </m:r>
-                  <m:r>
-                    <m:t>g</m:t>
-                  </m:r>
-                  <m:r>
-                    <m:t>​</m:t>
-                  </m:r>
-                  <m:d>
-                    <m:dPr>
-                      <m:begChr m:val="("/>
-                      <m:sepChr m:val=""/>
-                      <m:endChr m:val=")"/>
-                      <m:grow/>
-                    </m:dPr>
+                  <m:acc>
+                    <m:accPr>
+                      <m:chr m:val="̂"/>
+                    </m:accPr>
                     <m:e>
-                      <m:sSub>
-                        <m:e>
-                          <m:r>
-                            <m:rPr>
-                              <m:scr m:val="script"/>
-                              <m:sty m:val="p"/>
-                            </m:rPr>
-                            <m:t>D</m:t>
-                          </m:r>
-                        </m:e>
-                        <m:sub>
-                          <m:r>
-                            <m:rPr>
-                              <m:nor/>
-                              <m:sty m:val="p"/>
-                            </m:rPr>
-                            <m:t>train</m:t>
-                          </m:r>
-                        </m:sub>
-                      </m:sSub>
+                      <m:r>
+                        <m:t>y</m:t>
+                      </m:r>
                     </m:e>
-                  </m:d>
-                  <m:r>
-                    <m:t>​</m:t>
-                  </m:r>
+                  </m:acc>
                   <m:r>
                     <m:t>​</m:t>
                   </m:r>
@@ -20926,45 +19794,16 @@
                         </m:rPr>
                         <m:t>−</m:t>
                       </m:r>
-                      <m:r>
-                        <m:t>g</m:t>
-                      </m:r>
-                      <m:r>
-                        <m:t>​</m:t>
-                      </m:r>
-                      <m:d>
-                        <m:dPr>
-                          <m:begChr m:val="("/>
-                          <m:sepChr m:val=""/>
-                          <m:endChr m:val=")"/>
-                          <m:grow/>
-                        </m:dPr>
+                      <m:acc>
+                        <m:accPr>
+                          <m:chr m:val="̂"/>
+                        </m:accPr>
                         <m:e>
-                          <m:sSub>
-                            <m:e>
-                              <m:r>
-                                <m:rPr>
-                                  <m:scr m:val="script"/>
-                                  <m:sty m:val="p"/>
-                                </m:rPr>
-                                <m:t>D</m:t>
-                              </m:r>
-                            </m:e>
-                            <m:sub>
-                              <m:r>
-                                <m:rPr>
-                                  <m:nor/>
-                                  <m:sty m:val="p"/>
-                                </m:rPr>
-                                <m:t>train</m:t>
-                              </m:r>
-                            </m:sub>
-                          </m:sSub>
+                          <m:r>
+                            <m:t>y</m:t>
+                          </m:r>
                         </m:e>
-                      </m:d>
-                      <m:r>
-                        <m:t>​</m:t>
-                      </m:r>
+                      </m:acc>
                       <m:r>
                         <m:t>​</m:t>
                       </m:r>
@@ -21213,45 +20052,16 @@
                     </m:rPr>
                     <m:t>−</m:t>
                   </m:r>
-                  <m:r>
-                    <m:t>g</m:t>
-                  </m:r>
-                  <m:r>
-                    <m:t>​</m:t>
-                  </m:r>
-                  <m:d>
-                    <m:dPr>
-                      <m:begChr m:val="("/>
-                      <m:sepChr m:val=""/>
-                      <m:endChr m:val=")"/>
-                      <m:grow/>
-                    </m:dPr>
+                  <m:acc>
+                    <m:accPr>
+                      <m:chr m:val="̂"/>
+                    </m:accPr>
                     <m:e>
-                      <m:sSub>
-                        <m:e>
-                          <m:r>
-                            <m:rPr>
-                              <m:scr m:val="script"/>
-                              <m:sty m:val="p"/>
-                            </m:rPr>
-                            <m:t>D</m:t>
-                          </m:r>
-                        </m:e>
-                        <m:sub>
-                          <m:r>
-                            <m:rPr>
-                              <m:nor/>
-                              <m:sty m:val="p"/>
-                            </m:rPr>
-                            <m:t>train</m:t>
-                          </m:r>
-                        </m:sub>
-                      </m:sSub>
+                      <m:r>
+                        <m:t>y</m:t>
+                      </m:r>
                     </m:e>
-                  </m:d>
-                  <m:r>
-                    <m:t>​</m:t>
-                  </m:r>
+                  </m:acc>
                   <m:r>
                     <m:t>​</m:t>
                   </m:r>
@@ -21332,45 +20142,16 @@
                         </m:rPr>
                         <m:t>−</m:t>
                       </m:r>
-                      <m:r>
-                        <m:t>g</m:t>
-                      </m:r>
-                      <m:r>
-                        <m:t>​</m:t>
-                      </m:r>
-                      <m:d>
-                        <m:dPr>
-                          <m:begChr m:val="("/>
-                          <m:sepChr m:val=""/>
-                          <m:endChr m:val=")"/>
-                          <m:grow/>
-                        </m:dPr>
+                      <m:acc>
+                        <m:accPr>
+                          <m:chr m:val="̂"/>
+                        </m:accPr>
                         <m:e>
-                          <m:sSub>
-                            <m:e>
-                              <m:r>
-                                <m:rPr>
-                                  <m:scr m:val="script"/>
-                                  <m:sty m:val="p"/>
-                                </m:rPr>
-                                <m:t>D</m:t>
-                              </m:r>
-                            </m:e>
-                            <m:sub>
-                              <m:r>
-                                <m:rPr>
-                                  <m:nor/>
-                                  <m:sty m:val="p"/>
-                                </m:rPr>
-                                <m:t>train</m:t>
-                              </m:r>
-                            </m:sub>
-                          </m:sSub>
+                          <m:r>
+                            <m:t>y</m:t>
+                          </m:r>
                         </m:e>
-                      </m:d>
-                      <m:r>
-                        <m:t>​</m:t>
-                      </m:r>
+                      </m:acc>
                       <m:r>
                         <m:t>​</m:t>
                       </m:r>
@@ -21907,45 +20688,16 @@
                           <m:grow/>
                         </m:dPr>
                         <m:e>
-                          <m:r>
-                            <m:t>g</m:t>
-                          </m:r>
-                          <m:r>
-                            <m:t>​</m:t>
-                          </m:r>
-                          <m:d>
-                            <m:dPr>
-                              <m:begChr m:val="("/>
-                              <m:sepChr m:val=""/>
-                              <m:endChr m:val=")"/>
-                              <m:grow/>
-                            </m:dPr>
+                          <m:acc>
+                            <m:accPr>
+                              <m:chr m:val="̂"/>
+                            </m:accPr>
                             <m:e>
-                              <m:sSub>
-                                <m:e>
-                                  <m:r>
-                                    <m:rPr>
-                                      <m:scr m:val="script"/>
-                                      <m:sty m:val="p"/>
-                                    </m:rPr>
-                                    <m:t>D</m:t>
-                                  </m:r>
-                                </m:e>
-                                <m:sub>
-                                  <m:r>
-                                    <m:rPr>
-                                      <m:nor/>
-                                      <m:sty m:val="p"/>
-                                    </m:rPr>
-                                    <m:t>train</m:t>
-                                  </m:r>
-                                </m:sub>
-                              </m:sSub>
+                              <m:r>
+                                <m:t>y</m:t>
+                              </m:r>
                             </m:e>
-                          </m:d>
-                          <m:r>
-                            <m:t>​</m:t>
-                          </m:r>
+                          </m:acc>
                           <m:r>
                             <m:t>​</m:t>
                           </m:r>
@@ -22170,45 +20922,16 @@
                         </m:rPr>
                         <m:t>−</m:t>
                       </m:r>
-                      <m:r>
-                        <m:t>g</m:t>
-                      </m:r>
-                      <m:r>
-                        <m:t>​</m:t>
-                      </m:r>
-                      <m:d>
-                        <m:dPr>
-                          <m:begChr m:val="("/>
-                          <m:sepChr m:val=""/>
-                          <m:endChr m:val=")"/>
-                          <m:grow/>
-                        </m:dPr>
+                      <m:acc>
+                        <m:accPr>
+                          <m:chr m:val="̂"/>
+                        </m:accPr>
                         <m:e>
-                          <m:sSub>
-                            <m:e>
-                              <m:r>
-                                <m:rPr>
-                                  <m:scr m:val="script"/>
-                                  <m:sty m:val="p"/>
-                                </m:rPr>
-                                <m:t>D</m:t>
-                              </m:r>
-                            </m:e>
-                            <m:sub>
-                              <m:r>
-                                <m:rPr>
-                                  <m:nor/>
-                                  <m:sty m:val="p"/>
-                                </m:rPr>
-                                <m:t>train</m:t>
-                              </m:r>
-                            </m:sub>
-                          </m:sSub>
+                          <m:r>
+                            <m:t>y</m:t>
+                          </m:r>
                         </m:e>
-                      </m:d>
-                      <m:r>
-                        <m:t>​</m:t>
-                      </m:r>
+                      </m:acc>
                       <m:r>
                         <m:t>​</m:t>
                       </m:r>
@@ -22375,45 +21098,16 @@
                     </m:rPr>
                     <m:t>−</m:t>
                   </m:r>
-                  <m:r>
-                    <m:t>g</m:t>
-                  </m:r>
-                  <m:r>
-                    <m:t>​</m:t>
-                  </m:r>
-                  <m:d>
-                    <m:dPr>
-                      <m:begChr m:val="("/>
-                      <m:sepChr m:val=""/>
-                      <m:endChr m:val=")"/>
-                      <m:grow/>
-                    </m:dPr>
+                  <m:acc>
+                    <m:accPr>
+                      <m:chr m:val="̂"/>
+                    </m:accPr>
                     <m:e>
-                      <m:sSub>
-                        <m:e>
-                          <m:r>
-                            <m:rPr>
-                              <m:scr m:val="script"/>
-                              <m:sty m:val="p"/>
-                            </m:rPr>
-                            <m:t>D</m:t>
-                          </m:r>
-                        </m:e>
-                        <m:sub>
-                          <m:r>
-                            <m:rPr>
-                              <m:nor/>
-                              <m:sty m:val="p"/>
-                            </m:rPr>
-                            <m:t>train</m:t>
-                          </m:r>
-                        </m:sub>
-                      </m:sSub>
+                      <m:r>
+                        <m:t>y</m:t>
+                      </m:r>
                     </m:e>
-                  </m:d>
-                  <m:r>
-                    <m:t>​</m:t>
-                  </m:r>
+                  </m:acc>
                   <m:r>
                     <m:t>​</m:t>
                   </m:r>
@@ -22601,45 +21295,16 @@
                       <m:grow/>
                     </m:dPr>
                     <m:e>
-                      <m:r>
-                        <m:t>g</m:t>
-                      </m:r>
-                      <m:r>
-                        <m:t>​</m:t>
-                      </m:r>
-                      <m:d>
-                        <m:dPr>
-                          <m:begChr m:val="("/>
-                          <m:sepChr m:val=""/>
-                          <m:endChr m:val=")"/>
-                          <m:grow/>
-                        </m:dPr>
+                      <m:acc>
+                        <m:accPr>
+                          <m:chr m:val="̂"/>
+                        </m:accPr>
                         <m:e>
-                          <m:sSub>
-                            <m:e>
-                              <m:r>
-                                <m:rPr>
-                                  <m:scr m:val="script"/>
-                                  <m:sty m:val="p"/>
-                                </m:rPr>
-                                <m:t>D</m:t>
-                              </m:r>
-                            </m:e>
-                            <m:sub>
-                              <m:r>
-                                <m:rPr>
-                                  <m:nor/>
-                                  <m:sty m:val="p"/>
-                                </m:rPr>
-                                <m:t>train</m:t>
-                              </m:r>
-                            </m:sub>
-                          </m:sSub>
+                          <m:r>
+                            <m:t>y</m:t>
+                          </m:r>
                         </m:e>
-                      </m:d>
-                      <m:r>
-                        <m:t>​</m:t>
-                      </m:r>
+                      </m:acc>
                       <m:r>
                         <m:t>​</m:t>
                       </m:r>
@@ -23140,45 +21805,16 @@
                             </m:rPr>
                             <m:t>−</m:t>
                           </m:r>
-                          <m:r>
-                            <m:t>g</m:t>
-                          </m:r>
-                          <m:r>
-                            <m:t>​</m:t>
-                          </m:r>
-                          <m:d>
-                            <m:dPr>
-                              <m:begChr m:val="("/>
-                              <m:sepChr m:val=""/>
-                              <m:endChr m:val=")"/>
-                              <m:grow/>
-                            </m:dPr>
+                          <m:acc>
+                            <m:accPr>
+                              <m:chr m:val="̂"/>
+                            </m:accPr>
                             <m:e>
-                              <m:sSub>
-                                <m:e>
-                                  <m:r>
-                                    <m:rPr>
-                                      <m:scr m:val="script"/>
-                                      <m:sty m:val="p"/>
-                                    </m:rPr>
-                                    <m:t>D</m:t>
-                                  </m:r>
-                                </m:e>
-                                <m:sub>
-                                  <m:r>
-                                    <m:rPr>
-                                      <m:nor/>
-                                      <m:sty m:val="p"/>
-                                    </m:rPr>
-                                    <m:t>train</m:t>
-                                  </m:r>
-                                </m:sub>
-                              </m:sSub>
+                              <m:r>
+                                <m:t>y</m:t>
+                              </m:r>
                             </m:e>
-                          </m:d>
-                          <m:r>
-                            <m:t>​</m:t>
-                          </m:r>
+                          </m:acc>
                           <m:r>
                             <m:t>​</m:t>
                           </m:r>
@@ -23254,45 +21890,16 @@
                           <m:grow/>
                         </m:dPr>
                         <m:e>
-                          <m:r>
-                            <m:t>g</m:t>
-                          </m:r>
-                          <m:r>
-                            <m:t>​</m:t>
-                          </m:r>
-                          <m:d>
-                            <m:dPr>
-                              <m:begChr m:val="("/>
-                              <m:sepChr m:val=""/>
-                              <m:endChr m:val=")"/>
-                              <m:grow/>
-                            </m:dPr>
+                          <m:acc>
+                            <m:accPr>
+                              <m:chr m:val="̂"/>
+                            </m:accPr>
                             <m:e>
-                              <m:sSub>
-                                <m:e>
-                                  <m:r>
-                                    <m:rPr>
-                                      <m:scr m:val="script"/>
-                                      <m:sty m:val="p"/>
-                                    </m:rPr>
-                                    <m:t>D</m:t>
-                                  </m:r>
-                                </m:e>
-                                <m:sub>
-                                  <m:r>
-                                    <m:rPr>
-                                      <m:nor/>
-                                      <m:sty m:val="p"/>
-                                    </m:rPr>
-                                    <m:t>train</m:t>
-                                  </m:r>
-                                </m:sub>
-                              </m:sSub>
+                              <m:r>
+                                <m:t>y</m:t>
+                              </m:r>
                             </m:e>
-                          </m:d>
-                          <m:r>
-                            <m:t>​</m:t>
-                          </m:r>
+                          </m:acc>
                           <m:r>
                             <m:t>​</m:t>
                           </m:r>
@@ -23420,45 +22027,16 @@
                           <m:grow/>
                         </m:dPr>
                         <m:e>
-                          <m:r>
-                            <m:t>g</m:t>
-                          </m:r>
-                          <m:r>
-                            <m:t>​</m:t>
-                          </m:r>
-                          <m:d>
-                            <m:dPr>
-                              <m:begChr m:val="("/>
-                              <m:sepChr m:val=""/>
-                              <m:endChr m:val=")"/>
-                              <m:grow/>
-                            </m:dPr>
+                          <m:acc>
+                            <m:accPr>
+                              <m:chr m:val="̂"/>
+                            </m:accPr>
                             <m:e>
-                              <m:sSub>
-                                <m:e>
-                                  <m:r>
-                                    <m:rPr>
-                                      <m:scr m:val="script"/>
-                                      <m:sty m:val="p"/>
-                                    </m:rPr>
-                                    <m:t>D</m:t>
-                                  </m:r>
-                                </m:e>
-                                <m:sub>
-                                  <m:r>
-                                    <m:rPr>
-                                      <m:nor/>
-                                      <m:sty m:val="p"/>
-                                    </m:rPr>
-                                    <m:t>train</m:t>
-                                  </m:r>
-                                </m:sub>
-                              </m:sSub>
+                              <m:r>
+                                <m:t>y</m:t>
+                              </m:r>
                             </m:e>
-                          </m:d>
-                          <m:r>
-                            <m:t>​</m:t>
-                          </m:r>
+                          </m:acc>
                           <m:r>
                             <m:t>​</m:t>
                           </m:r>
@@ -23501,45 +22079,16 @@
                               <m:grow/>
                             </m:dPr>
                             <m:e>
-                              <m:r>
-                                <m:t>g</m:t>
-                              </m:r>
-                              <m:r>
-                                <m:t>​</m:t>
-                              </m:r>
-                              <m:d>
-                                <m:dPr>
-                                  <m:begChr m:val="("/>
-                                  <m:sepChr m:val=""/>
-                                  <m:endChr m:val=")"/>
-                                  <m:grow/>
-                                </m:dPr>
+                              <m:acc>
+                                <m:accPr>
+                                  <m:chr m:val="̂"/>
+                                </m:accPr>
                                 <m:e>
-                                  <m:sSub>
-                                    <m:e>
-                                      <m:r>
-                                        <m:rPr>
-                                          <m:scr m:val="script"/>
-                                          <m:sty m:val="p"/>
-                                        </m:rPr>
-                                        <m:t>D</m:t>
-                                      </m:r>
-                                    </m:e>
-                                    <m:sub>
-                                      <m:r>
-                                        <m:rPr>
-                                          <m:nor/>
-                                          <m:sty m:val="p"/>
-                                        </m:rPr>
-                                        <m:t>train</m:t>
-                                      </m:r>
-                                    </m:sub>
-                                  </m:sSub>
+                                  <m:r>
+                                    <m:t>y</m:t>
+                                  </m:r>
                                 </m:e>
-                              </m:d>
-                              <m:r>
-                                <m:t>​</m:t>
-                              </m:r>
+                              </m:acc>
                               <m:r>
                                 <m:t>​</m:t>
                               </m:r>
@@ -23622,45 +22171,16 @@
                   <m:grow/>
                 </m:dPr>
                 <m:e>
-                  <m:r>
-                    <m:t>g</m:t>
-                  </m:r>
-                  <m:r>
-                    <m:t>​</m:t>
-                  </m:r>
-                  <m:d>
-                    <m:dPr>
-                      <m:begChr m:val="("/>
-                      <m:sepChr m:val=""/>
-                      <m:endChr m:val=")"/>
-                      <m:grow/>
-                    </m:dPr>
+                  <m:acc>
+                    <m:accPr>
+                      <m:chr m:val="̂"/>
+                    </m:accPr>
                     <m:e>
-                      <m:sSub>
-                        <m:e>
-                          <m:r>
-                            <m:rPr>
-                              <m:scr m:val="script"/>
-                              <m:sty m:val="p"/>
-                            </m:rPr>
-                            <m:t>D</m:t>
-                          </m:r>
-                        </m:e>
-                        <m:sub>
-                          <m:r>
-                            <m:rPr>
-                              <m:nor/>
-                              <m:sty m:val="p"/>
-                            </m:rPr>
-                            <m:t>train</m:t>
-                          </m:r>
-                        </m:sub>
-                      </m:sSub>
+                      <m:r>
+                        <m:t>y</m:t>
+                      </m:r>
                     </m:e>
-                  </m:d>
-                  <m:r>
-                    <m:t>​</m:t>
-                  </m:r>
+                  </m:acc>
                   <m:r>
                     <m:t>​</m:t>
                   </m:r>
@@ -23775,45 +22295,16 @@
                         </m:rPr>
                         <m:t>−</m:t>
                       </m:r>
-                      <m:r>
-                        <m:t>g</m:t>
-                      </m:r>
-                      <m:r>
-                        <m:t>​</m:t>
-                      </m:r>
-                      <m:d>
-                        <m:dPr>
-                          <m:begChr m:val="("/>
-                          <m:sepChr m:val=""/>
-                          <m:endChr m:val=")"/>
-                          <m:grow/>
-                        </m:dPr>
+                      <m:acc>
+                        <m:accPr>
+                          <m:chr m:val="̂"/>
+                        </m:accPr>
                         <m:e>
-                          <m:sSub>
-                            <m:e>
-                              <m:r>
-                                <m:rPr>
-                                  <m:scr m:val="script"/>
-                                  <m:sty m:val="p"/>
-                                </m:rPr>
-                                <m:t>D</m:t>
-                              </m:r>
-                            </m:e>
-                            <m:sub>
-                              <m:r>
-                                <m:rPr>
-                                  <m:nor/>
-                                  <m:sty m:val="p"/>
-                                </m:rPr>
-                                <m:t>train</m:t>
-                              </m:r>
-                            </m:sub>
-                          </m:sSub>
+                          <m:r>
+                            <m:t>y</m:t>
+                          </m:r>
                         </m:e>
-                      </m:d>
-                      <m:r>
-                        <m:t>​</m:t>
-                      </m:r>
+                      </m:acc>
                       <m:r>
                         <m:t>​</m:t>
                       </m:r>
@@ -23886,45 +22377,16 @@
                       <m:grow/>
                     </m:dPr>
                     <m:e>
-                      <m:r>
-                        <m:t>g</m:t>
-                      </m:r>
-                      <m:r>
-                        <m:t>​</m:t>
-                      </m:r>
-                      <m:d>
-                        <m:dPr>
-                          <m:begChr m:val="("/>
-                          <m:sepChr m:val=""/>
-                          <m:endChr m:val=")"/>
-                          <m:grow/>
-                        </m:dPr>
+                      <m:acc>
+                        <m:accPr>
+                          <m:chr m:val="̂"/>
+                        </m:accPr>
                         <m:e>
-                          <m:sSub>
-                            <m:e>
-                              <m:r>
-                                <m:rPr>
-                                  <m:scr m:val="script"/>
-                                  <m:sty m:val="p"/>
-                                </m:rPr>
-                                <m:t>D</m:t>
-                              </m:r>
-                            </m:e>
-                            <m:sub>
-                              <m:r>
-                                <m:rPr>
-                                  <m:nor/>
-                                  <m:sty m:val="p"/>
-                                </m:rPr>
-                                <m:t>train</m:t>
-                              </m:r>
-                            </m:sub>
-                          </m:sSub>
+                          <m:r>
+                            <m:t>y</m:t>
+                          </m:r>
                         </m:e>
-                      </m:d>
-                      <m:r>
-                        <m:t>​</m:t>
-                      </m:r>
+                      </m:acc>
                       <m:r>
                         <m:t>​</m:t>
                       </m:r>
@@ -23984,45 +22446,16 @@
               <m:grow/>
             </m:dPr>
             <m:e>
-              <m:r>
-                <m:t>g</m:t>
-              </m:r>
-              <m:r>
-                <m:t>​</m:t>
-              </m:r>
-              <m:d>
-                <m:dPr>
-                  <m:begChr m:val="("/>
-                  <m:sepChr m:val=""/>
-                  <m:endChr m:val=")"/>
-                  <m:grow/>
-                </m:dPr>
+              <m:acc>
+                <m:accPr>
+                  <m:chr m:val="̂"/>
+                </m:accPr>
                 <m:e>
-                  <m:sSub>
-                    <m:e>
-                      <m:r>
-                        <m:rPr>
-                          <m:scr m:val="script"/>
-                          <m:sty m:val="p"/>
-                        </m:rPr>
-                        <m:t>D</m:t>
-                      </m:r>
-                    </m:e>
-                    <m:sub>
-                      <m:r>
-                        <m:rPr>
-                          <m:nor/>
-                          <m:sty m:val="p"/>
-                        </m:rPr>
-                        <m:t>train</m:t>
-                      </m:r>
-                    </m:sub>
-                  </m:sSub>
+                  <m:r>
+                    <m:t>y</m:t>
+                  </m:r>
                 </m:e>
-              </m:d>
-              <m:r>
-                <m:t>​</m:t>
-              </m:r>
+              </m:acc>
               <m:r>
                 <m:t>​</m:t>
               </m:r>
@@ -24410,45 +22843,16 @@
           <m:e>
             <m:sSup>
               <m:e>
-                <m:r>
-                  <m:t>g</m:t>
-                </m:r>
-                <m:r>
-                  <m:t>​</m:t>
-                </m:r>
-                <m:d>
-                  <m:dPr>
-                    <m:begChr m:val="("/>
-                    <m:sepChr m:val=""/>
-                    <m:endChr m:val=")"/>
-                    <m:grow/>
-                  </m:dPr>
+                <m:acc>
+                  <m:accPr>
+                    <m:chr m:val="̂"/>
+                  </m:accPr>
                   <m:e>
-                    <m:sSub>
-                      <m:e>
-                        <m:r>
-                          <m:rPr>
-                            <m:scr m:val="script"/>
-                            <m:sty m:val="p"/>
-                          </m:rPr>
-                          <m:t>D</m:t>
-                        </m:r>
-                      </m:e>
-                      <m:sub>
-                        <m:r>
-                          <m:rPr>
-                            <m:nor/>
-                            <m:sty m:val="p"/>
-                          </m:rPr>
-                          <m:t>train</m:t>
-                        </m:r>
-                      </m:sub>
-                    </m:sSub>
+                    <m:r>
+                      <m:t>y</m:t>
+                    </m:r>
                   </m:e>
-                </m:d>
-                <m:r>
-                  <m:t>​</m:t>
-                </m:r>
+                </m:acc>
                 <m:r>
                   <m:t>​</m:t>
                 </m:r>
@@ -24551,45 +22955,16 @@
         <w:t xml:space="preserve"> </w:t>
       </w:r>
       <m:oMath>
-        <m:r>
-          <m:t>g</m:t>
-        </m:r>
-        <m:r>
-          <m:t>​</m:t>
-        </m:r>
-        <m:d>
-          <m:dPr>
-            <m:begChr m:val="("/>
-            <m:sepChr m:val=""/>
-            <m:endChr m:val=")"/>
-            <m:grow/>
-          </m:dPr>
+        <m:acc>
+          <m:accPr>
+            <m:chr m:val="̂"/>
+          </m:accPr>
           <m:e>
-            <m:sSub>
-              <m:e>
-                <m:r>
-                  <m:rPr>
-                    <m:scr m:val="script"/>
-                    <m:sty m:val="p"/>
-                  </m:rPr>
-                  <m:t>D</m:t>
-                </m:r>
-              </m:e>
-              <m:sub>
-                <m:r>
-                  <m:rPr>
-                    <m:nor/>
-                    <m:sty m:val="p"/>
-                  </m:rPr>
-                  <m:t>train</m:t>
-                </m:r>
-              </m:sub>
-            </m:sSub>
+            <m:r>
+              <m:t>y</m:t>
+            </m:r>
           </m:e>
-        </m:d>
-        <m:r>
-          <m:t>​</m:t>
-        </m:r>
+        </m:acc>
         <m:r>
           <m:t>​</m:t>
         </m:r>
@@ -24788,45 +23163,16 @@
                       <m:grow/>
                     </m:dPr>
                     <m:e>
-                      <m:r>
-                        <m:t>g</m:t>
-                      </m:r>
-                      <m:r>
-                        <m:t>​</m:t>
-                      </m:r>
-                      <m:d>
-                        <m:dPr>
-                          <m:begChr m:val="("/>
-                          <m:sepChr m:val=""/>
-                          <m:endChr m:val=")"/>
-                          <m:grow/>
-                        </m:dPr>
+                      <m:acc>
+                        <m:accPr>
+                          <m:chr m:val="̂"/>
+                        </m:accPr>
                         <m:e>
-                          <m:sSub>
-                            <m:e>
-                              <m:r>
-                                <m:rPr>
-                                  <m:scr m:val="script"/>
-                                  <m:sty m:val="p"/>
-                                </m:rPr>
-                                <m:t>D</m:t>
-                              </m:r>
-                            </m:e>
-                            <m:sub>
-                              <m:r>
-                                <m:rPr>
-                                  <m:nor/>
-                                  <m:sty m:val="p"/>
-                                </m:rPr>
-                                <m:t>train</m:t>
-                              </m:r>
-                            </m:sub>
-                          </m:sSub>
+                          <m:r>
+                            <m:t>y</m:t>
+                          </m:r>
                         </m:e>
-                      </m:d>
-                      <m:r>
-                        <m:t>​</m:t>
-                      </m:r>
+                      </m:acc>
                       <m:r>
                         <m:t>​</m:t>
                       </m:r>
@@ -24886,45 +23232,16 @@
               <m:grow/>
             </m:dPr>
             <m:e>
-              <m:r>
-                <m:t>g</m:t>
-              </m:r>
-              <m:r>
-                <m:t>​</m:t>
-              </m:r>
-              <m:d>
-                <m:dPr>
-                  <m:begChr m:val="("/>
-                  <m:sepChr m:val=""/>
-                  <m:endChr m:val=")"/>
-                  <m:grow/>
-                </m:dPr>
+              <m:acc>
+                <m:accPr>
+                  <m:chr m:val="̂"/>
+                </m:accPr>
                 <m:e>
-                  <m:sSub>
-                    <m:e>
-                      <m:r>
-                        <m:rPr>
-                          <m:scr m:val="script"/>
-                          <m:sty m:val="p"/>
-                        </m:rPr>
-                        <m:t>D</m:t>
-                      </m:r>
-                    </m:e>
-                    <m:sub>
-                      <m:r>
-                        <m:rPr>
-                          <m:nor/>
-                          <m:sty m:val="p"/>
-                        </m:rPr>
-                        <m:t>train</m:t>
-                      </m:r>
-                    </m:sub>
-                  </m:sSub>
+                  <m:r>
+                    <m:t>y</m:t>
+                  </m:r>
                 </m:e>
-              </m:d>
-              <m:r>
-                <m:t>​</m:t>
-              </m:r>
+              </m:acc>
               <m:r>
                 <m:t>​</m:t>
               </m:r>
@@ -25297,45 +23614,16 @@
                             </m:rPr>
                             <m:t>−</m:t>
                           </m:r>
-                          <m:r>
-                            <m:t>g</m:t>
-                          </m:r>
-                          <m:r>
-                            <m:t>​</m:t>
-                          </m:r>
-                          <m:d>
-                            <m:dPr>
-                              <m:begChr m:val="("/>
-                              <m:sepChr m:val=""/>
-                              <m:endChr m:val=")"/>
-                              <m:grow/>
-                            </m:dPr>
+                          <m:acc>
+                            <m:accPr>
+                              <m:chr m:val="̂"/>
+                            </m:accPr>
                             <m:e>
-                              <m:sSub>
-                                <m:e>
-                                  <m:r>
-                                    <m:rPr>
-                                      <m:scr m:val="script"/>
-                                      <m:sty m:val="p"/>
-                                    </m:rPr>
-                                    <m:t>D</m:t>
-                                  </m:r>
-                                </m:e>
-                                <m:sub>
-                                  <m:r>
-                                    <m:rPr>
-                                      <m:nor/>
-                                      <m:sty m:val="p"/>
-                                    </m:rPr>
-                                    <m:t>train</m:t>
-                                  </m:r>
-                                </m:sub>
-                              </m:sSub>
+                              <m:r>
+                                <m:t>y</m:t>
+                              </m:r>
                             </m:e>
-                          </m:d>
-                          <m:r>
-                            <m:t>​</m:t>
-                          </m:r>
+                          </m:acc>
                           <m:r>
                             <m:t>​</m:t>
                           </m:r>
@@ -25444,45 +23732,16 @@
                           <m:grow/>
                         </m:dPr>
                         <m:e>
-                          <m:r>
-                            <m:t>g</m:t>
-                          </m:r>
-                          <m:r>
-                            <m:t>​</m:t>
-                          </m:r>
-                          <m:d>
-                            <m:dPr>
-                              <m:begChr m:val="("/>
-                              <m:sepChr m:val=""/>
-                              <m:endChr m:val=")"/>
-                              <m:grow/>
-                            </m:dPr>
+                          <m:acc>
+                            <m:accPr>
+                              <m:chr m:val="̂"/>
+                            </m:accPr>
                             <m:e>
-                              <m:sSub>
-                                <m:e>
-                                  <m:r>
-                                    <m:rPr>
-                                      <m:scr m:val="script"/>
-                                      <m:sty m:val="p"/>
-                                    </m:rPr>
-                                    <m:t>D</m:t>
-                                  </m:r>
-                                </m:e>
-                                <m:sub>
-                                  <m:r>
-                                    <m:rPr>
-                                      <m:nor/>
-                                      <m:sty m:val="p"/>
-                                    </m:rPr>
-                                    <m:t>train</m:t>
-                                  </m:r>
-                                </m:sub>
-                              </m:sSub>
+                              <m:r>
+                                <m:t>y</m:t>
+                              </m:r>
                             </m:e>
-                          </m:d>
-                          <m:r>
-                            <m:t>​</m:t>
-                          </m:r>
+                          </m:acc>
                           <m:r>
                             <m:t>​</m:t>
                           </m:r>
@@ -25542,45 +23801,16 @@
                   <m:grow/>
                 </m:dPr>
                 <m:e>
-                  <m:r>
-                    <m:t>g</m:t>
-                  </m:r>
-                  <m:r>
-                    <m:t>​</m:t>
-                  </m:r>
-                  <m:d>
-                    <m:dPr>
-                      <m:begChr m:val="("/>
-                      <m:sepChr m:val=""/>
-                      <m:endChr m:val=")"/>
-                      <m:grow/>
-                    </m:dPr>
+                  <m:acc>
+                    <m:accPr>
+                      <m:chr m:val="̂"/>
+                    </m:accPr>
                     <m:e>
-                      <m:sSub>
-                        <m:e>
-                          <m:r>
-                            <m:rPr>
-                              <m:scr m:val="script"/>
-                              <m:sty m:val="p"/>
-                            </m:rPr>
-                            <m:t>D</m:t>
-                          </m:r>
-                        </m:e>
-                        <m:sub>
-                          <m:r>
-                            <m:rPr>
-                              <m:nor/>
-                              <m:sty m:val="p"/>
-                            </m:rPr>
-                            <m:t>train</m:t>
-                          </m:r>
-                        </m:sub>
-                      </m:sSub>
+                      <m:r>
+                        <m:t>y</m:t>
+                      </m:r>
                     </m:e>
-                  </m:d>
-                  <m:r>
-                    <m:t>​</m:t>
-                  </m:r>
+                  </m:acc>
                   <m:r>
                     <m:t>​</m:t>
                   </m:r>
@@ -25659,45 +23889,16 @@
                           <m:grow/>
                         </m:dPr>
                         <m:e>
-                          <m:r>
-                            <m:t>g</m:t>
-                          </m:r>
-                          <m:r>
-                            <m:t>​</m:t>
-                          </m:r>
-                          <m:d>
-                            <m:dPr>
-                              <m:begChr m:val="("/>
-                              <m:sepChr m:val=""/>
-                              <m:endChr m:val=")"/>
-                              <m:grow/>
-                            </m:dPr>
+                          <m:acc>
+                            <m:accPr>
+                              <m:chr m:val="̂"/>
+                            </m:accPr>
                             <m:e>
-                              <m:sSub>
-                                <m:e>
-                                  <m:r>
-                                    <m:rPr>
-                                      <m:scr m:val="script"/>
-                                      <m:sty m:val="p"/>
-                                    </m:rPr>
-                                    <m:t>D</m:t>
-                                  </m:r>
-                                </m:e>
-                                <m:sub>
-                                  <m:r>
-                                    <m:rPr>
-                                      <m:nor/>
-                                      <m:sty m:val="p"/>
-                                    </m:rPr>
-                                    <m:t>train</m:t>
-                                  </m:r>
-                                </m:sub>
-                              </m:sSub>
+                              <m:r>
+                                <m:t>y</m:t>
+                              </m:r>
                             </m:e>
-                          </m:d>
-                          <m:r>
-                            <m:t>​</m:t>
-                          </m:r>
+                          </m:acc>
                           <m:r>
                             <m:t>​</m:t>
                           </m:r>
@@ -25757,45 +23958,16 @@
                   <m:grow/>
                 </m:dPr>
                 <m:e>
-                  <m:r>
-                    <m:t>g</m:t>
-                  </m:r>
-                  <m:r>
-                    <m:t>​</m:t>
-                  </m:r>
-                  <m:d>
-                    <m:dPr>
-                      <m:begChr m:val="("/>
-                      <m:sepChr m:val=""/>
-                      <m:endChr m:val=")"/>
-                      <m:grow/>
-                    </m:dPr>
+                  <m:acc>
+                    <m:accPr>
+                      <m:chr m:val="̂"/>
+                    </m:accPr>
                     <m:e>
-                      <m:sSub>
-                        <m:e>
-                          <m:r>
-                            <m:rPr>
-                              <m:scr m:val="script"/>
-                              <m:sty m:val="p"/>
-                            </m:rPr>
-                            <m:t>D</m:t>
-                          </m:r>
-                        </m:e>
-                        <m:sub>
-                          <m:r>
-                            <m:rPr>
-                              <m:nor/>
-                              <m:sty m:val="p"/>
-                            </m:rPr>
-                            <m:t>train</m:t>
-                          </m:r>
-                        </m:sub>
-                      </m:sSub>
+                      <m:r>
+                        <m:t>y</m:t>
+                      </m:r>
                     </m:e>
-                  </m:d>
-                  <m:r>
-                    <m:t>​</m:t>
-                  </m:r>
+                  </m:acc>
                   <m:r>
                     <m:t>​</m:t>
                   </m:r>
@@ -27505,9 +25677,16 @@
                         <m:e>
                           <m:sSub>
                             <m:e>
-                              <m:r>
-                                <m:t>g</m:t>
-                              </m:r>
+                              <m:acc>
+                                <m:accPr>
+                                  <m:chr m:val="̂"/>
+                                </m:accPr>
+                                <m:e>
+                                  <m:r>
+                                    <m:t>y</m:t>
+                                  </m:r>
+                                </m:e>
+                              </m:acc>
                             </m:e>
                             <m:sub>
                               <m:r>
@@ -27524,42 +25703,6 @@
                               </m:r>
                             </m:sub>
                           </m:sSub>
-                          <m:r>
-                            <m:t>​</m:t>
-                          </m:r>
-                          <m:d>
-                            <m:dPr>
-                              <m:begChr m:val="("/>
-                              <m:sepChr m:val=""/>
-                              <m:endChr m:val=")"/>
-                              <m:grow/>
-                            </m:dPr>
-                            <m:e>
-                              <m:sSub>
-                                <m:e>
-                                  <m:r>
-                                    <m:rPr>
-                                      <m:scr m:val="script"/>
-                                      <m:sty m:val="p"/>
-                                    </m:rPr>
-                                    <m:t>D</m:t>
-                                  </m:r>
-                                </m:e>
-                                <m:sub>
-                                  <m:r>
-                                    <m:rPr>
-                                      <m:nor/>
-                                      <m:sty m:val="p"/>
-                                    </m:rPr>
-                                    <m:t>train</m:t>
-                                  </m:r>
-                                </m:sub>
-                              </m:sSub>
-                            </m:e>
-                          </m:d>
-                          <m:r>
-                            <m:t>​</m:t>
-                          </m:r>
                           <m:r>
                             <m:t>​</m:t>
                           </m:r>
@@ -27637,9 +25780,16 @@
                         <m:e>
                           <m:sSub>
                             <m:e>
-                              <m:r>
-                                <m:t>g</m:t>
-                              </m:r>
+                              <m:acc>
+                                <m:accPr>
+                                  <m:chr m:val="̂"/>
+                                </m:accPr>
+                                <m:e>
+                                  <m:r>
+                                    <m:t>y</m:t>
+                                  </m:r>
+                                </m:e>
+                              </m:acc>
                             </m:e>
                             <m:sub>
                               <m:r>
@@ -27647,42 +25797,6 @@
                               </m:r>
                             </m:sub>
                           </m:sSub>
-                          <m:r>
-                            <m:t>​</m:t>
-                          </m:r>
-                          <m:d>
-                            <m:dPr>
-                              <m:begChr m:val="("/>
-                              <m:sepChr m:val=""/>
-                              <m:endChr m:val=")"/>
-                              <m:grow/>
-                            </m:dPr>
-                            <m:e>
-                              <m:sSub>
-                                <m:e>
-                                  <m:r>
-                                    <m:rPr>
-                                      <m:scr m:val="script"/>
-                                      <m:sty m:val="p"/>
-                                    </m:rPr>
-                                    <m:t>D</m:t>
-                                  </m:r>
-                                </m:e>
-                                <m:sub>
-                                  <m:r>
-                                    <m:rPr>
-                                      <m:nor/>
-                                      <m:sty m:val="p"/>
-                                    </m:rPr>
-                                    <m:t>train</m:t>
-                                  </m:r>
-                                </m:sub>
-                              </m:sSub>
-                            </m:e>
-                          </m:d>
-                          <m:r>
-                            <m:t>​</m:t>
-                          </m:r>
                           <m:r>
                             <m:t>​</m:t>
                           </m:r>
@@ -27746,9 +25860,16 @@
                 <m:e>
                   <m:sSub>
                     <m:e>
-                      <m:r>
-                        <m:t>g</m:t>
-                      </m:r>
+                      <m:acc>
+                        <m:accPr>
+                          <m:chr m:val="̂"/>
+                        </m:accPr>
+                        <m:e>
+                          <m:r>
+                            <m:t>y</m:t>
+                          </m:r>
+                        </m:e>
+                      </m:acc>
                     </m:e>
                     <m:sub>
                       <m:r>
@@ -27776,42 +25897,6 @@
                       <m:grow/>
                     </m:dPr>
                     <m:e>
-                      <m:sSub>
-                        <m:e>
-                          <m:r>
-                            <m:rPr>
-                              <m:scr m:val="script"/>
-                              <m:sty m:val="p"/>
-                            </m:rPr>
-                            <m:t>D</m:t>
-                          </m:r>
-                        </m:e>
-                        <m:sub>
-                          <m:r>
-                            <m:rPr>
-                              <m:nor/>
-                              <m:sty m:val="p"/>
-                            </m:rPr>
-                            <m:t>train</m:t>
-                          </m:r>
-                        </m:sub>
-                      </m:sSub>
-                    </m:e>
-                  </m:d>
-                  <m:r>
-                    <m:t>​</m:t>
-                  </m:r>
-                  <m:r>
-                    <m:t>​</m:t>
-                  </m:r>
-                  <m:d>
-                    <m:dPr>
-                      <m:begChr m:val="("/>
-                      <m:sepChr m:val=""/>
-                      <m:endChr m:val=")"/>
-                      <m:grow/>
-                    </m:dPr>
-                    <m:e>
                       <m:r>
                         <m:t>x</m:t>
                       </m:r>
@@ -27853,9 +25938,16 @@
                 <m:e>
                   <m:sSub>
                     <m:e>
-                      <m:r>
-                        <m:t>g</m:t>
-                      </m:r>
+                      <m:acc>
+                        <m:accPr>
+                          <m:chr m:val="̂"/>
+                        </m:accPr>
+                        <m:e>
+                          <m:r>
+                            <m:t>y</m:t>
+                          </m:r>
+                        </m:e>
+                      </m:acc>
                     </m:e>
                     <m:sub>
                       <m:r>
@@ -27863,42 +25955,6 @@
                       </m:r>
                     </m:sub>
                   </m:sSub>
-                  <m:r>
-                    <m:t>​</m:t>
-                  </m:r>
-                  <m:d>
-                    <m:dPr>
-                      <m:begChr m:val="("/>
-                      <m:sepChr m:val=""/>
-                      <m:endChr m:val=")"/>
-                      <m:grow/>
-                    </m:dPr>
-                    <m:e>
-                      <m:sSub>
-                        <m:e>
-                          <m:r>
-                            <m:rPr>
-                              <m:scr m:val="script"/>
-                              <m:sty m:val="p"/>
-                            </m:rPr>
-                            <m:t>D</m:t>
-                          </m:r>
-                        </m:e>
-                        <m:sub>
-                          <m:r>
-                            <m:rPr>
-                              <m:nor/>
-                              <m:sty m:val="p"/>
-                            </m:rPr>
-                            <m:t>train</m:t>
-                          </m:r>
-                        </m:sub>
-                      </m:sSub>
-                    </m:e>
-                  </m:d>
-                  <m:r>
-                    <m:t>​</m:t>
-                  </m:r>
                   <m:r>
                     <m:t>​</m:t>
                   </m:r>
@@ -36101,72 +34157,36 @@
         <w:t xml:space="preserve"> </w:t>
       </w:r>
       <w:r>
-        <w:t xml:space="preserve">is choosing one fitting procedure</w:t>
-      </w:r>
-      <w:r>
-        <w:t xml:space="preserve"> </w:t>
-      </w:r>
-      <w:r>
-        <w:t xml:space="preserve">from a set of candidate</w:t>
-      </w:r>
-      <w:r>
-        <w:t xml:space="preserve"> </w:t>
-      </w:r>
-      <w:hyperlink w:anchor="def-fitting-procedure">
+        <w:t xml:space="preserve">is choosing one</w:t>
+      </w:r>
+      <w:r>
+        <w:t xml:space="preserve"> </w:t>
+      </w:r>
+      <w:hyperlink w:anchor="def-fitted-model">
         <w:r>
           <w:rPr>
             <w:rStyle w:val="Hyperlink"/>
           </w:rPr>
-          <w:t xml:space="preserve">fitting procedures</w:t>
+          <w:t xml:space="preserve">fitted model</w:t>
         </w:r>
       </w:hyperlink>
       <w:r>
         <w:t xml:space="preserve"> </w:t>
       </w:r>
-      <m:oMath>
-        <m:sSub>
-          <m:e>
-            <m:r>
-              <m:t>g</m:t>
-            </m:r>
-          </m:e>
-          <m:sub>
-            <m:r>
-              <m:t>1</m:t>
-            </m:r>
-          </m:sub>
-        </m:sSub>
-        <m:r>
-          <m:rPr>
-            <m:sty m:val="p"/>
-          </m:rPr>
-          <m:t>,</m:t>
-        </m:r>
-        <m:r>
-          <m:rPr>
-            <m:sty m:val="p"/>
-          </m:rPr>
-          <m:t>…</m:t>
-        </m:r>
-        <m:r>
-          <m:rPr>
-            <m:sty m:val="p"/>
-          </m:rPr>
-          <m:t>,</m:t>
-        </m:r>
-        <m:sSub>
-          <m:e>
-            <m:r>
-              <m:t>g</m:t>
-            </m:r>
-          </m:e>
-          <m:sub>
-            <m:r>
-              <m:t>L</m:t>
-            </m:r>
-          </m:sub>
-        </m:sSub>
-      </m:oMath>
+      <w:r>
+        <w:t xml:space="preserve">from a set of candidate fitted models from different</w:t>
+      </w:r>
+      <w:r>
+        <w:t xml:space="preserve"> </w:t>
+      </w:r>
+      <w:hyperlink w:anchor="def-model-family">
+        <w:r>
+          <w:rPr>
+            <w:rStyle w:val="Hyperlink"/>
+          </w:rPr>
+          <w:t xml:space="preserve">model families</w:t>
+        </w:r>
+      </w:hyperlink>
       <w:r>
         <w:t xml:space="preserve">,</w:t>
       </w:r>
@@ -36231,7 +34251,13 @@
         <w:t xml:space="preserve"> </w:t>
       </w:r>
       <w:r>
-        <w:t xml:space="preserve">the candidates are least-squares polynomial fits of degree</w:t>
+        <w:t xml:space="preserve">the candidates are the least-squares fitted models from four polynomial model families,</w:t>
+      </w:r>
+      <w:r>
+        <w:t xml:space="preserve"> </w:t>
+      </w:r>
+      <w:r>
+        <w:t xml:space="preserve">the families of degree</w:t>
       </w:r>
       <w:r>
         <w:t xml:space="preserve"> </w:t>
@@ -36240,30 +34266,63 @@
         <m:r>
           <m:t>1</m:t>
         </m:r>
-        <m:r>
-          <m:rPr>
-            <m:sty m:val="p"/>
-          </m:rPr>
-          <m:t>,</m:t>
-        </m:r>
+      </m:oMath>
+      <w:r>
+        <w:t xml:space="preserve"> </w:t>
+      </w:r>
+      <w:r>
+        <w:t xml:space="preserve">(</w:t>
+      </w:r>
+      <w:r>
+        <w:t xml:space="preserve">“linear”</w:t>
+      </w:r>
+      <w:r>
+        <w:t xml:space="preserve">),</w:t>
+      </w:r>
+      <w:r>
+        <w:t xml:space="preserve"> </w:t>
+      </w:r>
+      <m:oMath>
         <m:r>
           <m:t>2</m:t>
         </m:r>
-        <m:r>
-          <m:rPr>
-            <m:sty m:val="p"/>
-          </m:rPr>
-          <m:t>,</m:t>
-        </m:r>
+      </m:oMath>
+      <w:r>
+        <w:t xml:space="preserve"> </w:t>
+      </w:r>
+      <w:r>
+        <w:t xml:space="preserve">(</w:t>
+      </w:r>
+      <w:r>
+        <w:t xml:space="preserve">“quadratic”</w:t>
+      </w:r>
+      <w:r>
+        <w:t xml:space="preserve">),</w:t>
+      </w:r>
+      <w:r>
+        <w:t xml:space="preserve"> </w:t>
+      </w:r>
+      <m:oMath>
         <m:r>
           <m:t>3</m:t>
         </m:r>
-        <m:r>
-          <m:rPr>
-            <m:sty m:val="p"/>
-          </m:rPr>
-          <m:t>,</m:t>
-        </m:r>
+      </m:oMath>
+      <w:r>
+        <w:t xml:space="preserve"> </w:t>
+      </w:r>
+      <w:r>
+        <w:t xml:space="preserve">(</w:t>
+      </w:r>
+      <w:r>
+        <w:t xml:space="preserve">“cubic”</w:t>
+      </w:r>
+      <w:r>
+        <w:t xml:space="preserve">) and</w:t>
+      </w:r>
+      <w:r>
+        <w:t xml:space="preserve"> </w:t>
+      </w:r>
+      <m:oMath>
         <m:r>
           <m:t>4</m:t>
         </m:r>
@@ -36272,13 +34331,19 @@
         <w:t xml:space="preserve"> </w:t>
       </w:r>
       <w:r>
-        <w:t xml:space="preserve">to the training cars.</w:t>
-      </w:r>
-      <w:r>
-        <w:t xml:space="preserve"> </w:t>
-      </w:r>
-      <w:r>
-        <w:t xml:space="preserve">Choosing among these four degrees is model selection,</w:t>
+        <w:t xml:space="preserve">(</w:t>
+      </w:r>
+      <w:r>
+        <w:t xml:space="preserve">“quartic”</w:t>
+      </w:r>
+      <w:r>
+        <w:t xml:space="preserve">).</w:t>
+      </w:r>
+      <w:r>
+        <w:t xml:space="preserve"> </w:t>
+      </w:r>
+      <w:r>
+        <w:t xml:space="preserve">Choosing among these four fitted models is model selection,</w:t>
       </w:r>
       <w:r>
         <w:t xml:space="preserve"> </w:t>
@@ -36384,17 +34449,34 @@
         <w:t xml:space="preserve"> </w:t>
       </w:r>
       <w:r>
-        <w:t xml:space="preserve">used to choose among candidate</w:t>
-      </w:r>
-      <w:r>
-        <w:t xml:space="preserve"> </w:t>
-      </w:r>
-      <w:hyperlink w:anchor="def-fitting-procedure">
+        <w:t xml:space="preserve">used for</w:t>
+      </w:r>
+      <w:r>
+        <w:t xml:space="preserve"> </w:t>
+      </w:r>
+      <w:hyperlink w:anchor="def-model-selection">
         <w:r>
           <w:rPr>
             <w:rStyle w:val="Hyperlink"/>
           </w:rPr>
-          <w:t xml:space="preserve">fitting procedures</w:t>
+          <w:t xml:space="preserve">model selection</w:t>
+        </w:r>
+      </w:hyperlink>
+      <w:r>
+        <w:t xml:space="preserve"> </w:t>
+      </w:r>
+      <w:r>
+        <w:t xml:space="preserve">among candidate</w:t>
+      </w:r>
+      <w:r>
+        <w:t xml:space="preserve"> </w:t>
+      </w:r>
+      <w:hyperlink w:anchor="def-fitted-model">
+        <w:r>
+          <w:rPr>
+            <w:rStyle w:val="Hyperlink"/>
+          </w:rPr>
+          <w:t xml:space="preserve">fitted models</w:t>
         </w:r>
       </w:hyperlink>
       <w:r>
@@ -37260,9 +35342,16 @@
               </m:r>
               <m:sSub>
                 <m:e>
-                  <m:r>
-                    <m:t>g</m:t>
-                  </m:r>
+                  <m:acc>
+                    <m:accPr>
+                      <m:chr m:val="̂"/>
+                    </m:accPr>
+                    <m:e>
+                      <m:r>
+                        <m:t>y</m:t>
+                      </m:r>
+                    </m:e>
+                  </m:acc>
                 </m:e>
                 <m:sub>
                   <m:r>
@@ -37270,42 +35359,6 @@
                   </m:r>
                 </m:sub>
               </m:sSub>
-              <m:r>
-                <m:t>​</m:t>
-              </m:r>
-              <m:d>
-                <m:dPr>
-                  <m:begChr m:val="("/>
-                  <m:sepChr m:val=""/>
-                  <m:endChr m:val=")"/>
-                  <m:grow/>
-                </m:dPr>
-                <m:e>
-                  <m:sSub>
-                    <m:e>
-                      <m:r>
-                        <m:rPr>
-                          <m:scr m:val="script"/>
-                          <m:sty m:val="p"/>
-                        </m:rPr>
-                        <m:t>D</m:t>
-                      </m:r>
-                    </m:e>
-                    <m:sub>
-                      <m:r>
-                        <m:rPr>
-                          <m:nor/>
-                          <m:sty m:val="p"/>
-                        </m:rPr>
-                        <m:t>train</m:t>
-                      </m:r>
-                    </m:sub>
-                  </m:sSub>
-                </m:e>
-              </m:d>
-              <m:r>
-                <m:t>​</m:t>
-              </m:r>
               <m:r>
                 <m:t>​</m:t>
               </m:r>
@@ -61795,7 +59848,7 @@
         <w:rPr>
           <w:rStyle w:val="CommentTok"/>
         </w:rPr>
-        <w:t xml:space="preserve">#&gt;    7.10543e-15    2.00000e+00</w:t>
+        <w:t xml:space="preserve">#&gt;    8.88178e-15    2.00000e+00</w:t>
       </w:r>
     </w:p>
     <w:p>
@@ -61803,7 +59856,7 @@
         <w:pStyle w:val="FirstParagraph"/>
       </w:pPr>
       <w:r>
-        <w:t xml:space="preserve">The two columns differ by at most 7.1e-15,</w:t>
+        <w:t xml:space="preserve">The two columns differ by at most 8.9e-15,</w:t>
       </w:r>
       <w:r>
         <w:t xml:space="preserve"> </w:t>
@@ -62871,20 +60924,35 @@
                       <m:grow/>
                     </m:dPr>
                     <m:e>
-                      <m:r>
-                        <m:t>g</m:t>
-                      </m:r>
-                      <m:r>
-                        <m:t>​</m:t>
-                      </m:r>
-                      <m:d>
-                        <m:dPr>
-                          <m:begChr m:val="("/>
-                          <m:sepChr m:val=""/>
-                          <m:endChr m:val=")"/>
-                          <m:grow/>
-                        </m:dPr>
+                      <m:sSup>
                         <m:e>
+                          <m:acc>
+                            <m:accPr>
+                              <m:chr m:val="̂"/>
+                            </m:accPr>
+                            <m:e>
+                              <m:r>
+                                <m:t>y</m:t>
+                              </m:r>
+                            </m:e>
+                          </m:acc>
+                        </m:e>
+                        <m:sup>
+                          <m:r>
+                            <m:rPr>
+                              <m:sty m:val="p"/>
+                            </m:rPr>
+                            <m:t>(</m:t>
+                          </m:r>
+                          <m:r>
+                            <m:rPr>
+                              <m:sty m:val="p"/>
+                            </m:rPr>
+                            <m:t>−</m:t>
+                          </m:r>
+                          <m:r>
+                            <m:t>κ</m:t>
+                          </m:r>
                           <m:r>
                             <m:t>​</m:t>
                           </m:r>
@@ -62897,152 +60965,21 @@
                             </m:dPr>
                             <m:e>
                               <m:r>
-                                <m:rPr>
-                                  <m:sty m:val="p"/>
-                                </m:rPr>
-                                <m:t>(</m:t>
-                              </m:r>
-                              <m:sSub>
-                                <m:e>
-                                  <m:r>
-                                    <m:t>x</m:t>
-                                  </m:r>
-                                </m:e>
-                                <m:sub>
-                                  <m:sSup>
-                                    <m:e>
-                                      <m:r>
-                                        <m:t>i</m:t>
-                                      </m:r>
-                                    </m:e>
-                                    <m:sup>
-                                      <m:r>
-                                        <m:rPr>
-                                          <m:sty m:val="p"/>
-                                        </m:rPr>
-                                        <m:t>′</m:t>
-                                      </m:r>
-                                    </m:sup>
-                                  </m:sSup>
-                                </m:sub>
-                              </m:sSub>
-                              <m:r>
-                                <m:rPr>
-                                  <m:sty m:val="p"/>
-                                </m:rPr>
-                                <m:t>,</m:t>
-                              </m:r>
-                              <m:sSub>
-                                <m:e>
-                                  <m:r>
-                                    <m:t>y</m:t>
-                                  </m:r>
-                                </m:e>
-                                <m:sub>
-                                  <m:sSup>
-                                    <m:e>
-                                      <m:r>
-                                        <m:t>i</m:t>
-                                      </m:r>
-                                    </m:e>
-                                    <m:sup>
-                                      <m:r>
-                                        <m:rPr>
-                                          <m:sty m:val="p"/>
-                                        </m:rPr>
-                                        <m:t>′</m:t>
-                                      </m:r>
-                                    </m:sup>
-                                  </m:sSup>
-                                </m:sub>
-                              </m:sSub>
-                              <m:r>
-                                <m:rPr>
-                                  <m:sty m:val="p"/>
-                                </m:rPr>
-                                <m:t>)</m:t>
+                                <m:t>i</m:t>
                               </m:r>
                             </m:e>
                           </m:d>
-                          <m:sSub>
-                            <m:e>
-                              <m:r>
-                                <m:t>​</m:t>
-                              </m:r>
-                            </m:e>
-                            <m:sub>
-                              <m:sSup>
-                                <m:e>
-                                  <m:r>
-                                    <m:t>i</m:t>
-                                  </m:r>
-                                </m:e>
-                                <m:sup>
-                                  <m:r>
-                                    <m:rPr>
-                                      <m:sty m:val="p"/>
-                                    </m:rPr>
-                                    <m:t>′</m:t>
-                                  </m:r>
-                                </m:sup>
-                              </m:sSup>
-                              <m:r>
-                                <m:rPr>
-                                  <m:sty m:val="p"/>
-                                </m:rPr>
-                                <m:t>∈</m:t>
-                              </m:r>
-                              <m:r>
-                                <m:t>I</m:t>
-                              </m:r>
-                              <m:r>
-                                <m:rPr>
-                                  <m:sty m:val="p"/>
-                                </m:rPr>
-                                <m:t>\</m:t>
-                              </m:r>
-                              <m:sSub>
-                                <m:e>
-                                  <m:r>
-                                    <m:rPr>
-                                      <m:scr m:val="script"/>
-                                      <m:sty m:val="p"/>
-                                    </m:rPr>
-                                    <m:t>F</m:t>
-                                  </m:r>
-                                </m:e>
-                                <m:sub>
-                                  <m:r>
-                                    <m:t>κ</m:t>
-                                  </m:r>
-                                  <m:r>
-                                    <m:t>​</m:t>
-                                  </m:r>
-                                  <m:d>
-                                    <m:dPr>
-                                      <m:begChr m:val="("/>
-                                      <m:sepChr m:val=""/>
-                                      <m:endChr m:val=")"/>
-                                      <m:grow/>
-                                    </m:dPr>
-                                    <m:e>
-                                      <m:r>
-                                        <m:t>i</m:t>
-                                      </m:r>
-                                    </m:e>
-                                  </m:d>
-                                  <m:r>
-                                    <m:t>​</m:t>
-                                  </m:r>
-                                </m:sub>
-                              </m:sSub>
-                            </m:sub>
-                          </m:sSub>
-                        </m:e>
-                      </m:d>
-                      <m:r>
-                        <m:t>​</m:t>
-                      </m:r>
+                          <m:r>
+                            <m:t>​</m:t>
+                          </m:r>
+                          <m:r>
+                            <m:rPr>
+                              <m:sty m:val="p"/>
+                            </m:rPr>
+                            <m:t>)</m:t>
+                          </m:r>
+                        </m:sup>
+                      </m:sSup>
                       <m:r>
                         <m:t>​</m:t>
                       </m:r>
@@ -65775,159 +63712,43 @@
                       <m:grow/>
                     </m:dPr>
                     <m:e>
-                      <m:r>
-                        <m:t>g</m:t>
-                      </m:r>
-                      <m:r>
-                        <m:t>​</m:t>
-                      </m:r>
-                      <m:d>
-                        <m:dPr>
-                          <m:begChr m:val="("/>
-                          <m:sepChr m:val=""/>
-                          <m:endChr m:val=")"/>
-                          <m:grow/>
-                        </m:dPr>
+                      <m:sSup>
                         <m:e>
-                          <m:r>
-                            <m:t>​</m:t>
-                          </m:r>
-                          <m:d>
-                            <m:dPr>
-                              <m:begChr m:val="("/>
-                              <m:sepChr m:val=""/>
-                              <m:endChr m:val=")"/>
-                              <m:grow/>
-                            </m:dPr>
+                          <m:acc>
+                            <m:accPr>
+                              <m:chr m:val="̂"/>
+                            </m:accPr>
                             <m:e>
                               <m:r>
-                                <m:rPr>
-                                  <m:sty m:val="p"/>
-                                </m:rPr>
-                                <m:t>(</m:t>
-                              </m:r>
-                              <m:sSub>
-                                <m:e>
-                                  <m:r>
-                                    <m:t>x</m:t>
-                                  </m:r>
-                                </m:e>
-                                <m:sub>
-                                  <m:sSup>
-                                    <m:e>
-                                      <m:r>
-                                        <m:t>i</m:t>
-                                      </m:r>
-                                    </m:e>
-                                    <m:sup>
-                                      <m:r>
-                                        <m:rPr>
-                                          <m:sty m:val="p"/>
-                                        </m:rPr>
-                                        <m:t>′</m:t>
-                                      </m:r>
-                                    </m:sup>
-                                  </m:sSup>
-                                </m:sub>
-                              </m:sSub>
-                              <m:r>
-                                <m:rPr>
-                                  <m:sty m:val="p"/>
-                                </m:rPr>
-                                <m:t>,</m:t>
-                              </m:r>
-                              <m:sSub>
-                                <m:e>
-                                  <m:r>
-                                    <m:t>y</m:t>
-                                  </m:r>
-                                </m:e>
-                                <m:sub>
-                                  <m:sSup>
-                                    <m:e>
-                                      <m:r>
-                                        <m:t>i</m:t>
-                                      </m:r>
-                                    </m:e>
-                                    <m:sup>
-                                      <m:r>
-                                        <m:rPr>
-                                          <m:sty m:val="p"/>
-                                        </m:rPr>
-                                        <m:t>′</m:t>
-                                      </m:r>
-                                    </m:sup>
-                                  </m:sSup>
-                                </m:sub>
-                              </m:sSub>
-                              <m:r>
-                                <m:rPr>
-                                  <m:sty m:val="p"/>
-                                </m:rPr>
-                                <m:t>)</m:t>
+                                <m:t>y</m:t>
                               </m:r>
                             </m:e>
-                          </m:d>
-                          <m:sSub>
-                            <m:e>
-                              <m:r>
-                                <m:t>​</m:t>
-                              </m:r>
-                            </m:e>
-                            <m:sub>
-                              <m:sSup>
-                                <m:e>
-                                  <m:r>
-                                    <m:t>i</m:t>
-                                  </m:r>
-                                </m:e>
-                                <m:sup>
-                                  <m:r>
-                                    <m:rPr>
-                                      <m:sty m:val="p"/>
-                                    </m:rPr>
-                                    <m:t>′</m:t>
-                                  </m:r>
-                                </m:sup>
-                              </m:sSup>
-                              <m:r>
-                                <m:rPr>
-                                  <m:sty m:val="p"/>
-                                </m:rPr>
-                                <m:t>∈</m:t>
-                              </m:r>
-                              <m:r>
-                                <m:t>I</m:t>
-                              </m:r>
-                              <m:r>
-                                <m:rPr>
-                                  <m:sty m:val="p"/>
-                                </m:rPr>
-                                <m:t>\</m:t>
-                              </m:r>
-                              <m:sSub>
-                                <m:e>
-                                  <m:r>
-                                    <m:rPr>
-                                      <m:scr m:val="script"/>
-                                      <m:sty m:val="p"/>
-                                    </m:rPr>
-                                    <m:t>F</m:t>
-                                  </m:r>
-                                </m:e>
-                                <m:sub>
-                                  <m:r>
-                                    <m:t>j</m:t>
-                                  </m:r>
-                                </m:sub>
-                              </m:sSub>
-                            </m:sub>
-                          </m:sSub>
+                          </m:acc>
                         </m:e>
-                      </m:d>
-                      <m:r>
-                        <m:t>​</m:t>
-                      </m:r>
+                        <m:sup>
+                          <m:r>
+                            <m:rPr>
+                              <m:sty m:val="p"/>
+                            </m:rPr>
+                            <m:t>(</m:t>
+                          </m:r>
+                          <m:r>
+                            <m:rPr>
+                              <m:sty m:val="p"/>
+                            </m:rPr>
+                            <m:t>−</m:t>
+                          </m:r>
+                          <m:r>
+                            <m:t>j</m:t>
+                          </m:r>
+                          <m:r>
+                            <m:rPr>
+                              <m:sty m:val="p"/>
+                            </m:rPr>
+                            <m:t>)</m:t>
+                          </m:r>
+                        </m:sup>
+                      </m:sSup>
                       <m:r>
                         <m:t>​</m:t>
                       </m:r>

--- a/pr-preview/pr-274/model-validation-handout.docx
+++ b/pr-preview/pr-274/model-validation-handout.docx
@@ -15,7 +15,7 @@
         <w:pStyle w:val="Date"/>
       </w:pPr>
       <w:r>
-        <w:t xml:space="preserve">Last modified: 2026-10-17 01:16:55 (PDT)</w:t>
+        <w:t xml:space="preserve">Last modified: 2026-10-17 01:48:51 (PDT)</w:t>
       </w:r>
     </w:p>
     <w:bookmarkStart w:id="17" w:name="sec-data-sets"/>
@@ -4751,28 +4751,32 @@
           </m:e>
         </m:acc>
         <m:r>
-          <m:rPr>
-            <m:sty m:val="p"/>
-          </m:rPr>
-          <m:t>(</m:t>
-        </m:r>
-        <m:sSub>
+          <m:t>​</m:t>
+        </m:r>
+        <m:d>
+          <m:dPr>
+            <m:begChr m:val="("/>
+            <m:sepChr m:val=""/>
+            <m:endChr m:val=")"/>
+            <m:grow/>
+          </m:dPr>
           <m:e>
-            <m:r>
-              <m:t>x</m:t>
-            </m:r>
+            <m:sSub>
+              <m:e>
+                <m:r>
+                  <m:t>x</m:t>
+                </m:r>
+              </m:e>
+              <m:sub>
+                <m:r>
+                  <m:t>i</m:t>
+                </m:r>
+              </m:sub>
+            </m:sSub>
           </m:e>
-          <m:sub>
-            <m:r>
-              <m:t>i</m:t>
-            </m:r>
-          </m:sub>
-        </m:sSub>
-        <m:r>
-          <m:rPr>
-            <m:sty m:val="p"/>
-          </m:rPr>
-          <m:t>)</m:t>
+        </m:d>
+        <m:r>
+          <m:t>​</m:t>
         </m:r>
       </m:oMath>
       <w:r>
@@ -4886,28 +4890,32 @@
                 </m:e>
               </m:acc>
               <m:r>
-                <m:rPr>
-                  <m:sty m:val="p"/>
-                </m:rPr>
-                <m:t>(</m:t>
-              </m:r>
-              <m:sSub>
+                <m:t>​</m:t>
+              </m:r>
+              <m:d>
+                <m:dPr>
+                  <m:begChr m:val="("/>
+                  <m:sepChr m:val=""/>
+                  <m:endChr m:val=")"/>
+                  <m:grow/>
+                </m:dPr>
                 <m:e>
-                  <m:r>
-                    <m:t>x</m:t>
-                  </m:r>
+                  <m:sSub>
+                    <m:e>
+                      <m:r>
+                        <m:t>x</m:t>
+                      </m:r>
+                    </m:e>
+                    <m:sub>
+                      <m:r>
+                        <m:t>i</m:t>
+                      </m:r>
+                    </m:sub>
+                  </m:sSub>
                 </m:e>
-                <m:sub>
-                  <m:r>
-                    <m:t>i</m:t>
-                  </m:r>
-                </m:sub>
-              </m:sSub>
-              <m:r>
-                <m:rPr>
-                  <m:sty m:val="p"/>
-                </m:rPr>
-                <m:t>)</m:t>
+              </m:d>
+              <m:r>
+                <m:t>​</m:t>
               </m:r>
             </m:e>
           </m:d>
@@ -5099,31 +5107,35 @@
               </m:e>
             </m:acc>
             <m:r>
-              <m:rPr>
-                <m:sty m:val="p"/>
-              </m:rPr>
-              <m:t>(</m:t>
-            </m:r>
-            <m:sSub>
+              <m:t>​</m:t>
+            </m:r>
+            <m:d>
+              <m:dPr>
+                <m:begChr m:val="("/>
+                <m:sepChr m:val=""/>
+                <m:endChr m:val=")"/>
+                <m:grow/>
+              </m:dPr>
               <m:e>
-                <m:r>
-                  <m:t>X</m:t>
-                </m:r>
+                <m:sSub>
+                  <m:e>
+                    <m:r>
+                      <m:t>X</m:t>
+                    </m:r>
+                  </m:e>
+                  <m:sub>
+                    <m:r>
+                      <m:rPr>
+                        <m:sty m:val="p"/>
+                      </m:rPr>
+                      <m:t>*</m:t>
+                    </m:r>
+                  </m:sub>
+                </m:sSub>
               </m:e>
-              <m:sub>
-                <m:r>
-                  <m:rPr>
-                    <m:sty m:val="p"/>
-                  </m:rPr>
-                  <m:t>*</m:t>
-                </m:r>
-              </m:sub>
-            </m:sSub>
-            <m:r>
-              <m:rPr>
-                <m:sty m:val="p"/>
-              </m:rPr>
-              <m:t>)</m:t>
+            </m:d>
+            <m:r>
+              <m:t>​</m:t>
             </m:r>
           </m:e>
         </m:d>
@@ -12809,31 +12821,35 @@
           </m:e>
         </m:acc>
         <m:r>
-          <m:rPr>
-            <m:sty m:val="p"/>
-          </m:rPr>
-          <m:t>(</m:t>
-        </m:r>
-        <m:sSub>
+          <m:t>​</m:t>
+        </m:r>
+        <m:d>
+          <m:dPr>
+            <m:begChr m:val="("/>
+            <m:sepChr m:val=""/>
+            <m:endChr m:val=")"/>
+            <m:grow/>
+          </m:dPr>
           <m:e>
-            <m:r>
-              <m:t>X</m:t>
-            </m:r>
+            <m:sSub>
+              <m:e>
+                <m:r>
+                  <m:t>X</m:t>
+                </m:r>
+              </m:e>
+              <m:sub>
+                <m:r>
+                  <m:rPr>
+                    <m:sty m:val="p"/>
+                  </m:rPr>
+                  <m:t>*</m:t>
+                </m:r>
+              </m:sub>
+            </m:sSub>
           </m:e>
-          <m:sub>
-            <m:r>
-              <m:rPr>
-                <m:sty m:val="p"/>
-              </m:rPr>
-              <m:t>*</m:t>
-            </m:r>
-          </m:sub>
-        </m:sSub>
-        <m:r>
-          <m:rPr>
-            <m:sty m:val="p"/>
-          </m:rPr>
-          <m:t>)</m:t>
+        </m:d>
+        <m:r>
+          <m:t>​</m:t>
         </m:r>
         <m:r>
           <m:rPr>
@@ -14530,21 +14546,6 @@
         <m:r>
           <m:t>μ</m:t>
         </m:r>
-        <m:r>
-          <m:rPr>
-            <m:sty m:val="p"/>
-          </m:rPr>
-          <m:t>(</m:t>
-        </m:r>
-        <m:r>
-          <m:t>x</m:t>
-        </m:r>
-        <m:r>
-          <m:rPr>
-            <m:sty m:val="p"/>
-          </m:rPr>
-          <m:t>)</m:t>
-        </m:r>
       </m:oMath>
       <w:r>
         <w:t xml:space="preserve">,</w:t>
@@ -14784,21 +14785,6 @@
           <m:rPr>
             <m:sty m:val="p"/>
           </m:rPr>
-          <m:t>(</m:t>
-        </m:r>
-        <m:r>
-          <m:t>x</m:t>
-        </m:r>
-        <m:r>
-          <m:rPr>
-            <m:sty m:val="p"/>
-          </m:rPr>
-          <m:t>)</m:t>
-        </m:r>
-        <m:r>
-          <m:rPr>
-            <m:sty m:val="p"/>
-          </m:rPr>
           <m:t>=</m:t>
         </m:r>
         <m:r>
@@ -14919,25 +14905,6 @@
                       </m:r>
                     </m:e>
                   </m:acc>
-                  <m:r>
-                    <m:t>​</m:t>
-                  </m:r>
-                  <m:d>
-                    <m:dPr>
-                      <m:begChr m:val="("/>
-                      <m:sepChr m:val=""/>
-                      <m:endChr m:val=")"/>
-                      <m:grow/>
-                    </m:dPr>
-                    <m:e>
-                      <m:r>
-                        <m:t>x</m:t>
-                      </m:r>
-                    </m:e>
-                  </m:d>
-                  <m:r>
-                    <m:t>​</m:t>
-                  </m:r>
                 </m:e>
               </m:d>
               <m:r>
@@ -14993,25 +14960,6 @@
                           </m:r>
                         </m:e>
                       </m:acc>
-                      <m:r>
-                        <m:t>​</m:t>
-                      </m:r>
-                      <m:d>
-                        <m:dPr>
-                          <m:begChr m:val="("/>
-                          <m:sepChr m:val=""/>
-                          <m:endChr m:val=")"/>
-                          <m:grow/>
-                        </m:dPr>
-                        <m:e>
-                          <m:r>
-                            <m:t>x</m:t>
-                          </m:r>
-                        </m:e>
-                      </m:d>
-                      <m:r>
-                        <m:t>​</m:t>
-                      </m:r>
                     </m:e>
                   </m:d>
                   <m:r>
@@ -15060,25 +15008,6 @@
                       </m:r>
                     </m:e>
                   </m:acc>
-                  <m:r>
-                    <m:t>​</m:t>
-                  </m:r>
-                  <m:d>
-                    <m:dPr>
-                      <m:begChr m:val="("/>
-                      <m:sepChr m:val=""/>
-                      <m:endChr m:val=")"/>
-                      <m:grow/>
-                    </m:dPr>
-                    <m:e>
-                      <m:r>
-                        <m:t>x</m:t>
-                      </m:r>
-                    </m:e>
-                  </m:d>
-                  <m:r>
-                    <m:t>​</m:t>
-                  </m:r>
                 </m:e>
               </m:d>
               <m:r>
@@ -15092,21 +15021,6 @@
               </m:r>
               <m:r>
                 <m:t>μ</m:t>
-              </m:r>
-              <m:r>
-                <m:rPr>
-                  <m:sty m:val="p"/>
-                </m:rPr>
-                <m:t>(</m:t>
-              </m:r>
-              <m:r>
-                <m:t>x</m:t>
-              </m:r>
-              <m:r>
-                <m:rPr>
-                  <m:sty m:val="p"/>
-                </m:rPr>
-                <m:t>)</m:t>
               </m:r>
             </m:e>
             <m:e>
@@ -15246,25 +15160,6 @@
             </m:r>
           </m:e>
         </m:acc>
-        <m:r>
-          <m:t>​</m:t>
-        </m:r>
-        <m:d>
-          <m:dPr>
-            <m:begChr m:val="("/>
-            <m:sepChr m:val=""/>
-            <m:endChr m:val=")"/>
-            <m:grow/>
-          </m:dPr>
-          <m:e>
-            <m:r>
-              <m:t>x</m:t>
-            </m:r>
-          </m:e>
-        </m:d>
-        <m:r>
-          <m:t>​</m:t>
-        </m:r>
       </m:oMath>
       <w:r>
         <w:t xml:space="preserve"> </w:t>
@@ -15329,25 +15224,6 @@
                 </m:r>
               </m:e>
             </m:acc>
-            <m:r>
-              <m:t>​</m:t>
-            </m:r>
-            <m:d>
-              <m:dPr>
-                <m:begChr m:val="("/>
-                <m:sepChr m:val=""/>
-                <m:endChr m:val=")"/>
-                <m:grow/>
-              </m:dPr>
-              <m:e>
-                <m:r>
-                  <m:t>x</m:t>
-                </m:r>
-              </m:e>
-            </m:d>
-            <m:r>
-              <m:t>​</m:t>
-            </m:r>
           </m:e>
         </m:d>
         <m:r>
@@ -15415,25 +15291,6 @@
                 </m:r>
               </m:e>
             </m:acc>
-            <m:r>
-              <m:t>​</m:t>
-            </m:r>
-            <m:d>
-              <m:dPr>
-                <m:begChr m:val="("/>
-                <m:sepChr m:val=""/>
-                <m:endChr m:val=")"/>
-                <m:grow/>
-              </m:dPr>
-              <m:e>
-                <m:r>
-                  <m:t>x</m:t>
-                </m:r>
-              </m:e>
-            </m:d>
-            <m:r>
-              <m:t>​</m:t>
-            </m:r>
           </m:e>
         </m:d>
         <m:r>
@@ -15485,21 +15342,6 @@
         </m:r>
         <m:r>
           <m:t>μ</m:t>
-        </m:r>
-        <m:r>
-          <m:rPr>
-            <m:sty m:val="p"/>
-          </m:rPr>
-          <m:t>(</m:t>
-        </m:r>
-        <m:r>
-          <m:t>x</m:t>
-        </m:r>
-        <m:r>
-          <m:rPr>
-            <m:sty m:val="p"/>
-          </m:rPr>
-          <m:t>)</m:t>
         </m:r>
         <m:r>
           <m:rPr>
@@ -15594,25 +15436,6 @@
             </m:r>
           </m:e>
         </m:acc>
-        <m:r>
-          <m:t>​</m:t>
-        </m:r>
-        <m:d>
-          <m:dPr>
-            <m:begChr m:val="("/>
-            <m:sepChr m:val=""/>
-            <m:endChr m:val=")"/>
-            <m:grow/>
-          </m:dPr>
-          <m:e>
-            <m:r>
-              <m:t>x</m:t>
-            </m:r>
-          </m:e>
-        </m:d>
-        <m:r>
-          <m:t>​</m:t>
-        </m:r>
       </m:oMath>
       <w:r>
         <w:t xml:space="preserve">.</w:t>
@@ -15687,25 +15510,6 @@
                 </m:r>
               </m:e>
             </m:acc>
-            <m:r>
-              <m:t>​</m:t>
-            </m:r>
-            <m:d>
-              <m:dPr>
-                <m:begChr m:val="("/>
-                <m:sepChr m:val=""/>
-                <m:endChr m:val=")"/>
-                <m:grow/>
-              </m:dPr>
-              <m:e>
-                <m:r>
-                  <m:t>x</m:t>
-                </m:r>
-              </m:e>
-            </m:d>
-            <m:r>
-              <m:t>​</m:t>
-            </m:r>
             <m:sSup>
               <m:e>
                 <m:r>
@@ -15756,25 +15560,6 @@
             </m:r>
           </m:e>
         </m:acc>
-        <m:r>
-          <m:t>​</m:t>
-        </m:r>
-        <m:d>
-          <m:dPr>
-            <m:begChr m:val="("/>
-            <m:sepChr m:val=""/>
-            <m:endChr m:val=")"/>
-            <m:grow/>
-          </m:dPr>
-          <m:e>
-            <m:r>
-              <m:t>x</m:t>
-            </m:r>
-          </m:e>
-        </m:d>
-        <m:r>
-          <m:t>​</m:t>
-        </m:r>
       </m:oMath>
       <w:r>
         <w:t xml:space="preserve">,</w:t>
@@ -15817,25 +15602,6 @@
             </m:r>
           </m:e>
         </m:acc>
-        <m:r>
-          <m:t>​</m:t>
-        </m:r>
-        <m:d>
-          <m:dPr>
-            <m:begChr m:val="("/>
-            <m:sepChr m:val=""/>
-            <m:endChr m:val=")"/>
-            <m:grow/>
-          </m:dPr>
-          <m:e>
-            <m:r>
-              <m:t>x</m:t>
-            </m:r>
-          </m:e>
-        </m:d>
-        <m:r>
-          <m:t>​</m:t>
-        </m:r>
       </m:oMath>
       <w:r>
         <w:t xml:space="preserve">,</w:t>
@@ -16064,25 +15830,6 @@
             </m:r>
           </m:e>
         </m:acc>
-        <m:r>
-          <m:t>​</m:t>
-        </m:r>
-        <m:d>
-          <m:dPr>
-            <m:begChr m:val="("/>
-            <m:sepChr m:val=""/>
-            <m:endChr m:val=")"/>
-            <m:grow/>
-          </m:dPr>
-          <m:e>
-            <m:r>
-              <m:t>x</m:t>
-            </m:r>
-          </m:e>
-        </m:d>
-        <m:r>
-          <m:t>​</m:t>
-        </m:r>
       </m:oMath>
       <w:r>
         <w:t xml:space="preserve">,</w:t>
@@ -16238,21 +15985,6 @@
         </m:r>
         <m:r>
           <m:t>μ</m:t>
-        </m:r>
-        <m:r>
-          <m:rPr>
-            <m:sty m:val="p"/>
-          </m:rPr>
-          <m:t>(</m:t>
-        </m:r>
-        <m:r>
-          <m:t>x</m:t>
-        </m:r>
-        <m:r>
-          <m:rPr>
-            <m:sty m:val="p"/>
-          </m:rPr>
-          <m:t>)</m:t>
         </m:r>
         <m:r>
           <m:rPr>
@@ -16442,21 +16174,6 @@
       <m:oMath>
         <m:r>
           <m:t>μ</m:t>
-        </m:r>
-        <m:r>
-          <m:rPr>
-            <m:sty m:val="p"/>
-          </m:rPr>
-          <m:t>(</m:t>
-        </m:r>
-        <m:r>
-          <m:t>x</m:t>
-        </m:r>
-        <m:r>
-          <m:rPr>
-            <m:sty m:val="p"/>
-          </m:rPr>
-          <m:t>)</m:t>
         </m:r>
       </m:oMath>
       <w:r>
@@ -16550,25 +16267,6 @@
                           </m:r>
                         </m:e>
                       </m:acc>
-                      <m:r>
-                        <m:t>​</m:t>
-                      </m:r>
-                      <m:d>
-                        <m:dPr>
-                          <m:begChr m:val="("/>
-                          <m:sepChr m:val=""/>
-                          <m:endChr m:val=")"/>
-                          <m:grow/>
-                        </m:dPr>
-                        <m:e>
-                          <m:r>
-                            <m:t>x</m:t>
-                          </m:r>
-                        </m:e>
-                      </m:d>
-                      <m:r>
-                        <m:t>​</m:t>
-                      </m:r>
                     </m:e>
                   </m:d>
                   <m:r>
@@ -16683,21 +16381,6 @@
         <m:r>
           <m:t>μ</m:t>
         </m:r>
-        <m:r>
-          <m:rPr>
-            <m:sty m:val="p"/>
-          </m:rPr>
-          <m:t>(</m:t>
-        </m:r>
-        <m:r>
-          <m:t>x</m:t>
-        </m:r>
-        <m:r>
-          <m:rPr>
-            <m:sty m:val="p"/>
-          </m:rPr>
-          <m:t>)</m:t>
-        </m:r>
       </m:oMath>
       <w:r>
         <w:t xml:space="preserve">:</w:t>
@@ -16745,25 +16428,6 @@
                   </m:r>
                 </m:e>
               </m:acc>
-              <m:r>
-                <m:t>​</m:t>
-              </m:r>
-              <m:d>
-                <m:dPr>
-                  <m:begChr m:val="("/>
-                  <m:sepChr m:val=""/>
-                  <m:endChr m:val=")"/>
-                  <m:grow/>
-                </m:dPr>
-                <m:e>
-                  <m:r>
-                    <m:t>x</m:t>
-                  </m:r>
-                </m:e>
-              </m:d>
-              <m:r>
-                <m:t>​</m:t>
-              </m:r>
               <m:r>
                 <m:t>&amp;</m:t>
               </m:r>
@@ -16808,21 +16472,6 @@
                   <m:r>
                     <m:t>μ</m:t>
                   </m:r>
-                  <m:r>
-                    <m:rPr>
-                      <m:sty m:val="p"/>
-                    </m:rPr>
-                    <m:t>(</m:t>
-                  </m:r>
-                  <m:r>
-                    <m:t>x</m:t>
-                  </m:r>
-                  <m:r>
-                    <m:rPr>
-                      <m:sty m:val="p"/>
-                    </m:rPr>
-                    <m:t>)</m:t>
-                  </m:r>
                 </m:e>
               </m:d>
               <m:r>
@@ -16847,21 +16496,6 @@
                 <m:e>
                   <m:r>
                     <m:t>μ</m:t>
-                  </m:r>
-                  <m:r>
-                    <m:rPr>
-                      <m:sty m:val="p"/>
-                    </m:rPr>
-                    <m:t>(</m:t>
-                  </m:r>
-                  <m:r>
-                    <m:t>x</m:t>
-                  </m:r>
-                  <m:r>
-                    <m:rPr>
-                      <m:sty m:val="p"/>
-                    </m:rPr>
-                    <m:t>)</m:t>
                   </m:r>
                   <m:r>
                     <m:rPr>
@@ -16879,25 +16513,6 @@
                       </m:r>
                     </m:e>
                   </m:acc>
-                  <m:r>
-                    <m:t>​</m:t>
-                  </m:r>
-                  <m:d>
-                    <m:dPr>
-                      <m:begChr m:val="("/>
-                      <m:sepChr m:val=""/>
-                      <m:endChr m:val=")"/>
-                      <m:grow/>
-                    </m:dPr>
-                    <m:e>
-                      <m:r>
-                        <m:t>x</m:t>
-                      </m:r>
-                    </m:e>
-                  </m:d>
-                  <m:r>
-                    <m:t>​</m:t>
-                  </m:r>
                 </m:e>
               </m:d>
               <m:r>
@@ -16918,21 +16533,6 @@
               </m:r>
               <m:r>
                 <m:t>μ</m:t>
-              </m:r>
-              <m:r>
-                <m:rPr>
-                  <m:sty m:val="p"/>
-                </m:rPr>
-                <m:t>(</m:t>
-              </m:r>
-              <m:r>
-                <m:t>x</m:t>
-              </m:r>
-              <m:r>
-                <m:rPr>
-                  <m:sty m:val="p"/>
-                </m:rPr>
-                <m:t>)</m:t>
               </m:r>
               <m:r>
                 <m:rPr>
@@ -16974,21 +16574,6 @@
                 <m:e>
                   <m:r>
                     <m:t>μ</m:t>
-                  </m:r>
-                  <m:r>
-                    <m:rPr>
-                      <m:sty m:val="p"/>
-                    </m:rPr>
-                    <m:t>(</m:t>
-                  </m:r>
-                  <m:r>
-                    <m:t>x</m:t>
-                  </m:r>
-                  <m:r>
-                    <m:rPr>
-                      <m:sty m:val="p"/>
-                    </m:rPr>
-                    <m:t>)</m:t>
                   </m:r>
                   <m:r>
                     <m:rPr>
@@ -17006,25 +16591,6 @@
                       </m:r>
                     </m:e>
                   </m:acc>
-                  <m:r>
-                    <m:t>​</m:t>
-                  </m:r>
-                  <m:d>
-                    <m:dPr>
-                      <m:begChr m:val="("/>
-                      <m:sepChr m:val=""/>
-                      <m:endChr m:val=")"/>
-                      <m:grow/>
-                    </m:dPr>
-                    <m:e>
-                      <m:r>
-                        <m:t>x</m:t>
-                      </m:r>
-                    </m:e>
-                  </m:d>
-                  <m:r>
-                    <m:t>​</m:t>
-                  </m:r>
                 </m:e>
               </m:d>
               <m:r>
@@ -17133,25 +16699,6 @@
                           </m:r>
                         </m:e>
                       </m:acc>
-                      <m:r>
-                        <m:t>​</m:t>
-                      </m:r>
-                      <m:d>
-                        <m:dPr>
-                          <m:begChr m:val="("/>
-                          <m:sepChr m:val=""/>
-                          <m:endChr m:val=")"/>
-                          <m:grow/>
-                        </m:dPr>
-                        <m:e>
-                          <m:r>
-                            <m:t>x</m:t>
-                          </m:r>
-                        </m:e>
-                      </m:d>
-                      <m:r>
-                        <m:t>​</m:t>
-                      </m:r>
                     </m:e>
                   </m:d>
                   <m:r>
@@ -17210,21 +16757,6 @@
                 <m:e>
                   <m:r>
                     <m:t>μ</m:t>
-                  </m:r>
-                  <m:r>
-                    <m:rPr>
-                      <m:sty m:val="p"/>
-                    </m:rPr>
-                    <m:t>(</m:t>
-                  </m:r>
-                  <m:r>
-                    <m:t>x</m:t>
-                  </m:r>
-                  <m:r>
-                    <m:rPr>
-                      <m:sty m:val="p"/>
-                    </m:rPr>
-                    <m:t>)</m:t>
                   </m:r>
                   <m:r>
                     <m:rPr>
@@ -17242,25 +16774,6 @@
                       </m:r>
                     </m:e>
                   </m:acc>
-                  <m:r>
-                    <m:t>​</m:t>
-                  </m:r>
-                  <m:d>
-                    <m:dPr>
-                      <m:begChr m:val="("/>
-                      <m:sepChr m:val=""/>
-                      <m:endChr m:val=")"/>
-                      <m:grow/>
-                    </m:dPr>
-                    <m:e>
-                      <m:r>
-                        <m:t>x</m:t>
-                      </m:r>
-                    </m:e>
-                  </m:d>
-                  <m:r>
-                    <m:t>​</m:t>
-                  </m:r>
                 </m:e>
               </m:d>
               <m:r>
@@ -17292,21 +16805,6 @@
                         <m:rPr>
                           <m:sty m:val="p"/>
                         </m:rPr>
-                        <m:t>(</m:t>
-                      </m:r>
-                      <m:r>
-                        <m:t>x</m:t>
-                      </m:r>
-                      <m:r>
-                        <m:rPr>
-                          <m:sty m:val="p"/>
-                        </m:rPr>
-                        <m:t>)</m:t>
-                      </m:r>
-                      <m:r>
-                        <m:rPr>
-                          <m:sty m:val="p"/>
-                        </m:rPr>
                         <m:t>−</m:t>
                       </m:r>
                       <m:acc>
@@ -17319,25 +16817,6 @@
                           </m:r>
                         </m:e>
                       </m:acc>
-                      <m:r>
-                        <m:t>​</m:t>
-                      </m:r>
-                      <m:d>
-                        <m:dPr>
-                          <m:begChr m:val="("/>
-                          <m:sepChr m:val=""/>
-                          <m:endChr m:val=")"/>
-                          <m:grow/>
-                        </m:dPr>
-                        <m:e>
-                          <m:r>
-                            <m:t>x</m:t>
-                          </m:r>
-                        </m:e>
-                      </m:d>
-                      <m:r>
-                        <m:t>​</m:t>
-                      </m:r>
                     </m:e>
                   </m:d>
                   <m:r>
@@ -17898,21 +17377,6 @@
         <m:r>
           <m:t>μ</m:t>
         </m:r>
-        <m:r>
-          <m:rPr>
-            <m:sty m:val="p"/>
-          </m:rPr>
-          <m:t>(</m:t>
-        </m:r>
-        <m:r>
-          <m:t>x</m:t>
-        </m:r>
-        <m:r>
-          <m:rPr>
-            <m:sty m:val="p"/>
-          </m:rPr>
-          <m:t>)</m:t>
-        </m:r>
       </m:oMath>
       <w:r>
         <w:t xml:space="preserve"> </w:t>
@@ -18074,25 +17538,6 @@
             </m:r>
           </m:e>
         </m:acc>
-        <m:r>
-          <m:t>​</m:t>
-        </m:r>
-        <m:d>
-          <m:dPr>
-            <m:begChr m:val="("/>
-            <m:sepChr m:val=""/>
-            <m:endChr m:val=")"/>
-            <m:grow/>
-          </m:dPr>
-          <m:e>
-            <m:r>
-              <m:t>x</m:t>
-            </m:r>
-          </m:e>
-        </m:d>
-        <m:r>
-          <m:t>​</m:t>
-        </m:r>
       </m:oMath>
       <w:r>
         <w:t xml:space="preserve"> </w:t>
@@ -18106,21 +17551,6 @@
       <m:oMath>
         <m:r>
           <m:t>μ</m:t>
-        </m:r>
-        <m:r>
-          <m:rPr>
-            <m:sty m:val="p"/>
-          </m:rPr>
-          <m:t>(</m:t>
-        </m:r>
-        <m:r>
-          <m:t>x</m:t>
-        </m:r>
-        <m:r>
-          <m:rPr>
-            <m:sty m:val="p"/>
-          </m:rPr>
-          <m:t>)</m:t>
         </m:r>
         <m:r>
           <m:rPr>
@@ -18138,25 +17568,6 @@
             </m:r>
           </m:e>
         </m:acc>
-        <m:r>
-          <m:t>​</m:t>
-        </m:r>
-        <m:d>
-          <m:dPr>
-            <m:begChr m:val="("/>
-            <m:sepChr m:val=""/>
-            <m:endChr m:val=")"/>
-            <m:grow/>
-          </m:dPr>
-          <m:e>
-            <m:r>
-              <m:t>x</m:t>
-            </m:r>
-          </m:e>
-        </m:d>
-        <m:r>
-          <m:t>​</m:t>
-        </m:r>
       </m:oMath>
       <w:r>
         <w:t xml:space="preserve">.</w:t>
@@ -18220,21 +17631,6 @@
                         <m:rPr>
                           <m:sty m:val="p"/>
                         </m:rPr>
-                        <m:t>(</m:t>
-                      </m:r>
-                      <m:r>
-                        <m:t>x</m:t>
-                      </m:r>
-                      <m:r>
-                        <m:rPr>
-                          <m:sty m:val="p"/>
-                        </m:rPr>
-                        <m:t>)</m:t>
-                      </m:r>
-                      <m:r>
-                        <m:rPr>
-                          <m:sty m:val="p"/>
-                        </m:rPr>
                         <m:t>−</m:t>
                       </m:r>
                       <m:acc>
@@ -18247,25 +17643,6 @@
                           </m:r>
                         </m:e>
                       </m:acc>
-                      <m:r>
-                        <m:t>​</m:t>
-                      </m:r>
-                      <m:d>
-                        <m:dPr>
-                          <m:begChr m:val="("/>
-                          <m:sepChr m:val=""/>
-                          <m:endChr m:val=")"/>
-                          <m:grow/>
-                        </m:dPr>
-                        <m:e>
-                          <m:r>
-                            <m:t>x</m:t>
-                          </m:r>
-                        </m:e>
-                      </m:d>
-                      <m:r>
-                        <m:t>​</m:t>
-                      </m:r>
                     </m:e>
                   </m:d>
                   <m:r>
@@ -18326,21 +17703,6 @@
                         <m:rPr>
                           <m:sty m:val="p"/>
                         </m:rPr>
-                        <m:t>(</m:t>
-                      </m:r>
-                      <m:r>
-                        <m:t>x</m:t>
-                      </m:r>
-                      <m:r>
-                        <m:rPr>
-                          <m:sty m:val="p"/>
-                        </m:rPr>
-                        <m:t>)</m:t>
-                      </m:r>
-                      <m:r>
-                        <m:rPr>
-                          <m:sty m:val="p"/>
-                        </m:rPr>
                         <m:t>−</m:t>
                       </m:r>
                       <m:acc>
@@ -18353,25 +17715,6 @@
                           </m:r>
                         </m:e>
                       </m:acc>
-                      <m:r>
-                        <m:t>​</m:t>
-                      </m:r>
-                      <m:d>
-                        <m:dPr>
-                          <m:begChr m:val="("/>
-                          <m:sepChr m:val=""/>
-                          <m:endChr m:val=")"/>
-                          <m:grow/>
-                        </m:dPr>
-                        <m:e>
-                          <m:r>
-                            <m:t>x</m:t>
-                          </m:r>
-                        </m:e>
-                      </m:d>
-                      <m:r>
-                        <m:t>​</m:t>
-                      </m:r>
                     </m:e>
                   </m:d>
                   <m:r>
@@ -18453,21 +17796,6 @@
                 <m:e>
                   <m:r>
                     <m:t>μ</m:t>
-                  </m:r>
-                  <m:r>
-                    <m:rPr>
-                      <m:sty m:val="p"/>
-                    </m:rPr>
-                    <m:t>(</m:t>
-                  </m:r>
-                  <m:r>
-                    <m:t>x</m:t>
-                  </m:r>
-                  <m:r>
-                    <m:rPr>
-                      <m:sty m:val="p"/>
-                    </m:rPr>
-                    <m:t>)</m:t>
                   </m:r>
                   <m:r>
                     <m:rPr>
@@ -18485,25 +17813,6 @@
                       </m:r>
                     </m:e>
                   </m:acc>
-                  <m:r>
-                    <m:t>​</m:t>
-                  </m:r>
-                  <m:d>
-                    <m:dPr>
-                      <m:begChr m:val="("/>
-                      <m:sepChr m:val=""/>
-                      <m:endChr m:val=")"/>
-                      <m:grow/>
-                    </m:dPr>
-                    <m:e>
-                      <m:r>
-                        <m:t>x</m:t>
-                      </m:r>
-                    </m:e>
-                  </m:d>
-                  <m:r>
-                    <m:t>​</m:t>
-                  </m:r>
                 </m:e>
               </m:d>
               <m:r>
@@ -18570,21 +17879,6 @@
                 <m:e>
                   <m:r>
                     <m:t>μ</m:t>
-                  </m:r>
-                  <m:r>
-                    <m:rPr>
-                      <m:sty m:val="p"/>
-                    </m:rPr>
-                    <m:t>(</m:t>
-                  </m:r>
-                  <m:r>
-                    <m:t>x</m:t>
-                  </m:r>
-                  <m:r>
-                    <m:rPr>
-                      <m:sty m:val="p"/>
-                    </m:rPr>
-                    <m:t>)</m:t>
                   </m:r>
                   <m:r>
                     <m:rPr>
@@ -18602,25 +17896,6 @@
                       </m:r>
                     </m:e>
                   </m:acc>
-                  <m:r>
-                    <m:t>​</m:t>
-                  </m:r>
-                  <m:d>
-                    <m:dPr>
-                      <m:begChr m:val="("/>
-                      <m:sepChr m:val=""/>
-                      <m:endChr m:val=")"/>
-                      <m:grow/>
-                    </m:dPr>
-                    <m:e>
-                      <m:r>
-                        <m:t>x</m:t>
-                      </m:r>
-                    </m:e>
-                  </m:d>
-                  <m:r>
-                    <m:t>​</m:t>
-                  </m:r>
                 </m:e>
               </m:d>
               <m:r>
@@ -18760,25 +18035,6 @@
                           </m:r>
                         </m:e>
                       </m:acc>
-                      <m:r>
-                        <m:t>​</m:t>
-                      </m:r>
-                      <m:d>
-                        <m:dPr>
-                          <m:begChr m:val="("/>
-                          <m:sepChr m:val=""/>
-                          <m:endChr m:val=")"/>
-                          <m:grow/>
-                        </m:dPr>
-                        <m:e>
-                          <m:r>
-                            <m:t>x</m:t>
-                          </m:r>
-                        </m:e>
-                      </m:d>
-                      <m:r>
-                        <m:t>​</m:t>
-                      </m:r>
                     </m:e>
                   </m:d>
                   <m:r>
@@ -18857,21 +18113,6 @@
                         <m:rPr>
                           <m:sty m:val="p"/>
                         </m:rPr>
-                        <m:t>(</m:t>
-                      </m:r>
-                      <m:r>
-                        <m:t>x</m:t>
-                      </m:r>
-                      <m:r>
-                        <m:rPr>
-                          <m:sty m:val="p"/>
-                        </m:rPr>
-                        <m:t>)</m:t>
-                      </m:r>
-                      <m:r>
-                        <m:rPr>
-                          <m:sty m:val="p"/>
-                        </m:rPr>
                         <m:t>−</m:t>
                       </m:r>
                       <m:acc>
@@ -18884,25 +18125,6 @@
                           </m:r>
                         </m:e>
                       </m:acc>
-                      <m:r>
-                        <m:t>​</m:t>
-                      </m:r>
-                      <m:d>
-                        <m:dPr>
-                          <m:begChr m:val="("/>
-                          <m:sepChr m:val=""/>
-                          <m:endChr m:val=")"/>
-                          <m:grow/>
-                        </m:dPr>
-                        <m:e>
-                          <m:r>
-                            <m:t>x</m:t>
-                          </m:r>
-                        </m:e>
-                      </m:d>
-                      <m:r>
-                        <m:t>​</m:t>
-                      </m:r>
                     </m:e>
                   </m:d>
                   <m:r>
@@ -19048,21 +18270,6 @@
               <m:rPr>
                 <m:sty m:val="p"/>
               </m:rPr>
-              <m:t>(</m:t>
-            </m:r>
-            <m:r>
-              <m:t>x</m:t>
-            </m:r>
-            <m:r>
-              <m:rPr>
-                <m:sty m:val="p"/>
-              </m:rPr>
-              <m:t>)</m:t>
-            </m:r>
-            <m:r>
-              <m:rPr>
-                <m:sty m:val="p"/>
-              </m:rPr>
               <m:t>−</m:t>
             </m:r>
             <m:acc>
@@ -19075,25 +18282,6 @@
                 </m:r>
               </m:e>
             </m:acc>
-            <m:r>
-              <m:t>​</m:t>
-            </m:r>
-            <m:d>
-              <m:dPr>
-                <m:begChr m:val="("/>
-                <m:sepChr m:val=""/>
-                <m:endChr m:val=")"/>
-                <m:grow/>
-              </m:dPr>
-              <m:e>
-                <m:r>
-                  <m:t>x</m:t>
-                </m:r>
-              </m:e>
-            </m:d>
-            <m:r>
-              <m:t>​</m:t>
-            </m:r>
           </m:e>
         </m:d>
         <m:r>
@@ -19199,21 +18387,6 @@
                         <m:rPr>
                           <m:sty m:val="p"/>
                         </m:rPr>
-                        <m:t>(</m:t>
-                      </m:r>
-                      <m:r>
-                        <m:t>x</m:t>
-                      </m:r>
-                      <m:r>
-                        <m:rPr>
-                          <m:sty m:val="p"/>
-                        </m:rPr>
-                        <m:t>)</m:t>
-                      </m:r>
-                      <m:r>
-                        <m:rPr>
-                          <m:sty m:val="p"/>
-                        </m:rPr>
                         <m:t>−</m:t>
                       </m:r>
                       <m:acc>
@@ -19226,25 +18399,6 @@
                           </m:r>
                         </m:e>
                       </m:acc>
-                      <m:r>
-                        <m:t>​</m:t>
-                      </m:r>
-                      <m:d>
-                        <m:dPr>
-                          <m:begChr m:val="("/>
-                          <m:sepChr m:val=""/>
-                          <m:endChr m:val=")"/>
-                          <m:grow/>
-                        </m:dPr>
-                        <m:e>
-                          <m:r>
-                            <m:t>x</m:t>
-                          </m:r>
-                        </m:e>
-                      </m:d>
-                      <m:r>
-                        <m:t>​</m:t>
-                      </m:r>
                     </m:e>
                   </m:d>
                   <m:r>
@@ -19285,21 +18439,6 @@
         <m:r>
           <m:t>μ</m:t>
         </m:r>
-        <m:r>
-          <m:rPr>
-            <m:sty m:val="p"/>
-          </m:rPr>
-          <m:t>(</m:t>
-        </m:r>
-        <m:r>
-          <m:t>x</m:t>
-        </m:r>
-        <m:r>
-          <m:rPr>
-            <m:sty m:val="p"/>
-          </m:rPr>
-          <m:t>)</m:t>
-        </m:r>
       </m:oMath>
       <w:r>
         <w:t xml:space="preserve"> </w:t>
@@ -19372,25 +18511,6 @@
             </m:r>
           </m:sub>
         </m:sSub>
-        <m:r>
-          <m:t>​</m:t>
-        </m:r>
-        <m:d>
-          <m:dPr>
-            <m:begChr m:val="("/>
-            <m:sepChr m:val=""/>
-            <m:endChr m:val=")"/>
-            <m:grow/>
-          </m:dPr>
-          <m:e>
-            <m:r>
-              <m:t>x</m:t>
-            </m:r>
-          </m:e>
-        </m:d>
-        <m:r>
-          <m:t>​</m:t>
-        </m:r>
       </m:oMath>
       <w:r>
         <w:t xml:space="preserve"> </w:t>
@@ -19468,21 +18588,6 @@
                 <m:rPr>
                   <m:sty m:val="p"/>
                 </m:rPr>
-                <m:t>(</m:t>
-              </m:r>
-              <m:r>
-                <m:t>x</m:t>
-              </m:r>
-              <m:r>
-                <m:rPr>
-                  <m:sty m:val="p"/>
-                </m:rPr>
-                <m:t>)</m:t>
-              </m:r>
-              <m:r>
-                <m:rPr>
-                  <m:sty m:val="p"/>
-                </m:rPr>
                 <m:t>−</m:t>
               </m:r>
               <m:acc>
@@ -19496,25 +18601,6 @@
                 </m:e>
               </m:acc>
               <m:r>
-                <m:t>​</m:t>
-              </m:r>
-              <m:d>
-                <m:dPr>
-                  <m:begChr m:val="("/>
-                  <m:sepChr m:val=""/>
-                  <m:endChr m:val=")"/>
-                  <m:grow/>
-                </m:dPr>
-                <m:e>
-                  <m:r>
-                    <m:t>x</m:t>
-                  </m:r>
-                </m:e>
-              </m:d>
-              <m:r>
-                <m:t>​</m:t>
-              </m:r>
-              <m:r>
                 <m:t>&amp;</m:t>
               </m:r>
               <m:r>
@@ -19536,21 +18622,6 @@
                 <m:e>
                   <m:r>
                     <m:t>μ</m:t>
-                  </m:r>
-                  <m:r>
-                    <m:rPr>
-                      <m:sty m:val="p"/>
-                    </m:rPr>
-                    <m:t>(</m:t>
-                  </m:r>
-                  <m:r>
-                    <m:t>x</m:t>
-                  </m:r>
-                  <m:r>
-                    <m:rPr>
-                      <m:sty m:val="p"/>
-                    </m:rPr>
-                    <m:t>)</m:t>
                   </m:r>
                   <m:r>
                     <m:rPr>
@@ -19570,25 +18641,6 @@
                       </m:r>
                     </m:sub>
                   </m:sSub>
-                  <m:r>
-                    <m:t>​</m:t>
-                  </m:r>
-                  <m:d>
-                    <m:dPr>
-                      <m:begChr m:val="("/>
-                      <m:sepChr m:val=""/>
-                      <m:endChr m:val=")"/>
-                      <m:grow/>
-                    </m:dPr>
-                    <m:e>
-                      <m:r>
-                        <m:t>x</m:t>
-                      </m:r>
-                    </m:e>
-                  </m:d>
-                  <m:r>
-                    <m:t>​</m:t>
-                  </m:r>
                 </m:e>
               </m:d>
               <m:r>
@@ -19624,25 +18676,6 @@
                     </m:sub>
                   </m:sSub>
                   <m:r>
-                    <m:t>​</m:t>
-                  </m:r>
-                  <m:d>
-                    <m:dPr>
-                      <m:begChr m:val="("/>
-                      <m:sepChr m:val=""/>
-                      <m:endChr m:val=")"/>
-                      <m:grow/>
-                    </m:dPr>
-                    <m:e>
-                      <m:r>
-                        <m:t>x</m:t>
-                      </m:r>
-                    </m:e>
-                  </m:d>
-                  <m:r>
-                    <m:t>​</m:t>
-                  </m:r>
-                  <m:r>
                     <m:rPr>
                       <m:sty m:val="p"/>
                     </m:rPr>
@@ -19658,25 +18691,6 @@
                       </m:r>
                     </m:e>
                   </m:acc>
-                  <m:r>
-                    <m:t>​</m:t>
-                  </m:r>
-                  <m:d>
-                    <m:dPr>
-                      <m:begChr m:val="("/>
-                      <m:sepChr m:val=""/>
-                      <m:endChr m:val=")"/>
-                      <m:grow/>
-                    </m:dPr>
-                    <m:e>
-                      <m:r>
-                        <m:t>x</m:t>
-                      </m:r>
-                    </m:e>
-                  </m:d>
-                  <m:r>
-                    <m:t>​</m:t>
-                  </m:r>
                 </m:e>
               </m:d>
               <m:r>
@@ -19707,25 +18721,6 @@
                   </m:r>
                 </m:sub>
               </m:sSub>
-              <m:r>
-                <m:t>​</m:t>
-              </m:r>
-              <m:d>
-                <m:dPr>
-                  <m:begChr m:val="("/>
-                  <m:sepChr m:val=""/>
-                  <m:endChr m:val=")"/>
-                  <m:grow/>
-                </m:dPr>
-                <m:e>
-                  <m:r>
-                    <m:t>x</m:t>
-                  </m:r>
-                </m:e>
-              </m:d>
-              <m:r>
-                <m:t>​</m:t>
-              </m:r>
               <m:r>
                 <m:rPr>
                   <m:nor/>
@@ -19777,21 +18772,6 @@
                         <m:rPr>
                           <m:sty m:val="p"/>
                         </m:rPr>
-                        <m:t>(</m:t>
-                      </m:r>
-                      <m:r>
-                        <m:t>x</m:t>
-                      </m:r>
-                      <m:r>
-                        <m:rPr>
-                          <m:sty m:val="p"/>
-                        </m:rPr>
-                        <m:t>)</m:t>
-                      </m:r>
-                      <m:r>
-                        <m:rPr>
-                          <m:sty m:val="p"/>
-                        </m:rPr>
                         <m:t>−</m:t>
                       </m:r>
                       <m:acc>
@@ -19804,25 +18784,6 @@
                           </m:r>
                         </m:e>
                       </m:acc>
-                      <m:r>
-                        <m:t>​</m:t>
-                      </m:r>
-                      <m:d>
-                        <m:dPr>
-                          <m:begChr m:val="("/>
-                          <m:sepChr m:val=""/>
-                          <m:endChr m:val=")"/>
-                          <m:grow/>
-                        </m:dPr>
-                        <m:e>
-                          <m:r>
-                            <m:t>x</m:t>
-                          </m:r>
-                        </m:e>
-                      </m:d>
-                      <m:r>
-                        <m:t>​</m:t>
-                      </m:r>
                     </m:e>
                   </m:d>
                   <m:r>
@@ -19864,21 +18825,6 @@
                         <m:rPr>
                           <m:sty m:val="p"/>
                         </m:rPr>
-                        <m:t>(</m:t>
-                      </m:r>
-                      <m:r>
-                        <m:t>x</m:t>
-                      </m:r>
-                      <m:r>
-                        <m:rPr>
-                          <m:sty m:val="p"/>
-                        </m:rPr>
-                        <m:t>)</m:t>
-                      </m:r>
-                      <m:r>
-                        <m:rPr>
-                          <m:sty m:val="p"/>
-                        </m:rPr>
                         <m:t>−</m:t>
                       </m:r>
                       <m:sSub>
@@ -19893,25 +18839,6 @@
                           </m:r>
                         </m:sub>
                       </m:sSub>
-                      <m:r>
-                        <m:t>​</m:t>
-                      </m:r>
-                      <m:d>
-                        <m:dPr>
-                          <m:begChr m:val="("/>
-                          <m:sepChr m:val=""/>
-                          <m:endChr m:val=")"/>
-                          <m:grow/>
-                        </m:dPr>
-                        <m:e>
-                          <m:r>
-                            <m:t>x</m:t>
-                          </m:r>
-                        </m:e>
-                      </m:d>
-                      <m:r>
-                        <m:t>​</m:t>
-                      </m:r>
                     </m:e>
                   </m:d>
                   <m:r>
@@ -19946,21 +18873,6 @@
                 <m:e>
                   <m:r>
                     <m:t>μ</m:t>
-                  </m:r>
-                  <m:r>
-                    <m:rPr>
-                      <m:sty m:val="p"/>
-                    </m:rPr>
-                    <m:t>(</m:t>
-                  </m:r>
-                  <m:r>
-                    <m:t>x</m:t>
-                  </m:r>
-                  <m:r>
-                    <m:rPr>
-                      <m:sty m:val="p"/>
-                    </m:rPr>
-                    <m:t>)</m:t>
                   </m:r>
                   <m:r>
                     <m:rPr>
@@ -19980,25 +18892,6 @@
                       </m:r>
                     </m:sub>
                   </m:sSub>
-                  <m:r>
-                    <m:t>​</m:t>
-                  </m:r>
-                  <m:d>
-                    <m:dPr>
-                      <m:begChr m:val="("/>
-                      <m:sepChr m:val=""/>
-                      <m:endChr m:val=")"/>
-                      <m:grow/>
-                    </m:dPr>
-                    <m:e>
-                      <m:r>
-                        <m:t>x</m:t>
-                      </m:r>
-                    </m:e>
-                  </m:d>
-                  <m:r>
-                    <m:t>​</m:t>
-                  </m:r>
                 </m:e>
               </m:d>
               <m:r>
@@ -20028,25 +18921,6 @@
                     </m:sub>
                   </m:sSub>
                   <m:r>
-                    <m:t>​</m:t>
-                  </m:r>
-                  <m:d>
-                    <m:dPr>
-                      <m:begChr m:val="("/>
-                      <m:sepChr m:val=""/>
-                      <m:endChr m:val=")"/>
-                      <m:grow/>
-                    </m:dPr>
-                    <m:e>
-                      <m:r>
-                        <m:t>x</m:t>
-                      </m:r>
-                    </m:e>
-                  </m:d>
-                  <m:r>
-                    <m:t>​</m:t>
-                  </m:r>
-                  <m:r>
                     <m:rPr>
                       <m:sty m:val="p"/>
                     </m:rPr>
@@ -20062,25 +18936,6 @@
                       </m:r>
                     </m:e>
                   </m:acc>
-                  <m:r>
-                    <m:t>​</m:t>
-                  </m:r>
-                  <m:d>
-                    <m:dPr>
-                      <m:begChr m:val="("/>
-                      <m:sepChr m:val=""/>
-                      <m:endChr m:val=")"/>
-                      <m:grow/>
-                    </m:dPr>
-                    <m:e>
-                      <m:r>
-                        <m:t>x</m:t>
-                      </m:r>
-                    </m:e>
-                  </m:d>
-                  <m:r>
-                    <m:t>​</m:t>
-                  </m:r>
                 </m:e>
               </m:d>
               <m:r>
@@ -20118,25 +18973,6 @@
                         </m:sub>
                       </m:sSub>
                       <m:r>
-                        <m:t>​</m:t>
-                      </m:r>
-                      <m:d>
-                        <m:dPr>
-                          <m:begChr m:val="("/>
-                          <m:sepChr m:val=""/>
-                          <m:endChr m:val=")"/>
-                          <m:grow/>
-                        </m:dPr>
-                        <m:e>
-                          <m:r>
-                            <m:t>x</m:t>
-                          </m:r>
-                        </m:e>
-                      </m:d>
-                      <m:r>
-                        <m:t>​</m:t>
-                      </m:r>
-                      <m:r>
                         <m:rPr>
                           <m:sty m:val="p"/>
                         </m:rPr>
@@ -20152,25 +18988,6 @@
                           </m:r>
                         </m:e>
                       </m:acc>
-                      <m:r>
-                        <m:t>​</m:t>
-                      </m:r>
-                      <m:d>
-                        <m:dPr>
-                          <m:begChr m:val="("/>
-                          <m:sepChr m:val=""/>
-                          <m:endChr m:val=")"/>
-                          <m:grow/>
-                        </m:dPr>
-                        <m:e>
-                          <m:r>
-                            <m:t>x</m:t>
-                          </m:r>
-                        </m:e>
-                      </m:d>
-                      <m:r>
-                        <m:t>​</m:t>
-                      </m:r>
                     </m:e>
                   </m:d>
                   <m:r>
@@ -20251,21 +19068,6 @@
         <m:r>
           <m:t>μ</m:t>
         </m:r>
-        <m:r>
-          <m:rPr>
-            <m:sty m:val="p"/>
-          </m:rPr>
-          <m:t>(</m:t>
-        </m:r>
-        <m:r>
-          <m:t>x</m:t>
-        </m:r>
-        <m:r>
-          <m:rPr>
-            <m:sty m:val="p"/>
-          </m:rPr>
-          <m:t>)</m:t>
-        </m:r>
       </m:oMath>
       <w:r>
         <w:t xml:space="preserve"> </w:t>
@@ -20295,25 +19097,6 @@
             </m:r>
           </m:sub>
         </m:sSub>
-        <m:r>
-          <m:t>​</m:t>
-        </m:r>
-        <m:d>
-          <m:dPr>
-            <m:begChr m:val="("/>
-            <m:sepChr m:val=""/>
-            <m:endChr m:val=")"/>
-            <m:grow/>
-          </m:dPr>
-          <m:e>
-            <m:r>
-              <m:t>x</m:t>
-            </m:r>
-          </m:e>
-        </m:d>
-        <m:r>
-          <m:t>​</m:t>
-        </m:r>
       </m:oMath>
       <w:r>
         <w:t xml:space="preserve"> </w:t>
@@ -20376,21 +19159,6 @@
                             <m:rPr>
                               <m:sty m:val="p"/>
                             </m:rPr>
-                            <m:t>(</m:t>
-                          </m:r>
-                          <m:r>
-                            <m:t>x</m:t>
-                          </m:r>
-                          <m:r>
-                            <m:rPr>
-                              <m:sty m:val="p"/>
-                            </m:rPr>
-                            <m:t>)</m:t>
-                          </m:r>
-                          <m:r>
-                            <m:rPr>
-                              <m:sty m:val="p"/>
-                            </m:rPr>
                             <m:t>−</m:t>
                           </m:r>
                           <m:sSub>
@@ -20405,25 +19173,6 @@
                               </m:r>
                             </m:sub>
                           </m:sSub>
-                          <m:r>
-                            <m:t>​</m:t>
-                          </m:r>
-                          <m:d>
-                            <m:dPr>
-                              <m:begChr m:val="("/>
-                              <m:sepChr m:val=""/>
-                              <m:endChr m:val=")"/>
-                              <m:grow/>
-                            </m:dPr>
-                            <m:e>
-                              <m:r>
-                                <m:t>x</m:t>
-                              </m:r>
-                            </m:e>
-                          </m:d>
-                          <m:r>
-                            <m:t>​</m:t>
-                          </m:r>
                         </m:e>
                       </m:d>
                       <m:r>
@@ -20470,21 +19219,6 @@
                         <m:rPr>
                           <m:sty m:val="p"/>
                         </m:rPr>
-                        <m:t>(</m:t>
-                      </m:r>
-                      <m:r>
-                        <m:t>x</m:t>
-                      </m:r>
-                      <m:r>
-                        <m:rPr>
-                          <m:sty m:val="p"/>
-                        </m:rPr>
-                        <m:t>)</m:t>
-                      </m:r>
-                      <m:r>
-                        <m:rPr>
-                          <m:sty m:val="p"/>
-                        </m:rPr>
                         <m:t>−</m:t>
                       </m:r>
                       <m:sSub>
@@ -20499,25 +19233,6 @@
                           </m:r>
                         </m:sub>
                       </m:sSub>
-                      <m:r>
-                        <m:t>​</m:t>
-                      </m:r>
-                      <m:d>
-                        <m:dPr>
-                          <m:begChr m:val="("/>
-                          <m:sepChr m:val=""/>
-                          <m:endChr m:val=")"/>
-                          <m:grow/>
-                        </m:dPr>
-                        <m:e>
-                          <m:r>
-                            <m:t>x</m:t>
-                          </m:r>
-                        </m:e>
-                      </m:d>
-                      <m:r>
-                        <m:t>​</m:t>
-                      </m:r>
                     </m:e>
                   </m:d>
                   <m:r>
@@ -20580,25 +19295,6 @@
                         </m:sub>
                       </m:sSub>
                       <m:r>
-                        <m:t>​</m:t>
-                      </m:r>
-                      <m:d>
-                        <m:dPr>
-                          <m:begChr m:val="("/>
-                          <m:sepChr m:val=""/>
-                          <m:endChr m:val=")"/>
-                          <m:grow/>
-                        </m:dPr>
-                        <m:e>
-                          <m:r>
-                            <m:t>x</m:t>
-                          </m:r>
-                        </m:e>
-                      </m:d>
-                      <m:r>
-                        <m:t>​</m:t>
-                      </m:r>
-                      <m:r>
                         <m:rPr>
                           <m:sty m:val="p"/>
                         </m:rPr>
@@ -20606,21 +19302,6 @@
                       </m:r>
                       <m:r>
                         <m:t>μ</m:t>
-                      </m:r>
-                      <m:r>
-                        <m:rPr>
-                          <m:sty m:val="p"/>
-                        </m:rPr>
-                        <m:t>(</m:t>
-                      </m:r>
-                      <m:r>
-                        <m:t>x</m:t>
-                      </m:r>
-                      <m:r>
-                        <m:rPr>
-                          <m:sty m:val="p"/>
-                        </m:rPr>
-                        <m:t>)</m:t>
                       </m:r>
                     </m:e>
                   </m:d>
@@ -20698,25 +19379,6 @@
                               </m:r>
                             </m:e>
                           </m:acc>
-                          <m:r>
-                            <m:t>​</m:t>
-                          </m:r>
-                          <m:d>
-                            <m:dPr>
-                              <m:begChr m:val="("/>
-                              <m:sepChr m:val=""/>
-                              <m:endChr m:val=")"/>
-                              <m:grow/>
-                            </m:dPr>
-                            <m:e>
-                              <m:r>
-                                <m:t>x</m:t>
-                              </m:r>
-                            </m:e>
-                          </m:d>
-                          <m:r>
-                            <m:t>​</m:t>
-                          </m:r>
                         </m:e>
                       </m:d>
                       <m:r>
@@ -20821,21 +19483,6 @@
                         <m:rPr>
                           <m:sty m:val="p"/>
                         </m:rPr>
-                        <m:t>(</m:t>
-                      </m:r>
-                      <m:r>
-                        <m:t>x</m:t>
-                      </m:r>
-                      <m:r>
-                        <m:rPr>
-                          <m:sty m:val="p"/>
-                        </m:rPr>
-                        <m:t>)</m:t>
-                      </m:r>
-                      <m:r>
-                        <m:rPr>
-                          <m:sty m:val="p"/>
-                        </m:rPr>
                         <m:t>−</m:t>
                       </m:r>
                       <m:sSub>
@@ -20850,25 +19497,6 @@
                           </m:r>
                         </m:sub>
                       </m:sSub>
-                      <m:r>
-                        <m:t>​</m:t>
-                      </m:r>
-                      <m:d>
-                        <m:dPr>
-                          <m:begChr m:val="("/>
-                          <m:sepChr m:val=""/>
-                          <m:endChr m:val=")"/>
-                          <m:grow/>
-                        </m:dPr>
-                        <m:e>
-                          <m:r>
-                            <m:t>x</m:t>
-                          </m:r>
-                        </m:e>
-                      </m:d>
-                      <m:r>
-                        <m:t>​</m:t>
-                      </m:r>
                     </m:e>
                   </m:d>
                   <m:r>
@@ -20898,25 +19526,6 @@
                         </m:sub>
                       </m:sSub>
                       <m:r>
-                        <m:t>​</m:t>
-                      </m:r>
-                      <m:d>
-                        <m:dPr>
-                          <m:begChr m:val="("/>
-                          <m:sepChr m:val=""/>
-                          <m:endChr m:val=")"/>
-                          <m:grow/>
-                        </m:dPr>
-                        <m:e>
-                          <m:r>
-                            <m:t>x</m:t>
-                          </m:r>
-                        </m:e>
-                      </m:d>
-                      <m:r>
-                        <m:t>​</m:t>
-                      </m:r>
-                      <m:r>
                         <m:rPr>
                           <m:sty m:val="p"/>
                         </m:rPr>
@@ -20932,25 +19541,6 @@
                           </m:r>
                         </m:e>
                       </m:acc>
-                      <m:r>
-                        <m:t>​</m:t>
-                      </m:r>
-                      <m:d>
-                        <m:dPr>
-                          <m:begChr m:val="("/>
-                          <m:sepChr m:val=""/>
-                          <m:endChr m:val=")"/>
-                          <m:grow/>
-                        </m:dPr>
-                        <m:e>
-                          <m:r>
-                            <m:t>x</m:t>
-                          </m:r>
-                        </m:e>
-                      </m:d>
-                      <m:r>
-                        <m:t>​</m:t>
-                      </m:r>
                     </m:e>
                   </m:d>
                   <m:r>
@@ -20986,21 +19576,6 @@
                 <m:e>
                   <m:r>
                     <m:t>μ</m:t>
-                  </m:r>
-                  <m:r>
-                    <m:rPr>
-                      <m:sty m:val="p"/>
-                    </m:rPr>
-                    <m:t>(</m:t>
-                  </m:r>
-                  <m:r>
-                    <m:t>x</m:t>
-                  </m:r>
-                  <m:r>
-                    <m:rPr>
-                      <m:sty m:val="p"/>
-                    </m:rPr>
-                    <m:t>)</m:t>
                   </m:r>
                   <m:r>
                     <m:rPr>
@@ -21020,25 +19595,6 @@
                       </m:r>
                     </m:sub>
                   </m:sSub>
-                  <m:r>
-                    <m:t>​</m:t>
-                  </m:r>
-                  <m:d>
-                    <m:dPr>
-                      <m:begChr m:val="("/>
-                      <m:sepChr m:val=""/>
-                      <m:endChr m:val=")"/>
-                      <m:grow/>
-                    </m:dPr>
-                    <m:e>
-                      <m:r>
-                        <m:t>x</m:t>
-                      </m:r>
-                    </m:e>
-                  </m:d>
-                  <m:r>
-                    <m:t>​</m:t>
-                  </m:r>
                 </m:e>
               </m:d>
               <m:r>
@@ -21074,25 +19630,6 @@
                     </m:sub>
                   </m:sSub>
                   <m:r>
-                    <m:t>​</m:t>
-                  </m:r>
-                  <m:d>
-                    <m:dPr>
-                      <m:begChr m:val="("/>
-                      <m:sepChr m:val=""/>
-                      <m:endChr m:val=")"/>
-                      <m:grow/>
-                    </m:dPr>
-                    <m:e>
-                      <m:r>
-                        <m:t>x</m:t>
-                      </m:r>
-                    </m:e>
-                  </m:d>
-                  <m:r>
-                    <m:t>​</m:t>
-                  </m:r>
-                  <m:r>
                     <m:rPr>
                       <m:sty m:val="p"/>
                     </m:rPr>
@@ -21108,25 +19645,6 @@
                       </m:r>
                     </m:e>
                   </m:acc>
-                  <m:r>
-                    <m:t>​</m:t>
-                  </m:r>
-                  <m:d>
-                    <m:dPr>
-                      <m:begChr m:val="("/>
-                      <m:sepChr m:val=""/>
-                      <m:endChr m:val=")"/>
-                      <m:grow/>
-                    </m:dPr>
-                    <m:e>
-                      <m:r>
-                        <m:t>x</m:t>
-                      </m:r>
-                    </m:e>
-                  </m:d>
-                  <m:r>
-                    <m:t>​</m:t>
-                  </m:r>
                 </m:e>
               </m:d>
               <m:r>
@@ -21172,21 +19690,6 @@
                 <m:e>
                   <m:r>
                     <m:t>μ</m:t>
-                  </m:r>
-                  <m:r>
-                    <m:rPr>
-                      <m:sty m:val="p"/>
-                    </m:rPr>
-                    <m:t>(</m:t>
-                  </m:r>
-                  <m:r>
-                    <m:t>x</m:t>
-                  </m:r>
-                  <m:r>
-                    <m:rPr>
-                      <m:sty m:val="p"/>
-                    </m:rPr>
-                    <m:t>)</m:t>
                   </m:r>
                   <m:r>
                     <m:rPr>
@@ -21206,25 +19709,6 @@
                       </m:r>
                     </m:sub>
                   </m:sSub>
-                  <m:r>
-                    <m:t>​</m:t>
-                  </m:r>
-                  <m:d>
-                    <m:dPr>
-                      <m:begChr m:val="("/>
-                      <m:sepChr m:val=""/>
-                      <m:endChr m:val=")"/>
-                      <m:grow/>
-                    </m:dPr>
-                    <m:e>
-                      <m:r>
-                        <m:t>x</m:t>
-                      </m:r>
-                    </m:e>
-                  </m:d>
-                  <m:r>
-                    <m:t>​</m:t>
-                  </m:r>
                 </m:e>
               </m:d>
               <m:r>
@@ -21253,25 +19737,6 @@
                       </m:r>
                     </m:sub>
                   </m:sSub>
-                  <m:r>
-                    <m:t>​</m:t>
-                  </m:r>
-                  <m:d>
-                    <m:dPr>
-                      <m:begChr m:val="("/>
-                      <m:sepChr m:val=""/>
-                      <m:endChr m:val=")"/>
-                      <m:grow/>
-                    </m:dPr>
-                    <m:e>
-                      <m:r>
-                        <m:t>x</m:t>
-                      </m:r>
-                    </m:e>
-                  </m:d>
-                  <m:r>
-                    <m:t>​</m:t>
-                  </m:r>
                   <m:r>
                     <m:rPr>
                       <m:sty m:val="p"/>
@@ -21305,25 +19770,6 @@
                           </m:r>
                         </m:e>
                       </m:acc>
-                      <m:r>
-                        <m:t>​</m:t>
-                      </m:r>
-                      <m:d>
-                        <m:dPr>
-                          <m:begChr m:val="("/>
-                          <m:sepChr m:val=""/>
-                          <m:endChr m:val=")"/>
-                          <m:grow/>
-                        </m:dPr>
-                        <m:e>
-                          <m:r>
-                            <m:t>x</m:t>
-                          </m:r>
-                        </m:e>
-                      </m:d>
-                      <m:r>
-                        <m:t>​</m:t>
-                      </m:r>
                     </m:e>
                   </m:d>
                   <m:r>
@@ -21374,21 +19820,6 @@
                 <m:e>
                   <m:r>
                     <m:t>μ</m:t>
-                  </m:r>
-                  <m:r>
-                    <m:rPr>
-                      <m:sty m:val="p"/>
-                    </m:rPr>
-                    <m:t>(</m:t>
-                  </m:r>
-                  <m:r>
-                    <m:t>x</m:t>
-                  </m:r>
-                  <m:r>
-                    <m:rPr>
-                      <m:sty m:val="p"/>
-                    </m:rPr>
-                    <m:t>)</m:t>
                   </m:r>
                   <m:r>
                     <m:rPr>
@@ -21408,25 +19839,6 @@
                       </m:r>
                     </m:sub>
                   </m:sSub>
-                  <m:r>
-                    <m:t>​</m:t>
-                  </m:r>
-                  <m:d>
-                    <m:dPr>
-                      <m:begChr m:val="("/>
-                      <m:sepChr m:val=""/>
-                      <m:endChr m:val=")"/>
-                      <m:grow/>
-                    </m:dPr>
-                    <m:e>
-                      <m:r>
-                        <m:t>x</m:t>
-                      </m:r>
-                    </m:e>
-                  </m:d>
-                  <m:r>
-                    <m:t>​</m:t>
-                  </m:r>
                 </m:e>
               </m:d>
               <m:r>
@@ -21456,23 +19868,68 @@
                     </m:sub>
                   </m:sSub>
                   <m:r>
-                    <m:t>​</m:t>
+                    <m:rPr>
+                      <m:sty m:val="p"/>
+                    </m:rPr>
+                    <m:t>−</m:t>
                   </m:r>
-                  <m:d>
-                    <m:dPr>
-                      <m:begChr m:val="("/>
-                      <m:sepChr m:val=""/>
-                      <m:endChr m:val=")"/>
-                      <m:grow/>
-                    </m:dPr>
+                  <m:sSub>
                     <m:e>
                       <m:r>
-                        <m:t>x</m:t>
+                        <m:t>μ</m:t>
                       </m:r>
                     </m:e>
-                  </m:d>
+                    <m:sub>
+                      <m:r>
+                        <m:t>h</m:t>
+                      </m:r>
+                    </m:sub>
+                  </m:sSub>
+                </m:e>
+              </m:d>
+              <m:r>
+                <m:t>​</m:t>
+              </m:r>
+              <m:r>
+                <m:t>&amp;</m:t>
+              </m:r>
+              <m:r>
+                <m:t>&amp;</m:t>
+              </m:r>
+              <m:r>
+                <m:rPr>
+                  <m:nor/>
+                  <m:sty m:val="p"/>
+                </m:rPr>
+                <m:t>(definition of the expected prediction)</m:t>
+              </m:r>
+            </m:e>
+            <m:e>
+              <m:r>
+                <m:t>&amp;</m:t>
+              </m:r>
+              <m:r>
+                <m:rPr>
+                  <m:sty m:val="p"/>
+                </m:rPr>
+                <m:t>=</m:t>
+              </m:r>
+              <m:r>
+                <m:t>2</m:t>
+              </m:r>
+              <m:r>
+                <m:t>​</m:t>
+              </m:r>
+              <m:d>
+                <m:dPr>
+                  <m:begChr m:val="("/>
+                  <m:sepChr m:val=""/>
+                  <m:endChr m:val=")"/>
+                  <m:grow/>
+                </m:dPr>
+                <m:e>
                   <m:r>
-                    <m:t>​</m:t>
+                    <m:t>μ</m:t>
                   </m:r>
                   <m:r>
                     <m:rPr>
@@ -21492,123 +19949,6 @@
                       </m:r>
                     </m:sub>
                   </m:sSub>
-                  <m:r>
-                    <m:t>​</m:t>
-                  </m:r>
-                  <m:d>
-                    <m:dPr>
-                      <m:begChr m:val="("/>
-                      <m:sepChr m:val=""/>
-                      <m:endChr m:val=")"/>
-                      <m:grow/>
-                    </m:dPr>
-                    <m:e>
-                      <m:r>
-                        <m:t>x</m:t>
-                      </m:r>
-                    </m:e>
-                  </m:d>
-                  <m:r>
-                    <m:t>​</m:t>
-                  </m:r>
-                </m:e>
-              </m:d>
-              <m:r>
-                <m:t>​</m:t>
-              </m:r>
-              <m:r>
-                <m:t>&amp;</m:t>
-              </m:r>
-              <m:r>
-                <m:t>&amp;</m:t>
-              </m:r>
-              <m:r>
-                <m:rPr>
-                  <m:nor/>
-                  <m:sty m:val="p"/>
-                </m:rPr>
-                <m:t>(definition of the expected prediction)</m:t>
-              </m:r>
-            </m:e>
-            <m:e>
-              <m:r>
-                <m:t>&amp;</m:t>
-              </m:r>
-              <m:r>
-                <m:rPr>
-                  <m:sty m:val="p"/>
-                </m:rPr>
-                <m:t>=</m:t>
-              </m:r>
-              <m:r>
-                <m:t>2</m:t>
-              </m:r>
-              <m:r>
-                <m:t>​</m:t>
-              </m:r>
-              <m:d>
-                <m:dPr>
-                  <m:begChr m:val="("/>
-                  <m:sepChr m:val=""/>
-                  <m:endChr m:val=")"/>
-                  <m:grow/>
-                </m:dPr>
-                <m:e>
-                  <m:r>
-                    <m:t>μ</m:t>
-                  </m:r>
-                  <m:r>
-                    <m:rPr>
-                      <m:sty m:val="p"/>
-                    </m:rPr>
-                    <m:t>(</m:t>
-                  </m:r>
-                  <m:r>
-                    <m:t>x</m:t>
-                  </m:r>
-                  <m:r>
-                    <m:rPr>
-                      <m:sty m:val="p"/>
-                    </m:rPr>
-                    <m:t>)</m:t>
-                  </m:r>
-                  <m:r>
-                    <m:rPr>
-                      <m:sty m:val="p"/>
-                    </m:rPr>
-                    <m:t>−</m:t>
-                  </m:r>
-                  <m:sSub>
-                    <m:e>
-                      <m:r>
-                        <m:t>μ</m:t>
-                      </m:r>
-                    </m:e>
-                    <m:sub>
-                      <m:r>
-                        <m:t>h</m:t>
-                      </m:r>
-                    </m:sub>
-                  </m:sSub>
-                  <m:r>
-                    <m:t>​</m:t>
-                  </m:r>
-                  <m:d>
-                    <m:dPr>
-                      <m:begChr m:val="("/>
-                      <m:sepChr m:val=""/>
-                      <m:endChr m:val=")"/>
-                      <m:grow/>
-                    </m:dPr>
-                    <m:e>
-                      <m:r>
-                        <m:t>x</m:t>
-                      </m:r>
-                    </m:e>
-                  </m:d>
-                  <m:r>
-                    <m:t>​</m:t>
-                  </m:r>
                 </m:e>
               </m:d>
               <m:r>
@@ -21781,25 +20121,6 @@
                             </m:sub>
                           </m:sSub>
                           <m:r>
-                            <m:t>​</m:t>
-                          </m:r>
-                          <m:d>
-                            <m:dPr>
-                              <m:begChr m:val="("/>
-                              <m:sepChr m:val=""/>
-                              <m:endChr m:val=")"/>
-                              <m:grow/>
-                            </m:dPr>
-                            <m:e>
-                              <m:r>
-                                <m:t>x</m:t>
-                              </m:r>
-                            </m:e>
-                          </m:d>
-                          <m:r>
-                            <m:t>​</m:t>
-                          </m:r>
-                          <m:r>
                             <m:rPr>
                               <m:sty m:val="p"/>
                             </m:rPr>
@@ -21815,25 +20136,6 @@
                               </m:r>
                             </m:e>
                           </m:acc>
-                          <m:r>
-                            <m:t>​</m:t>
-                          </m:r>
-                          <m:d>
-                            <m:dPr>
-                              <m:begChr m:val="("/>
-                              <m:sepChr m:val=""/>
-                              <m:endChr m:val=")"/>
-                              <m:grow/>
-                            </m:dPr>
-                            <m:e>
-                              <m:r>
-                                <m:t>x</m:t>
-                              </m:r>
-                            </m:e>
-                          </m:d>
-                          <m:r>
-                            <m:t>​</m:t>
-                          </m:r>
                         </m:e>
                       </m:d>
                       <m:r>
@@ -21901,25 +20203,6 @@
                             </m:e>
                           </m:acc>
                           <m:r>
-                            <m:t>​</m:t>
-                          </m:r>
-                          <m:d>
-                            <m:dPr>
-                              <m:begChr m:val="("/>
-                              <m:sepChr m:val=""/>
-                              <m:endChr m:val=")"/>
-                              <m:grow/>
-                            </m:dPr>
-                            <m:e>
-                              <m:r>
-                                <m:t>x</m:t>
-                              </m:r>
-                            </m:e>
-                          </m:d>
-                          <m:r>
-                            <m:t>​</m:t>
-                          </m:r>
-                          <m:r>
                             <m:rPr>
                               <m:sty m:val="p"/>
                             </m:rPr>
@@ -21937,25 +20220,6 @@
                               </m:r>
                             </m:sub>
                           </m:sSub>
-                          <m:r>
-                            <m:t>​</m:t>
-                          </m:r>
-                          <m:d>
-                            <m:dPr>
-                              <m:begChr m:val="("/>
-                              <m:sepChr m:val=""/>
-                              <m:endChr m:val=")"/>
-                              <m:grow/>
-                            </m:dPr>
-                            <m:e>
-                              <m:r>
-                                <m:t>x</m:t>
-                              </m:r>
-                            </m:e>
-                          </m:d>
-                          <m:r>
-                            <m:t>​</m:t>
-                          </m:r>
                         </m:e>
                       </m:d>
                       <m:r>
@@ -22037,25 +20301,6 @@
                               </m:r>
                             </m:e>
                           </m:acc>
-                          <m:r>
-                            <m:t>​</m:t>
-                          </m:r>
-                          <m:d>
-                            <m:dPr>
-                              <m:begChr m:val="("/>
-                              <m:sepChr m:val=""/>
-                              <m:endChr m:val=")"/>
-                              <m:grow/>
-                            </m:dPr>
-                            <m:e>
-                              <m:r>
-                                <m:t>x</m:t>
-                              </m:r>
-                            </m:e>
-                          </m:d>
-                          <m:r>
-                            <m:t>​</m:t>
-                          </m:r>
                           <m:r>
                             <m:rPr>
                               <m:sty m:val="p"/>
@@ -22089,25 +20334,6 @@
                                   </m:r>
                                 </m:e>
                               </m:acc>
-                              <m:r>
-                                <m:t>​</m:t>
-                              </m:r>
-                              <m:d>
-                                <m:dPr>
-                                  <m:begChr m:val="("/>
-                                  <m:sepChr m:val=""/>
-                                  <m:endChr m:val=")"/>
-                                  <m:grow/>
-                                </m:dPr>
-                                <m:e>
-                                  <m:r>
-                                    <m:t>x</m:t>
-                                  </m:r>
-                                </m:e>
-                              </m:d>
-                              <m:r>
-                                <m:t>​</m:t>
-                              </m:r>
                             </m:e>
                           </m:d>
                           <m:r>
@@ -22181,25 +20407,6 @@
                       </m:r>
                     </m:e>
                   </m:acc>
-                  <m:r>
-                    <m:t>​</m:t>
-                  </m:r>
-                  <m:d>
-                    <m:dPr>
-                      <m:begChr m:val="("/>
-                      <m:sepChr m:val=""/>
-                      <m:endChr m:val=")"/>
-                      <m:grow/>
-                    </m:dPr>
-                    <m:e>
-                      <m:r>
-                        <m:t>x</m:t>
-                      </m:r>
-                    </m:e>
-                  </m:d>
-                  <m:r>
-                    <m:t>​</m:t>
-                  </m:r>
                 </m:e>
               </m:d>
               <m:r>
@@ -22278,21 +20485,6 @@
                         <m:rPr>
                           <m:sty m:val="p"/>
                         </m:rPr>
-                        <m:t>(</m:t>
-                      </m:r>
-                      <m:r>
-                        <m:t>x</m:t>
-                      </m:r>
-                      <m:r>
-                        <m:rPr>
-                          <m:sty m:val="p"/>
-                        </m:rPr>
-                        <m:t>)</m:t>
-                      </m:r>
-                      <m:r>
-                        <m:rPr>
-                          <m:sty m:val="p"/>
-                        </m:rPr>
                         <m:t>−</m:t>
                       </m:r>
                       <m:acc>
@@ -22305,25 +20497,6 @@
                           </m:r>
                         </m:e>
                       </m:acc>
-                      <m:r>
-                        <m:t>​</m:t>
-                      </m:r>
-                      <m:d>
-                        <m:dPr>
-                          <m:begChr m:val="("/>
-                          <m:sepChr m:val=""/>
-                          <m:endChr m:val=")"/>
-                          <m:grow/>
-                        </m:dPr>
-                        <m:e>
-                          <m:r>
-                            <m:t>x</m:t>
-                          </m:r>
-                        </m:e>
-                      </m:d>
-                      <m:r>
-                        <m:t>​</m:t>
-                      </m:r>
                     </m:e>
                   </m:d>
                   <m:r>
@@ -22387,25 +20560,6 @@
                           </m:r>
                         </m:e>
                       </m:acc>
-                      <m:r>
-                        <m:t>​</m:t>
-                      </m:r>
-                      <m:d>
-                        <m:dPr>
-                          <m:begChr m:val="("/>
-                          <m:sepChr m:val=""/>
-                          <m:endChr m:val=")"/>
-                          <m:grow/>
-                        </m:dPr>
-                        <m:e>
-                          <m:r>
-                            <m:t>x</m:t>
-                          </m:r>
-                        </m:e>
-                      </m:d>
-                      <m:r>
-                        <m:t>​</m:t>
-                      </m:r>
                     </m:e>
                   </m:d>
                   <m:r>
@@ -22456,25 +20610,6 @@
                   </m:r>
                 </m:e>
               </m:acc>
-              <m:r>
-                <m:t>​</m:t>
-              </m:r>
-              <m:d>
-                <m:dPr>
-                  <m:begChr m:val="("/>
-                  <m:sepChr m:val=""/>
-                  <m:endChr m:val=")"/>
-                  <m:grow/>
-                </m:dPr>
-                <m:e>
-                  <m:r>
-                    <m:t>x</m:t>
-                  </m:r>
-                </m:e>
-              </m:d>
-              <m:r>
-                <m:t>​</m:t>
-              </m:r>
             </m:e>
           </m:d>
           <m:r>
@@ -22668,21 +20803,6 @@
           <m:rPr>
             <m:sty m:val="p"/>
           </m:rPr>
-          <m:t>(</m:t>
-        </m:r>
-        <m:r>
-          <m:t>x</m:t>
-        </m:r>
-        <m:r>
-          <m:rPr>
-            <m:sty m:val="p"/>
-          </m:rPr>
-          <m:t>)</m:t>
-        </m:r>
-        <m:r>
-          <m:rPr>
-            <m:sty m:val="p"/>
-          </m:rPr>
           <m:t>+</m:t>
         </m:r>
         <m:r>
@@ -22853,25 +20973,6 @@
                     </m:r>
                   </m:e>
                 </m:acc>
-                <m:r>
-                  <m:t>​</m:t>
-                </m:r>
-                <m:d>
-                  <m:dPr>
-                    <m:begChr m:val="("/>
-                    <m:sepChr m:val=""/>
-                    <m:endChr m:val=")"/>
-                    <m:grow/>
-                  </m:dPr>
-                  <m:e>
-                    <m:r>
-                      <m:t>x</m:t>
-                    </m:r>
-                  </m:e>
-                </m:d>
-                <m:r>
-                  <m:t>​</m:t>
-                </m:r>
               </m:e>
               <m:sup>
                 <m:r>
@@ -22965,25 +21066,6 @@
             </m:r>
           </m:e>
         </m:acc>
-        <m:r>
-          <m:t>​</m:t>
-        </m:r>
-        <m:d>
-          <m:dPr>
-            <m:begChr m:val="("/>
-            <m:sepChr m:val=""/>
-            <m:endChr m:val=")"/>
-            <m:grow/>
-          </m:dPr>
-          <m:e>
-            <m:r>
-              <m:t>x</m:t>
-            </m:r>
-          </m:e>
-        </m:d>
-        <m:r>
-          <m:t>​</m:t>
-        </m:r>
       </m:oMath>
       <w:r>
         <w:t xml:space="preserve">, used as an</w:t>
@@ -23011,21 +21093,6 @@
       <m:oMath>
         <m:r>
           <m:t>μ</m:t>
-        </m:r>
-        <m:r>
-          <m:rPr>
-            <m:sty m:val="p"/>
-          </m:rPr>
-          <m:t>(</m:t>
-        </m:r>
-        <m:r>
-          <m:t>x</m:t>
-        </m:r>
-        <m:r>
-          <m:rPr>
-            <m:sty m:val="p"/>
-          </m:rPr>
-          <m:t>)</m:t>
         </m:r>
       </m:oMath>
       <w:r>
@@ -23173,25 +21240,6 @@
                           </m:r>
                         </m:e>
                       </m:acc>
-                      <m:r>
-                        <m:t>​</m:t>
-                      </m:r>
-                      <m:d>
-                        <m:dPr>
-                          <m:begChr m:val="("/>
-                          <m:sepChr m:val=""/>
-                          <m:endChr m:val=")"/>
-                          <m:grow/>
-                        </m:dPr>
-                        <m:e>
-                          <m:r>
-                            <m:t>x</m:t>
-                          </m:r>
-                        </m:e>
-                      </m:d>
-                      <m:r>
-                        <m:t>​</m:t>
-                      </m:r>
                     </m:e>
                   </m:d>
                   <m:r>
@@ -23242,25 +21290,6 @@
                   </m:r>
                 </m:e>
               </m:acc>
-              <m:r>
-                <m:t>​</m:t>
-              </m:r>
-              <m:d>
-                <m:dPr>
-                  <m:begChr m:val="("/>
-                  <m:sepChr m:val=""/>
-                  <m:endChr m:val=")"/>
-                  <m:grow/>
-                </m:dPr>
-                <m:e>
-                  <m:r>
-                    <m:t>x</m:t>
-                  </m:r>
-                </m:e>
-              </m:d>
-              <m:r>
-                <m:t>​</m:t>
-              </m:r>
             </m:e>
           </m:d>
           <m:r>
@@ -23406,21 +21435,6 @@
         <m:r>
           <m:t>μ</m:t>
         </m:r>
-        <m:r>
-          <m:rPr>
-            <m:sty m:val="p"/>
-          </m:rPr>
-          <m:t>(</m:t>
-        </m:r>
-        <m:r>
-          <m:t>x</m:t>
-        </m:r>
-        <m:r>
-          <m:rPr>
-            <m:sty m:val="p"/>
-          </m:rPr>
-          <m:t>)</m:t>
-        </m:r>
       </m:oMath>
       <w:r>
         <w:t xml:space="preserve">.</w:t>
@@ -23597,21 +21611,6 @@
                             <m:rPr>
                               <m:sty m:val="p"/>
                             </m:rPr>
-                            <m:t>(</m:t>
-                          </m:r>
-                          <m:r>
-                            <m:t>x</m:t>
-                          </m:r>
-                          <m:r>
-                            <m:rPr>
-                              <m:sty m:val="p"/>
-                            </m:rPr>
-                            <m:t>)</m:t>
-                          </m:r>
-                          <m:r>
-                            <m:rPr>
-                              <m:sty m:val="p"/>
-                            </m:rPr>
                             <m:t>−</m:t>
                           </m:r>
                           <m:acc>
@@ -23624,25 +21623,6 @@
                               </m:r>
                             </m:e>
                           </m:acc>
-                          <m:r>
-                            <m:t>​</m:t>
-                          </m:r>
-                          <m:d>
-                            <m:dPr>
-                              <m:begChr m:val="("/>
-                              <m:sepChr m:val=""/>
-                              <m:endChr m:val=")"/>
-                              <m:grow/>
-                            </m:dPr>
-                            <m:e>
-                              <m:r>
-                                <m:t>x</m:t>
-                              </m:r>
-                            </m:e>
-                          </m:d>
-                          <m:r>
-                            <m:t>​</m:t>
-                          </m:r>
                         </m:e>
                       </m:d>
                       <m:r>
@@ -23742,25 +21722,6 @@
                               </m:r>
                             </m:e>
                           </m:acc>
-                          <m:r>
-                            <m:t>​</m:t>
-                          </m:r>
-                          <m:d>
-                            <m:dPr>
-                              <m:begChr m:val="("/>
-                              <m:sepChr m:val=""/>
-                              <m:endChr m:val=")"/>
-                              <m:grow/>
-                            </m:dPr>
-                            <m:e>
-                              <m:r>
-                                <m:t>x</m:t>
-                              </m:r>
-                            </m:e>
-                          </m:d>
-                          <m:r>
-                            <m:t>​</m:t>
-                          </m:r>
                         </m:e>
                       </m:d>
                       <m:r>
@@ -23811,25 +21772,6 @@
                       </m:r>
                     </m:e>
                   </m:acc>
-                  <m:r>
-                    <m:t>​</m:t>
-                  </m:r>
-                  <m:d>
-                    <m:dPr>
-                      <m:begChr m:val="("/>
-                      <m:sepChr m:val=""/>
-                      <m:endChr m:val=")"/>
-                      <m:grow/>
-                    </m:dPr>
-                    <m:e>
-                      <m:r>
-                        <m:t>x</m:t>
-                      </m:r>
-                    </m:e>
-                  </m:d>
-                  <m:r>
-                    <m:t>​</m:t>
-                  </m:r>
                 </m:e>
               </m:d>
               <m:r>
@@ -23899,25 +21841,6 @@
                               </m:r>
                             </m:e>
                           </m:acc>
-                          <m:r>
-                            <m:t>​</m:t>
-                          </m:r>
-                          <m:d>
-                            <m:dPr>
-                              <m:begChr m:val="("/>
-                              <m:sepChr m:val=""/>
-                              <m:endChr m:val=")"/>
-                              <m:grow/>
-                            </m:dPr>
-                            <m:e>
-                              <m:r>
-                                <m:t>x</m:t>
-                              </m:r>
-                            </m:e>
-                          </m:d>
-                          <m:r>
-                            <m:t>​</m:t>
-                          </m:r>
                         </m:e>
                       </m:d>
                       <m:r>
@@ -23968,25 +21891,6 @@
                       </m:r>
                     </m:e>
                   </m:acc>
-                  <m:r>
-                    <m:t>​</m:t>
-                  </m:r>
-                  <m:d>
-                    <m:dPr>
-                      <m:begChr m:val="("/>
-                      <m:sepChr m:val=""/>
-                      <m:endChr m:val=")"/>
-                      <m:grow/>
-                    </m:dPr>
-                    <m:e>
-                      <m:r>
-                        <m:t>x</m:t>
-                      </m:r>
-                    </m:e>
-                  </m:d>
-                  <m:r>
-                    <m:t>​</m:t>
-                  </m:r>
                 </m:e>
               </m:d>
               <m:r>
@@ -24443,31 +22347,35 @@
           </m:e>
         </m:acc>
         <m:r>
-          <m:rPr>
-            <m:sty m:val="p"/>
-          </m:rPr>
-          <m:t>(</m:t>
-        </m:r>
-        <m:sSub>
+          <m:t>​</m:t>
+        </m:r>
+        <m:d>
+          <m:dPr>
+            <m:begChr m:val="("/>
+            <m:sepChr m:val=""/>
+            <m:endChr m:val=")"/>
+            <m:grow/>
+          </m:dPr>
           <m:e>
-            <m:r>
-              <m:t>X</m:t>
-            </m:r>
+            <m:sSub>
+              <m:e>
+                <m:r>
+                  <m:t>X</m:t>
+                </m:r>
+              </m:e>
+              <m:sub>
+                <m:r>
+                  <m:rPr>
+                    <m:sty m:val="p"/>
+                  </m:rPr>
+                  <m:t>*</m:t>
+                </m:r>
+              </m:sub>
+            </m:sSub>
           </m:e>
-          <m:sub>
-            <m:r>
-              <m:rPr>
-                <m:sty m:val="p"/>
-              </m:rPr>
-              <m:t>*</m:t>
-            </m:r>
-          </m:sub>
-        </m:sSub>
-        <m:r>
-          <m:rPr>
-            <m:sty m:val="p"/>
-          </m:rPr>
-          <m:t>)</m:t>
+        </m:d>
+        <m:r>
+          <m:t>​</m:t>
         </m:r>
       </m:oMath>
       <w:r>
@@ -25589,21 +23497,6 @@
       <m:oMath>
         <m:r>
           <m:t>μ</m:t>
-        </m:r>
-        <m:r>
-          <m:rPr>
-            <m:sty m:val="p"/>
-          </m:rPr>
-          <m:t>(</m:t>
-        </m:r>
-        <m:r>
-          <m:t>x</m:t>
-        </m:r>
-        <m:r>
-          <m:rPr>
-            <m:sty m:val="p"/>
-          </m:rPr>
-          <m:t>)</m:t>
         </m:r>
       </m:oMath>
       <w:r>
@@ -33829,19 +31722,23 @@
             </m:e>
           </m:acc>
           <m:r>
-            <m:rPr>
-              <m:sty m:val="p"/>
-            </m:rPr>
-            <m:t>(</m:t>
+            <m:t>​</m:t>
           </m:r>
+          <m:d>
+            <m:dPr>
+              <m:begChr m:val="("/>
+              <m:sepChr m:val=""/>
+              <m:endChr m:val=")"/>
+              <m:grow/>
+            </m:dPr>
+            <m:e>
+              <m:r>
+                <m:t>x</m:t>
+              </m:r>
+            </m:e>
+          </m:d>
           <m:r>
-            <m:t>x</m:t>
-          </m:r>
-          <m:r>
-            <m:rPr>
-              <m:sty m:val="p"/>
-            </m:rPr>
-            <m:t>)</m:t>
+            <m:t>​</m:t>
           </m:r>
           <m:r>
             <m:rPr>

--- a/pr-preview/pr-274/model-validation-handout.docx
+++ b/pr-preview/pr-274/model-validation-handout.docx
@@ -15,7 +15,7 @@
         <w:pStyle w:val="Date"/>
       </w:pPr>
       <w:r>
-        <w:t xml:space="preserve">Last modified: 2026-10-17 01:48:51 (PDT)</w:t>
+        <w:t xml:space="preserve">Last modified: 2026-10-17 02:45:49 (PDT)</w:t>
       </w:r>
     </w:p>
     <w:bookmarkStart w:id="17" w:name="sec-data-sets"/>
@@ -3618,20 +3618,20 @@
         <w:t xml:space="preserve"> </w:t>
       </w:r>
       <m:oMath>
-        <m:r>
-          <m:t>g</m:t>
-        </m:r>
-        <m:r>
-          <m:t>​</m:t>
-        </m:r>
-        <m:d>
-          <m:dPr>
-            <m:begChr m:val="("/>
-            <m:sepChr m:val=""/>
-            <m:endChr m:val=")"/>
-            <m:grow/>
-          </m:dPr>
+        <m:sSub>
           <m:e>
+            <m:acc>
+              <m:accPr>
+                <m:chr m:val="̂"/>
+              </m:accPr>
+              <m:e>
+                <m:r>
+                  <m:t>y</m:t>
+                </m:r>
+              </m:e>
+            </m:acc>
+          </m:e>
+          <m:sub>
             <m:sSub>
               <m:e>
                 <m:r>
@@ -3652,11 +3652,8 @@
                 </m:r>
               </m:sub>
             </m:sSub>
-          </m:e>
-        </m:d>
-        <m:r>
-          <m:t>​</m:t>
-        </m:r>
+          </m:sub>
+        </m:sSub>
       </m:oMath>
       <w:r>
         <w:t xml:space="preserve">:</w:t>
@@ -3701,20 +3698,20 @@
               </m:r>
             </m:lim>
           </m:limUpp>
-          <m:r>
-            <m:t>g</m:t>
-          </m:r>
-          <m:r>
-            <m:t>​</m:t>
-          </m:r>
-          <m:d>
-            <m:dPr>
-              <m:begChr m:val="("/>
-              <m:sepChr m:val=""/>
-              <m:endChr m:val=")"/>
-              <m:grow/>
-            </m:dPr>
+          <m:sSub>
             <m:e>
+              <m:acc>
+                <m:accPr>
+                  <m:chr m:val="̂"/>
+                </m:accPr>
+                <m:e>
+                  <m:r>
+                    <m:t>y</m:t>
+                  </m:r>
+                </m:e>
+              </m:acc>
+            </m:e>
+            <m:sub>
               <m:sSub>
                 <m:e>
                   <m:r>
@@ -3735,11 +3732,8 @@
                   </m:r>
                 </m:sub>
               </m:sSub>
-            </m:e>
-          </m:d>
-          <m:r>
-            <m:t>​</m:t>
-          </m:r>
+            </m:sub>
+          </m:sSub>
           <m:r>
             <m:rPr>
               <m:sty m:val="p"/>
@@ -10304,19 +10298,23 @@
             <m:t>μ</m:t>
           </m:r>
           <m:r>
-            <m:rPr>
-              <m:sty m:val="p"/>
-            </m:rPr>
-            <m:t>(</m:t>
+            <m:t>​</m:t>
           </m:r>
+          <m:d>
+            <m:dPr>
+              <m:begChr m:val="("/>
+              <m:sepChr m:val=""/>
+              <m:endChr m:val=")"/>
+              <m:grow/>
+            </m:dPr>
+            <m:e>
+              <m:r>
+                <m:t>x</m:t>
+              </m:r>
+            </m:e>
+          </m:d>
           <m:r>
-            <m:t>x</m:t>
-          </m:r>
-          <m:r>
-            <m:rPr>
-              <m:sty m:val="p"/>
-            </m:rPr>
-            <m:t>)</m:t>
+            <m:t>​</m:t>
           </m:r>
           <m:limUpp>
             <m:e>
@@ -11699,19 +11697,23 @@
           <m:t>μ</m:t>
         </m:r>
         <m:r>
-          <m:rPr>
-            <m:sty m:val="p"/>
-          </m:rPr>
-          <m:t>(</m:t>
-        </m:r>
-        <m:r>
-          <m:t>x</m:t>
-        </m:r>
-        <m:r>
-          <m:rPr>
-            <m:sty m:val="p"/>
-          </m:rPr>
-          <m:t>)</m:t>
+          <m:t>​</m:t>
+        </m:r>
+        <m:d>
+          <m:dPr>
+            <m:begChr m:val="("/>
+            <m:sepChr m:val=""/>
+            <m:endChr m:val=")"/>
+            <m:grow/>
+          </m:dPr>
+          <m:e>
+            <m:r>
+              <m:t>x</m:t>
+            </m:r>
+          </m:e>
+        </m:d>
+        <m:r>
+          <m:t>​</m:t>
         </m:r>
       </m:oMath>
       <w:r>
@@ -12857,20 +12859,20 @@
           </m:rPr>
           <m:t>=</m:t>
         </m:r>
-        <m:r>
-          <m:t>g</m:t>
-        </m:r>
-        <m:r>
-          <m:t>​</m:t>
-        </m:r>
-        <m:d>
-          <m:dPr>
-            <m:begChr m:val="("/>
-            <m:sepChr m:val=""/>
-            <m:endChr m:val=")"/>
-            <m:grow/>
-          </m:dPr>
+        <m:sSub>
           <m:e>
+            <m:acc>
+              <m:accPr>
+                <m:chr m:val="̂"/>
+              </m:accPr>
+              <m:e>
+                <m:r>
+                  <m:t>y</m:t>
+                </m:r>
+              </m:e>
+            </m:acc>
+          </m:e>
+          <m:sub>
             <m:sSub>
               <m:e>
                 <m:r>
@@ -12891,11 +12893,8 @@
                 </m:r>
               </m:sub>
             </m:sSub>
-          </m:e>
-        </m:d>
-        <m:r>
-          <m:t>​</m:t>
-        </m:r>
+          </m:sub>
+        </m:sSub>
         <m:r>
           <m:t>​</m:t>
         </m:r>
@@ -13927,12 +13926,38 @@
               </m:r>
             </m:lim>
           </m:limUpp>
-          <m:r>
-            <m:rPr>
-              <m:sty m:val="p"/>
-            </m:rPr>
-            <m:t>E</m:t>
-          </m:r>
+          <m:sSub>
+            <m:e>
+              <m:r>
+                <m:rPr>
+                  <m:sty m:val="p"/>
+                </m:rPr>
+                <m:t>E</m:t>
+              </m:r>
+            </m:e>
+            <m:sub>
+              <m:sSub>
+                <m:e>
+                  <m:r>
+                    <m:rPr>
+                      <m:scr m:val="script"/>
+                      <m:sty m:val="p"/>
+                    </m:rPr>
+                    <m:t>D</m:t>
+                  </m:r>
+                </m:e>
+                <m:sub>
+                  <m:r>
+                    <m:rPr>
+                      <m:nor/>
+                      <m:sty m:val="p"/>
+                    </m:rPr>
+                    <m:t>train</m:t>
+                  </m:r>
+                </m:sub>
+              </m:sSub>
+            </m:sub>
+          </m:sSub>
           <m:r>
             <m:t>​</m:t>
           </m:r>
@@ -14753,7 +14778,7 @@
         <w:t xml:space="preserve"> </w:t>
       </w:r>
       <w:r>
-        <w:t xml:space="preserve">the bias reflects the error introduced by approximating a real-world relationship by a model.</w:t>
+        <w:t xml:space="preserve">the bias reflects the approximation error that comes from approximating a real-world relationship by a model.</w:t>
       </w:r>
     </w:p>
     <w:bookmarkStart w:id="102" w:name="exm-prediction-bias"/>
@@ -14981,12 +15006,38 @@
                 </m:rPr>
                 <m:t>=</m:t>
               </m:r>
-              <m:r>
-                <m:rPr>
-                  <m:sty m:val="p"/>
-                </m:rPr>
-                <m:t>E</m:t>
-              </m:r>
+              <m:sSub>
+                <m:e>
+                  <m:r>
+                    <m:rPr>
+                      <m:sty m:val="p"/>
+                    </m:rPr>
+                    <m:t>E</m:t>
+                  </m:r>
+                </m:e>
+                <m:sub>
+                  <m:sSub>
+                    <m:e>
+                      <m:r>
+                        <m:rPr>
+                          <m:scr m:val="script"/>
+                          <m:sty m:val="p"/>
+                        </m:rPr>
+                        <m:t>D</m:t>
+                      </m:r>
+                    </m:e>
+                    <m:sub>
+                      <m:r>
+                        <m:rPr>
+                          <m:nor/>
+                          <m:sty m:val="p"/>
+                        </m:rPr>
+                        <m:t>train</m:t>
+                      </m:r>
+                    </m:sub>
+                  </m:sSub>
+                </m:sub>
+              </m:sSub>
               <m:r>
                 <m:t>​</m:t>
               </m:r>
@@ -19743,12 +19794,38 @@
                     </m:rPr>
                     <m:t>−</m:t>
                   </m:r>
-                  <m:r>
-                    <m:rPr>
-                      <m:sty m:val="p"/>
-                    </m:rPr>
-                    <m:t>E</m:t>
-                  </m:r>
+                  <m:sSub>
+                    <m:e>
+                      <m:r>
+                        <m:rPr>
+                          <m:sty m:val="p"/>
+                        </m:rPr>
+                        <m:t>E</m:t>
+                      </m:r>
+                    </m:e>
+                    <m:sub>
+                      <m:sSub>
+                        <m:e>
+                          <m:r>
+                            <m:rPr>
+                              <m:scr m:val="script"/>
+                              <m:sty m:val="p"/>
+                            </m:rPr>
+                            <m:t>D</m:t>
+                          </m:r>
+                        </m:e>
+                        <m:sub>
+                          <m:r>
+                            <m:rPr>
+                              <m:nor/>
+                              <m:sty m:val="p"/>
+                            </m:rPr>
+                            <m:t>train</m:t>
+                          </m:r>
+                        </m:sub>
+                      </m:sSub>
+                    </m:sub>
+                  </m:sSub>
                   <m:r>
                     <m:t>​</m:t>
                   </m:r>
@@ -20307,12 +20384,38 @@
                             </m:rPr>
                             <m:t>−</m:t>
                           </m:r>
-                          <m:r>
-                            <m:rPr>
-                              <m:sty m:val="p"/>
-                            </m:rPr>
-                            <m:t>E</m:t>
-                          </m:r>
+                          <m:sSub>
+                            <m:e>
+                              <m:r>
+                                <m:rPr>
+                                  <m:sty m:val="p"/>
+                                </m:rPr>
+                                <m:t>E</m:t>
+                              </m:r>
+                            </m:e>
+                            <m:sub>
+                              <m:sSub>
+                                <m:e>
+                                  <m:r>
+                                    <m:rPr>
+                                      <m:scr m:val="script"/>
+                                      <m:sty m:val="p"/>
+                                    </m:rPr>
+                                    <m:t>D</m:t>
+                                  </m:r>
+                                </m:e>
+                                <m:sub>
+                                  <m:r>
+                                    <m:rPr>
+                                      <m:nor/>
+                                      <m:sty m:val="p"/>
+                                    </m:rPr>
+                                    <m:t>train</m:t>
+                                  </m:r>
+                                </m:sub>
+                              </m:sSub>
+                            </m:sub>
+                          </m:sSub>
                           <m:r>
                             <m:t>​</m:t>
                           </m:r>
@@ -20963,16 +21066,32 @@
           <m:e>
             <m:sSup>
               <m:e>
-                <m:acc>
-                  <m:accPr>
-                    <m:chr m:val="̂"/>
-                  </m:accPr>
+                <m:r>
+                  <m:t>​</m:t>
+                </m:r>
+                <m:d>
+                  <m:dPr>
+                    <m:begChr m:val="("/>
+                    <m:sepChr m:val=""/>
+                    <m:endChr m:val=")"/>
+                    <m:grow/>
+                  </m:dPr>
                   <m:e>
-                    <m:r>
-                      <m:t>y</m:t>
-                    </m:r>
+                    <m:acc>
+                      <m:accPr>
+                        <m:chr m:val="̂"/>
+                      </m:accPr>
+                      <m:e>
+                        <m:r>
+                          <m:t>y</m:t>
+                        </m:r>
+                      </m:e>
+                    </m:acc>
                   </m:e>
-                </m:acc>
+                </m:d>
+                <m:r>
+                  <m:t>​</m:t>
+                </m:r>
               </m:e>
               <m:sup>
                 <m:r>
@@ -22596,7 +22715,13 @@
         <w:t xml:space="preserve"> </w:t>
       </w:r>
       <w:r>
-        <w:t xml:space="preserve">splits that error, under squared-error loss,</w:t>
+        <w:t xml:space="preserve">splits each of those expected prediction errors,</w:t>
+      </w:r>
+      <w:r>
+        <w:t xml:space="preserve"> </w:t>
+      </w:r>
+      <w:r>
+        <w:t xml:space="preserve">under squared-error loss,</w:t>
       </w:r>
       <w:r>
         <w:t xml:space="preserve"> </w:t>
@@ -31748,9 +31873,16 @@
           </m:r>
           <m:sSub>
             <m:e>
-              <m:r>
-                <m:t>g</m:t>
-              </m:r>
+              <m:acc>
+                <m:accPr>
+                  <m:chr m:val="̂"/>
+                </m:accPr>
+                <m:e>
+                  <m:r>
+                    <m:t>y</m:t>
+                  </m:r>
+                </m:e>
+              </m:acc>
             </m:e>
             <m:sub>
               <m:r>
@@ -31758,42 +31890,6 @@
               </m:r>
             </m:sub>
           </m:sSub>
-          <m:r>
-            <m:t>​</m:t>
-          </m:r>
-          <m:d>
-            <m:dPr>
-              <m:begChr m:val="("/>
-              <m:sepChr m:val=""/>
-              <m:endChr m:val=")"/>
-              <m:grow/>
-            </m:dPr>
-            <m:e>
-              <m:sSub>
-                <m:e>
-                  <m:r>
-                    <m:rPr>
-                      <m:scr m:val="script"/>
-                      <m:sty m:val="p"/>
-                    </m:rPr>
-                    <m:t>D</m:t>
-                  </m:r>
-                </m:e>
-                <m:sub>
-                  <m:r>
-                    <m:rPr>
-                      <m:nor/>
-                      <m:sty m:val="p"/>
-                    </m:rPr>
-                    <m:t>train</m:t>
-                  </m:r>
-                </m:sub>
-              </m:sSub>
-            </m:e>
-          </m:d>
-          <m:r>
-            <m:t>​</m:t>
-          </m:r>
           <m:r>
             <m:t>​</m:t>
           </m:r>
@@ -41416,20 +41512,20 @@
               </m:r>
             </m:lim>
           </m:limUpp>
-          <m:r>
-            <m:t>g</m:t>
-          </m:r>
-          <m:r>
-            <m:t>​</m:t>
-          </m:r>
-          <m:d>
-            <m:dPr>
-              <m:begChr m:val="("/>
-              <m:sepChr m:val=""/>
-              <m:endChr m:val=")"/>
-              <m:grow/>
-            </m:dPr>
+          <m:sSub>
             <m:e>
+              <m:acc>
+                <m:accPr>
+                  <m:chr m:val="̂"/>
+                </m:accPr>
+                <m:e>
+                  <m:r>
+                    <m:t>y</m:t>
+                  </m:r>
+                </m:e>
+              </m:acc>
+            </m:e>
+            <m:sub>
               <m:r>
                 <m:t>​</m:t>
               </m:r>
@@ -41528,11 +41624,8 @@
                   </m:sSub>
                 </m:sub>
               </m:sSub>
-            </m:e>
-          </m:d>
-          <m:r>
-            <m:t>​</m:t>
-          </m:r>
+            </m:sub>
+          </m:sSub>
           <m:r>
             <m:t>​</m:t>
           </m:r>
@@ -45772,7 +45865,7 @@
         <w:t xml:space="preserve"> </w:t>
       </w:r>
       <w:r>
-        <w:t xml:space="preserve">tends to overstate the error of a rule fitted to all</w:t>
+        <w:t xml:space="preserve">tends to overstate the expected generalization error of a rule fitted to all</w:t>
       </w:r>
       <w:r>
         <w:t xml:space="preserve"> </w:t>
@@ -48872,7 +48965,7 @@
         <w:t xml:space="preserve"> </w:t>
       </w:r>
       <w:r>
-        <w:t xml:space="preserve">not the error of a fit to 30 points.</w:t>
+        <w:t xml:space="preserve">not the expected generalization error of a fit to 30 points.</w:t>
       </w:r>
       <w:r>
         <w:t xml:space="preserve"> </w:t>
@@ -54039,20 +54132,20 @@
           </m:rPr>
           <m:t>=</m:t>
         </m:r>
-        <m:r>
-          <m:t>g</m:t>
-        </m:r>
-        <m:r>
-          <m:t>​</m:t>
-        </m:r>
-        <m:d>
-          <m:dPr>
-            <m:begChr m:val="("/>
-            <m:sepChr m:val=""/>
-            <m:endChr m:val=")"/>
-            <m:grow/>
-          </m:dPr>
+        <m:sSub>
           <m:e>
+            <m:acc>
+              <m:accPr>
+                <m:chr m:val="̂"/>
+              </m:accPr>
+              <m:e>
+                <m:r>
+                  <m:t>y</m:t>
+                </m:r>
+              </m:e>
+            </m:acc>
+          </m:e>
+          <m:sub>
             <m:r>
               <m:t>​</m:t>
             </m:r>
@@ -54190,11 +54283,8 @@
                 </m:r>
               </m:sub>
             </m:sSub>
-          </m:e>
-        </m:d>
-        <m:r>
-          <m:t>​</m:t>
-        </m:r>
+          </m:sub>
+        </m:sSub>
         <m:r>
           <m:t>​</m:t>
         </m:r>
@@ -59387,9 +59477,16 @@
           </m:limUpp>
           <m:sSub>
             <m:e>
-              <m:r>
-                <m:t>g</m:t>
-              </m:r>
+              <m:acc>
+                <m:accPr>
+                  <m:chr m:val="̂"/>
+                </m:accPr>
+                <m:e>
+                  <m:r>
+                    <m:t>y</m:t>
+                  </m:r>
+                </m:e>
+              </m:acc>
             </m:e>
             <m:sub>
               <m:r>
@@ -59512,42 +59609,6 @@
               </m:r>
             </m:sub>
           </m:sSub>
-          <m:r>
-            <m:t>​</m:t>
-          </m:r>
-          <m:d>
-            <m:dPr>
-              <m:begChr m:val="("/>
-              <m:sepChr m:val=""/>
-              <m:endChr m:val=")"/>
-              <m:grow/>
-            </m:dPr>
-            <m:e>
-              <m:sSub>
-                <m:e>
-                  <m:r>
-                    <m:rPr>
-                      <m:scr m:val="script"/>
-                      <m:sty m:val="p"/>
-                    </m:rPr>
-                    <m:t>D</m:t>
-                  </m:r>
-                </m:e>
-                <m:sub>
-                  <m:r>
-                    <m:rPr>
-                      <m:nor/>
-                      <m:sty m:val="p"/>
-                    </m:rPr>
-                    <m:t>train</m:t>
-                  </m:r>
-                </m:sub>
-              </m:sSub>
-            </m:e>
-          </m:d>
-          <m:r>
-            <m:t>​</m:t>
-          </m:r>
           <m:r>
             <m:rPr>
               <m:sty m:val="p"/>

--- a/pr-preview/pr-274/model-validation-handout.docx
+++ b/pr-preview/pr-274/model-validation-handout.docx
@@ -15,7 +15,7 @@
         <w:pStyle w:val="Date"/>
       </w:pPr>
       <w:r>
-        <w:t xml:space="preserve">Last modified: 2026-10-17 02:45:49 (PDT)</w:t>
+        <w:t xml:space="preserve">Last modified: 2026-10-17 03:08:38 (PDT)</w:t>
       </w:r>
     </w:p>
     <w:bookmarkStart w:id="17" w:name="sec-data-sets"/>
@@ -24236,9 +24236,16 @@
       <m:oMath>
         <m:sSub>
           <m:e>
-            <m:r>
-              <m:t>g</m:t>
-            </m:r>
+            <m:acc>
+              <m:accPr>
+                <m:chr m:val="̂"/>
+              </m:accPr>
+              <m:e>
+                <m:r>
+                  <m:t>y</m:t>
+                </m:r>
+              </m:e>
+            </m:acc>
           </m:e>
           <m:sub>
             <m:r>
@@ -24266,9 +24273,16 @@
         </m:r>
         <m:sSub>
           <m:e>
-            <m:r>
-              <m:t>g</m:t>
-            </m:r>
+            <m:acc>
+              <m:accPr>
+                <m:chr m:val="̂"/>
+              </m:accPr>
+              <m:e>
+                <m:r>
+                  <m:t>y</m:t>
+                </m:r>
+              </m:e>
+            </m:acc>
           </m:e>
           <m:sub>
             <m:r>
@@ -24292,9 +24306,16 @@
       <m:oMath>
         <m:sSub>
           <m:e>
-            <m:r>
-              <m:t>g</m:t>
-            </m:r>
+            <m:acc>
+              <m:accPr>
+                <m:chr m:val="̂"/>
+              </m:accPr>
+              <m:e>
+                <m:r>
+                  <m:t>y</m:t>
+                </m:r>
+              </m:e>
+            </m:acc>
           </m:e>
           <m:sub>
             <m:r>
@@ -24315,9 +24336,16 @@
       <m:oMath>
         <m:sSub>
           <m:e>
-            <m:r>
-              <m:t>g</m:t>
-            </m:r>
+            <m:acc>
+              <m:accPr>
+                <m:chr m:val="̂"/>
+              </m:accPr>
+              <m:e>
+                <m:r>
+                  <m:t>y</m:t>
+                </m:r>
+              </m:e>
+            </m:acc>
           </m:e>
           <m:sub>
             <m:r>
@@ -24574,7 +24602,27 @@
         <w:t xml:space="preserve"> </w:t>
       </w:r>
       <w:r>
-        <w:t xml:space="preserve">is a candidate of</w:t>
+        <w:t xml:space="preserve">is among the functions that candidate</w:t>
+      </w:r>
+      <w:r>
+        <w:t xml:space="preserve"> </w:t>
+      </w:r>
+      <m:oMath>
+        <m:r>
+          <m:t>1</m:t>
+        </m:r>
+      </m:oMath>
+      <w:r>
+        <w:t xml:space="preserve"> </w:t>
+      </w:r>
+      <w:r>
+        <w:t xml:space="preserve">can fit,</w:t>
+      </w:r>
+      <w:r>
+        <w:t xml:space="preserve"> </w:t>
+      </w:r>
+      <w:r>
+        <w:t xml:space="preserve">the squared bias of</w:t>
       </w:r>
       <w:r>
         <w:t xml:space="preserve"> </w:t>
@@ -24582,9 +24630,16 @@
       <m:oMath>
         <m:sSub>
           <m:e>
-            <m:r>
-              <m:t>g</m:t>
-            </m:r>
+            <m:acc>
+              <m:accPr>
+                <m:chr m:val="̂"/>
+              </m:accPr>
+              <m:e>
+                <m:r>
+                  <m:t>y</m:t>
+                </m:r>
+              </m:e>
+            </m:acc>
           </m:e>
           <m:sub>
             <m:r>
@@ -24594,13 +24649,16 @@
         </m:sSub>
       </m:oMath>
       <w:r>
-        <w:t xml:space="preserve">,</w:t>
-      </w:r>
-      <w:r>
-        <w:t xml:space="preserve"> </w:t>
-      </w:r>
-      <w:r>
-        <w:t xml:space="preserve">the squared bias of</w:t>
+        <w:t xml:space="preserve"> </w:t>
+      </w:r>
+      <w:r>
+        <w:t xml:space="preserve">can be zero,</w:t>
+      </w:r>
+      <w:r>
+        <w:t xml:space="preserve"> </w:t>
+      </w:r>
+      <w:r>
+        <w:t xml:space="preserve">and then no more flexible</w:t>
       </w:r>
       <w:r>
         <w:t xml:space="preserve"> </w:t>
@@ -24608,13 +24666,20 @@
       <m:oMath>
         <m:sSub>
           <m:e>
-            <m:r>
-              <m:t>g</m:t>
-            </m:r>
+            <m:acc>
+              <m:accPr>
+                <m:chr m:val="̂"/>
+              </m:accPr>
+              <m:e>
+                <m:r>
+                  <m:t>y</m:t>
+                </m:r>
+              </m:e>
+            </m:acc>
           </m:e>
           <m:sub>
             <m:r>
-              <m:t>1</m:t>
+              <m:t>l</m:t>
             </m:r>
           </m:sub>
         </m:sSub>
@@ -24623,35 +24688,6 @@
         <w:t xml:space="preserve"> </w:t>
       </w:r>
       <w:r>
-        <w:t xml:space="preserve">can be zero,</w:t>
-      </w:r>
-      <w:r>
-        <w:t xml:space="preserve"> </w:t>
-      </w:r>
-      <w:r>
-        <w:t xml:space="preserve">and then no later</w:t>
-      </w:r>
-      <w:r>
-        <w:t xml:space="preserve"> </w:t>
-      </w:r>
-      <m:oMath>
-        <m:sSub>
-          <m:e>
-            <m:r>
-              <m:t>g</m:t>
-            </m:r>
-          </m:e>
-          <m:sub>
-            <m:r>
-              <m:t>l</m:t>
-            </m:r>
-          </m:sub>
-        </m:sSub>
-      </m:oMath>
-      <w:r>
-        <w:t xml:space="preserve"> </w:t>
-      </w:r>
-      <w:r>
         <w:t xml:space="preserve">has a smaller squared bias</w:t>
       </w:r>
       <w:r>
@@ -24670,19 +24706,19 @@
         <w:t xml:space="preserve"> </w:t>
       </w:r>
       <w:r>
-        <w:t xml:space="preserve">The procedures past the smallest error</w:t>
-      </w:r>
-      <w:r>
-        <w:t xml:space="preserve"> </w:t>
-      </w:r>
-      <w:r>
-        <w:t xml:space="preserve">have lowered their squared bias by less than they have raised their variance,</w:t>
-      </w:r>
-      <w:r>
-        <w:t xml:space="preserve"> </w:t>
-      </w:r>
-      <w:r>
-        <w:t xml:space="preserve">and the rules they produce tend to</w:t>
+        <w:t xml:space="preserve">Past the candidate with the smallest expected squared prediction error,</w:t>
+      </w:r>
+      <w:r>
+        <w:t xml:space="preserve"> </w:t>
+      </w:r>
+      <w:r>
+        <w:t xml:space="preserve">the more flexible candidates have lowered their squared bias by less than they have raised their variance,</w:t>
+      </w:r>
+      <w:r>
+        <w:t xml:space="preserve"> </w:t>
+      </w:r>
+      <w:r>
+        <w:t xml:space="preserve">and their fitted models tend to</w:t>
       </w:r>
       <w:r>
         <w:t xml:space="preserve"> </w:t>
@@ -24702,7 +24738,7 @@
         <w:t xml:space="preserve"> </w:t>
       </w:r>
       <w:r>
-        <w:t xml:space="preserve">they fit their training sets more closely than the procedure with the smallest error</w:t>
+        <w:t xml:space="preserve">they fit their training sets more closely than the fitted model of the candidate with the smallest expected squared prediction error</w:t>
       </w:r>
       <w:r>
         <w:t xml:space="preserve"> </w:t>
@@ -33510,17 +33546,17 @@
         <w:t xml:space="preserve"> </w:t>
       </w:r>
       <w:r>
-        <w:t xml:space="preserve">on which the rule of the</w:t>
-      </w:r>
-      <w:r>
-        <w:t xml:space="preserve"> </w:t>
-      </w:r>
-      <w:hyperlink w:anchor="def-validation-choice">
+        <w:t xml:space="preserve">on which the</w:t>
+      </w:r>
+      <w:r>
+        <w:t xml:space="preserve"> </w:t>
+      </w:r>
+      <w:hyperlink w:anchor="def-fitted-model">
         <w:r>
           <w:rPr>
             <w:rStyle w:val="Hyperlink"/>
           </w:rPr>
-          <w:t xml:space="preserve">validation choice</w:t>
+          <w:t xml:space="preserve">fitted model</w:t>
         </w:r>
       </w:hyperlink>
       <w:r>
@@ -33529,9 +33565,16 @@
       <m:oMath>
         <m:sSub>
           <m:e>
-            <m:r>
-              <m:t>g</m:t>
-            </m:r>
+            <m:acc>
+              <m:accPr>
+                <m:chr m:val="̂"/>
+              </m:accPr>
+              <m:e>
+                <m:r>
+                  <m:t>y</m:t>
+                </m:r>
+              </m:e>
+            </m:acc>
           </m:e>
           <m:sub>
             <m:acc>
@@ -33551,7 +33594,24 @@
         <w:t xml:space="preserve"> </w:t>
       </w:r>
       <w:r>
-        <w:t xml:space="preserve">is scored:</w:t>
+        <w:t xml:space="preserve">that the</w:t>
+      </w:r>
+      <w:r>
+        <w:t xml:space="preserve"> </w:t>
+      </w:r>
+      <w:hyperlink w:anchor="def-validation-choice">
+        <w:r>
+          <w:rPr>
+            <w:rStyle w:val="Hyperlink"/>
+          </w:rPr>
+          <w:t xml:space="preserve">validation choice</w:t>
+        </w:r>
+      </w:hyperlink>
+      <w:r>
+        <w:t xml:space="preserve"> </w:t>
+      </w:r>
+      <w:r>
+        <w:t xml:space="preserve">picks is scored:</w:t>
       </w:r>
     </w:p>
     <w:p>
@@ -34090,7 +34150,7 @@
         </w:numPr>
       </w:pPr>
       <w:r>
-        <w:t xml:space="preserve">the training set is used to fit each candidate procedure,</w:t>
+        <w:t xml:space="preserve">the training set is used to fit each candidate model,</w:t>
       </w:r>
       <w:r>
         <w:t xml:space="preserve"> </w:t>
@@ -34169,7 +34229,7 @@
         <w:t xml:space="preserve"> </w:t>
       </w:r>
       <w:r>
-        <w:t xml:space="preserve">of the chosen rule.</w:t>
+        <w:t xml:space="preserve">of the chosen fitted model.</w:t>
       </w:r>
     </w:p>
     <w:p>
@@ -34177,7 +34237,7 @@
         <w:pStyle w:val="FirstParagraph"/>
       </w:pPr>
       <w:r>
-        <w:t xml:space="preserve">The chosen procedure won on the validation set</w:t>
+        <w:t xml:space="preserve">The chosen fitted model won on the validation set</w:t>
       </w:r>
       <w:r>
         <w:t xml:space="preserve"> </w:t>
@@ -34189,7 +34249,7 @@
         <w:t xml:space="preserve"> </w:t>
       </w:r>
       <w:r>
-        <w:t xml:space="preserve">so its validation error is optimistic.</w:t>
+        <w:t xml:space="preserve">so its prediction error on the validation set is optimistic as an estimate of its generalization error.</w:t>
       </w:r>
       <w:r>
         <w:t xml:space="preserve"> </w:t>
@@ -57835,7 +57895,7 @@
         <w:rPr>
           <w:rStyle w:val="CommentTok"/>
         </w:rPr>
-        <w:t xml:space="preserve">#&gt;    8.88178e-15    2.00000e+00</w:t>
+        <w:t xml:space="preserve">#&gt;    7.10543e-15    2.00000e+00</w:t>
       </w:r>
     </w:p>
     <w:p>
@@ -57843,7 +57903,7 @@
         <w:pStyle w:val="FirstParagraph"/>
       </w:pPr>
       <w:r>
-        <w:t xml:space="preserve">The two columns differ by at most 8.9e-15,</w:t>
+        <w:t xml:space="preserve">The two columns differ by at most 7.1e-15,</w:t>
       </w:r>
       <w:r>
         <w:t xml:space="preserve"> </w:t>

--- a/pr-preview/pr-274/model-validation-handout.docx
+++ b/pr-preview/pr-274/model-validation-handout.docx
@@ -15,7 +15,7 @@
         <w:pStyle w:val="Date"/>
       </w:pPr>
       <w:r>
-        <w:t xml:space="preserve">Last modified: 2026-10-17 03:08:38 (PDT)</w:t>
+        <w:t xml:space="preserve">Last modified: 2026-10-17 03:43:21 (PDT)</w:t>
       </w:r>
     </w:p>
     <w:bookmarkStart w:id="17" w:name="sec-data-sets"/>
@@ -3534,74 +3534,7 @@
         <w:t xml:space="preserve"> </w:t>
       </w:r>
       <w:r>
-        <w:t xml:space="preserve">that a</w:t>
-      </w:r>
-      <w:r>
-        <w:t xml:space="preserve"> </w:t>
-      </w:r>
-      <w:hyperlink w:anchor="def-fitting-procedure">
-        <w:r>
-          <w:rPr>
-            <w:rStyle w:val="Hyperlink"/>
-          </w:rPr>
-          <w:t xml:space="preserve">fitting procedure</w:t>
-        </w:r>
-      </w:hyperlink>
-      <w:r>
-        <w:t xml:space="preserve"> </w:t>
-      </w:r>
-      <m:oMath>
-        <m:r>
-          <m:t>g</m:t>
-        </m:r>
-      </m:oMath>
-      <w:r>
-        <w:t xml:space="preserve"> </w:t>
-      </w:r>
-      <w:r>
-        <w:t xml:space="preserve">produces from a</w:t>
-      </w:r>
-      <w:r>
-        <w:t xml:space="preserve"> </w:t>
-      </w:r>
-      <w:hyperlink w:anchor="def-training-set">
-        <w:r>
-          <w:rPr>
-            <w:rStyle w:val="Hyperlink"/>
-          </w:rPr>
-          <w:t xml:space="preserve">training set</w:t>
-        </w:r>
-      </w:hyperlink>
-      <w:r>
-        <w:t xml:space="preserve"> </w:t>
-      </w:r>
-      <m:oMath>
-        <m:sSub>
-          <m:e>
-            <m:r>
-              <m:rPr>
-                <m:scr m:val="script"/>
-                <m:sty m:val="p"/>
-              </m:rPr>
-              <m:t>D</m:t>
-            </m:r>
-          </m:e>
-          <m:sub>
-            <m:r>
-              <m:rPr>
-                <m:nor/>
-                <m:sty m:val="p"/>
-              </m:rPr>
-              <m:t>train</m:t>
-            </m:r>
-          </m:sub>
-        </m:sSub>
-      </m:oMath>
-      <w:r>
-        <w:t xml:space="preserve"> </w:t>
-      </w:r>
-      <w:r>
-        <w:t xml:space="preserve">is the</w:t>
+        <w:t xml:space="preserve">is shorthand for the</w:t>
       </w:r>
       <w:r>
         <w:t xml:space="preserve"> </w:t>
@@ -3656,7 +3589,80 @@
         </m:sSub>
       </m:oMath>
       <w:r>
-        <w:t xml:space="preserve">:</w:t>
+        <w:t xml:space="preserve"> </w:t>
+      </w:r>
+      <w:r>
+        <w:t xml:space="preserve">that a</w:t>
+      </w:r>
+      <w:r>
+        <w:t xml:space="preserve"> </w:t>
+      </w:r>
+      <w:hyperlink w:anchor="def-fitting-procedure">
+        <w:r>
+          <w:rPr>
+            <w:rStyle w:val="Hyperlink"/>
+          </w:rPr>
+          <w:t xml:space="preserve">fitting procedure</w:t>
+        </w:r>
+      </w:hyperlink>
+      <w:r>
+        <w:t xml:space="preserve"> </w:t>
+      </w:r>
+      <m:oMath>
+        <m:r>
+          <m:t>g</m:t>
+        </m:r>
+      </m:oMath>
+      <w:r>
+        <w:t xml:space="preserve"> </w:t>
+      </w:r>
+      <w:r>
+        <w:t xml:space="preserve">produces from the</w:t>
+      </w:r>
+      <w:r>
+        <w:t xml:space="preserve"> </w:t>
+      </w:r>
+      <w:hyperlink w:anchor="def-training-set">
+        <w:r>
+          <w:rPr>
+            <w:rStyle w:val="Hyperlink"/>
+          </w:rPr>
+          <w:t xml:space="preserve">training set</w:t>
+        </w:r>
+      </w:hyperlink>
+      <w:r>
+        <w:t xml:space="preserve"> </w:t>
+      </w:r>
+      <m:oMath>
+        <m:sSub>
+          <m:e>
+            <m:r>
+              <m:rPr>
+                <m:scr m:val="script"/>
+                <m:sty m:val="p"/>
+              </m:rPr>
+              <m:t>D</m:t>
+            </m:r>
+          </m:e>
+          <m:sub>
+            <m:r>
+              <m:rPr>
+                <m:nor/>
+                <m:sty m:val="p"/>
+              </m:rPr>
+              <m:t>train</m:t>
+            </m:r>
+          </m:sub>
+        </m:sSub>
+      </m:oMath>
+      <w:r>
+        <w:t xml:space="preserve">,</w:t>
+      </w:r>
+      <w:r>
+        <w:t xml:space="preserve"> </w:t>
+      </w:r>
+      <w:r>
+        <w:t xml:space="preserve">written without the subscript when the training set is the one in use:</w:t>
       </w:r>
     </w:p>
     <w:p>
